--- a/작업일지/졸업작품 작업일지 - 20+28주차.docx
+++ b/작업일지/졸업작품 작업일지 - 20+28주차.docx
@@ -1,6 +1,6 @@
 
 <file path=word/document.xml><?xml version="1.0" encoding="utf-8"?>
-<w:document xmlns:wpc="http://schemas.microsoft.com/office/word/2010/wordprocessingCanvas" xmlns:cx="http://schemas.microsoft.com/office/drawing/2014/chartex" xmlns:cx1="http://schemas.microsoft.com/office/drawing/2015/9/8/chartex" xmlns:cx2="http://schemas.microsoft.com/office/drawing/2015/10/21/chartex" xmlns:cx3="http://schemas.microsoft.com/office/drawing/2016/5/9/chartex" xmlns:cx4="http://schemas.microsoft.com/office/drawing/2016/5/10/chartex" xmlns:cx5="http://schemas.microsoft.com/office/drawing/2016/5/11/chartex" xmlns:cx6="http://schemas.microsoft.com/office/drawing/2016/5/12/chartex" xmlns:cx7="http://schemas.microsoft.com/office/drawing/2016/5/13/chartex" xmlns:cx8="http://schemas.microsoft.com/office/drawing/2016/5/14/chartex" xmlns:mc="http://schemas.openxmlformats.org/markup-compatibility/2006" xmlns:aink="http://schemas.microsoft.com/office/drawing/2016/ink" xmlns:am3d="http://schemas.microsoft.com/office/drawing/2017/model3d" xmlns:o="urn:schemas-microsoft-com:office:office" xmlns:oel="http://schemas.microsoft.com/office/2019/extlst" xmlns:r="http://schemas.openxmlformats.org/officeDocument/2006/relationships" xmlns:m="http://schemas.openxmlformats.org/officeDocument/2006/math" xmlns:v="urn:schemas-microsoft-com:vml" xmlns:wp14="http://schemas.microsoft.com/office/word/2010/wordprocessingDrawing" xmlns:wp="http://schemas.openxmlformats.org/drawingml/2006/wordprocessingDrawing" xmlns:w10="urn:schemas-microsoft-com:office:word" xmlns:w="http://schemas.openxmlformats.org/wordprocessingml/2006/main" xmlns:w14="http://schemas.microsoft.com/office/word/2010/wordml" xmlns:w15="http://schemas.microsoft.com/office/word/2012/wordml" xmlns:w16cex="http://schemas.microsoft.com/office/word/2018/wordml/cex" xmlns:w16cid="http://schemas.microsoft.com/office/word/2016/wordml/cid" xmlns:w16="http://schemas.microsoft.com/office/word/2018/wordml" xmlns:w16du="http://schemas.microsoft.com/office/word/2023/wordml/word16du" xmlns:w16sdtdh="http://schemas.microsoft.com/office/word/2020/wordml/sdtdatahash" xmlns:w16sdtfl="http://schemas.microsoft.com/office/word/2024/wordml/sdtformatlock" xmlns:w16se="http://schemas.microsoft.com/office/word/2015/wordml/symex" xmlns:wpg="http://schemas.microsoft.com/office/word/2010/wordprocessingGroup" xmlns:wpi="http://schemas.microsoft.com/office/word/2010/wordprocessingInk" xmlns:wne="http://schemas.microsoft.com/office/word/2006/wordml" xmlns:wps="http://schemas.microsoft.com/office/word/2010/wordprocessingShape" mc:Ignorable="w14 w15 w16se w16cid w16 w16cex w16sdtdh w16sdtfl w16du wp14">
+<w:document xmlns:wpc="http://schemas.microsoft.com/office/word/2010/wordprocessingCanvas" xmlns:cx="http://schemas.microsoft.com/office/drawing/2014/chartex" xmlns:cx1="http://schemas.microsoft.com/office/drawing/2015/9/8/chartex" xmlns:cx2="http://schemas.microsoft.com/office/drawing/2015/10/21/chartex" xmlns:cx3="http://schemas.microsoft.com/office/drawing/2016/5/9/chartex" xmlns:cx4="http://schemas.microsoft.com/office/drawing/2016/5/10/chartex" xmlns:cx5="http://schemas.microsoft.com/office/drawing/2016/5/11/chartex" xmlns:cx6="http://schemas.microsoft.com/office/drawing/2016/5/12/chartex" xmlns:cx7="http://schemas.microsoft.com/office/drawing/2016/5/13/chartex" xmlns:cx8="http://schemas.microsoft.com/office/drawing/2016/5/14/chartex" xmlns:mc="http://schemas.openxmlformats.org/markup-compatibility/2006" xmlns:aink="http://schemas.microsoft.com/office/drawing/2016/ink" xmlns:am3d="http://schemas.microsoft.com/office/drawing/2017/model3d" xmlns:o="urn:schemas-microsoft-com:office:office" xmlns:r="http://schemas.openxmlformats.org/officeDocument/2006/relationships" xmlns:m="http://schemas.openxmlformats.org/officeDocument/2006/math" xmlns:v="urn:schemas-microsoft-com:vml" xmlns:wp14="http://schemas.microsoft.com/office/word/2010/wordprocessingDrawing" xmlns:wp="http://schemas.openxmlformats.org/drawingml/2006/wordprocessingDrawing" xmlns:w10="urn:schemas-microsoft-com:office:word" xmlns:w="http://schemas.openxmlformats.org/wordprocessingml/2006/main" xmlns:w14="http://schemas.microsoft.com/office/word/2010/wordml" xmlns:w15="http://schemas.microsoft.com/office/word/2012/wordml" xmlns:w16cid="http://schemas.microsoft.com/office/word/2016/wordml/cid" xmlns:w16se="http://schemas.microsoft.com/office/word/2015/wordml/symex" xmlns:wpg="http://schemas.microsoft.com/office/word/2010/wordprocessingGroup" xmlns:wpi="http://schemas.microsoft.com/office/word/2010/wordprocessingInk" xmlns:wne="http://schemas.microsoft.com/office/word/2006/wordml" xmlns:wps="http://schemas.microsoft.com/office/word/2010/wordprocessingShape" mc:Ignorable="w14 w15 w16se w16cid wp14">
   <w:body>
     <w:tbl>
       <w:tblPr>
@@ -45,7 +45,25 @@
                 <w:szCs w:val="40"/>
                 <w:u w:val="single"/>
               </w:rPr>
-              <w:t>졸업작품 작업일지</w:t>
+              <w:t>졸업작품</w:t>
+            </w:r>
+            <w:r>
+              <w:rPr>
+                <w:rFonts w:hint="eastAsia"/>
+                <w:sz w:val="36"/>
+                <w:szCs w:val="40"/>
+                <w:u w:val="single"/>
+              </w:rPr>
+              <w:t xml:space="preserve"> </w:t>
+            </w:r>
+            <w:r>
+              <w:rPr>
+                <w:rFonts w:hint="eastAsia"/>
+                <w:sz w:val="36"/>
+                <w:szCs w:val="40"/>
+                <w:u w:val="single"/>
+              </w:rPr>
+              <w:t>작업일지</w:t>
             </w:r>
           </w:p>
         </w:tc>
@@ -91,7 +109,15 @@
                 <w:b/>
                 <w:sz w:val="18"/>
               </w:rPr>
-              <w:t>2020180033 장명운</w:t>
+              <w:t xml:space="preserve">2020180033 </w:t>
+            </w:r>
+            <w:r>
+              <w:rPr>
+                <w:rFonts w:hint="eastAsia"/>
+                <w:b/>
+                <w:sz w:val="18"/>
+              </w:rPr>
+              <w:t>장명운</w:t>
             </w:r>
           </w:p>
           <w:p>
@@ -124,7 +150,15 @@
                 <w:b/>
                 <w:sz w:val="18"/>
               </w:rPr>
-              <w:t>20184021 우상훈</w:t>
+              <w:t xml:space="preserve">20184021 </w:t>
+            </w:r>
+            <w:r>
+              <w:rPr>
+                <w:rFonts w:hint="eastAsia"/>
+                <w:b/>
+                <w:sz w:val="18"/>
+              </w:rPr>
+              <w:t>우상훈</w:t>
             </w:r>
           </w:p>
           <w:p>
@@ -162,7 +196,17 @@
                 <w:sz w:val="18"/>
                 <w:szCs w:val="18"/>
               </w:rPr>
-              <w:t>20184026 이종진</w:t>
+              <w:t xml:space="preserve">20184026 </w:t>
+            </w:r>
+            <w:r>
+              <w:rPr>
+                <w:rFonts w:hint="eastAsia"/>
+                <w:b/>
+                <w:bCs/>
+                <w:sz w:val="18"/>
+                <w:szCs w:val="18"/>
+              </w:rPr>
+              <w:t>이종진</w:t>
             </w:r>
           </w:p>
         </w:tc>
@@ -415,7 +459,39 @@
                 <w:b/>
                 <w:sz w:val="22"/>
               </w:rPr>
-              <w:t>정 내 훈</w:t>
+              <w:t>정</w:t>
+            </w:r>
+            <w:r>
+              <w:rPr>
+                <w:rFonts w:hint="eastAsia"/>
+                <w:b/>
+                <w:sz w:val="22"/>
+              </w:rPr>
+              <w:t xml:space="preserve"> </w:t>
+            </w:r>
+            <w:r>
+              <w:rPr>
+                <w:rFonts w:hint="eastAsia"/>
+                <w:b/>
+                <w:sz w:val="22"/>
+              </w:rPr>
+              <w:t>내</w:t>
+            </w:r>
+            <w:r>
+              <w:rPr>
+                <w:rFonts w:hint="eastAsia"/>
+                <w:b/>
+                <w:sz w:val="22"/>
+              </w:rPr>
+              <w:t xml:space="preserve"> </w:t>
+            </w:r>
+            <w:r>
+              <w:rPr>
+                <w:rFonts w:hint="eastAsia"/>
+                <w:b/>
+                <w:sz w:val="22"/>
+              </w:rPr>
+              <w:t>훈</w:t>
             </w:r>
             <w:r>
               <w:t>(</w:t>
@@ -424,7 +500,13 @@
               <w:rPr>
                 <w:rFonts w:hint="eastAsia"/>
               </w:rPr>
-              <w:t>서명)</w:t>
+              <w:t>서명</w:t>
+            </w:r>
+            <w:r>
+              <w:rPr>
+                <w:rFonts w:hint="eastAsia"/>
+              </w:rPr>
+              <w:t>)</w:t>
             </w:r>
           </w:p>
         </w:tc>
@@ -452,7 +534,23 @@
                 <w:b/>
                 <w:sz w:val="22"/>
               </w:rPr>
-              <w:t>이번주 한일</w:t>
+              <w:t>이번주</w:t>
+            </w:r>
+            <w:r>
+              <w:rPr>
+                <w:rFonts w:hint="eastAsia"/>
+                <w:b/>
+                <w:sz w:val="22"/>
+              </w:rPr>
+              <w:t xml:space="preserve"> </w:t>
+            </w:r>
+            <w:r>
+              <w:rPr>
+                <w:rFonts w:hint="eastAsia"/>
+                <w:b/>
+                <w:sz w:val="22"/>
+              </w:rPr>
+              <w:t>한일</w:t>
             </w:r>
           </w:p>
         </w:tc>
@@ -474,7 +572,329 @@
                 <w:rFonts w:hint="eastAsia"/>
                 <w:b/>
               </w:rPr>
-              <w:t>장명운: 애니메이션 스케줄링 버그 수정, 물리 서브스텝 구현, 카메라가 지형을 뚫지 않도록 구현, 스프링 카메라 구현, 유니티 래그돌 설정 스크립트 작성, 학회 논문 작성</w:t>
+              <w:t>장명운</w:t>
+            </w:r>
+            <w:r>
+              <w:rPr>
+                <w:rFonts w:hint="eastAsia"/>
+                <w:b/>
+              </w:rPr>
+              <w:t xml:space="preserve">: </w:t>
+            </w:r>
+            <w:r>
+              <w:rPr>
+                <w:rFonts w:hint="eastAsia"/>
+                <w:b/>
+              </w:rPr>
+              <w:t>애니메이션</w:t>
+            </w:r>
+            <w:r>
+              <w:rPr>
+                <w:rFonts w:hint="eastAsia"/>
+                <w:b/>
+              </w:rPr>
+              <w:t xml:space="preserve"> </w:t>
+            </w:r>
+            <w:r>
+              <w:rPr>
+                <w:rFonts w:hint="eastAsia"/>
+                <w:b/>
+              </w:rPr>
+              <w:t>스케줄링</w:t>
+            </w:r>
+            <w:r>
+              <w:rPr>
+                <w:rFonts w:hint="eastAsia"/>
+                <w:b/>
+              </w:rPr>
+              <w:t xml:space="preserve"> </w:t>
+            </w:r>
+            <w:r>
+              <w:rPr>
+                <w:rFonts w:hint="eastAsia"/>
+                <w:b/>
+              </w:rPr>
+              <w:t>버그</w:t>
+            </w:r>
+            <w:r>
+              <w:rPr>
+                <w:rFonts w:hint="eastAsia"/>
+                <w:b/>
+              </w:rPr>
+              <w:t xml:space="preserve"> </w:t>
+            </w:r>
+            <w:r>
+              <w:rPr>
+                <w:rFonts w:hint="eastAsia"/>
+                <w:b/>
+              </w:rPr>
+              <w:t>수정</w:t>
+            </w:r>
+            <w:r>
+              <w:rPr>
+                <w:rFonts w:hint="eastAsia"/>
+                <w:b/>
+              </w:rPr>
+              <w:t xml:space="preserve">, </w:t>
+            </w:r>
+            <w:r>
+              <w:rPr>
+                <w:rFonts w:hint="eastAsia"/>
+                <w:b/>
+              </w:rPr>
+              <w:t>물리</w:t>
+            </w:r>
+            <w:r>
+              <w:rPr>
+                <w:rFonts w:hint="eastAsia"/>
+                <w:b/>
+              </w:rPr>
+              <w:t xml:space="preserve"> </w:t>
+            </w:r>
+            <w:r>
+              <w:rPr>
+                <w:rFonts w:hint="eastAsia"/>
+                <w:b/>
+              </w:rPr>
+              <w:t>서브스텝</w:t>
+            </w:r>
+            <w:r>
+              <w:rPr>
+                <w:rFonts w:hint="eastAsia"/>
+                <w:b/>
+              </w:rPr>
+              <w:t xml:space="preserve"> </w:t>
+            </w:r>
+            <w:r>
+              <w:rPr>
+                <w:rFonts w:hint="eastAsia"/>
+                <w:b/>
+              </w:rPr>
+              <w:t>구현</w:t>
+            </w:r>
+            <w:r>
+              <w:rPr>
+                <w:rFonts w:hint="eastAsia"/>
+                <w:b/>
+              </w:rPr>
+              <w:t xml:space="preserve">, </w:t>
+            </w:r>
+            <w:r>
+              <w:rPr>
+                <w:rFonts w:hint="eastAsia"/>
+                <w:b/>
+              </w:rPr>
+              <w:t>카메라가</w:t>
+            </w:r>
+            <w:r>
+              <w:rPr>
+                <w:rFonts w:hint="eastAsia"/>
+                <w:b/>
+              </w:rPr>
+              <w:t xml:space="preserve"> </w:t>
+            </w:r>
+            <w:r>
+              <w:rPr>
+                <w:rFonts w:hint="eastAsia"/>
+                <w:b/>
+              </w:rPr>
+              <w:t>지형을</w:t>
+            </w:r>
+            <w:r>
+              <w:rPr>
+                <w:rFonts w:hint="eastAsia"/>
+                <w:b/>
+              </w:rPr>
+              <w:t xml:space="preserve"> </w:t>
+            </w:r>
+            <w:r>
+              <w:rPr>
+                <w:rFonts w:hint="eastAsia"/>
+                <w:b/>
+              </w:rPr>
+              <w:t>뚫지</w:t>
+            </w:r>
+            <w:r>
+              <w:rPr>
+                <w:rFonts w:hint="eastAsia"/>
+                <w:b/>
+              </w:rPr>
+              <w:t xml:space="preserve"> </w:t>
+            </w:r>
+            <w:r>
+              <w:rPr>
+                <w:rFonts w:hint="eastAsia"/>
+                <w:b/>
+              </w:rPr>
+              <w:t>않도록</w:t>
+            </w:r>
+            <w:r>
+              <w:rPr>
+                <w:rFonts w:hint="eastAsia"/>
+                <w:b/>
+              </w:rPr>
+              <w:t xml:space="preserve"> </w:t>
+            </w:r>
+            <w:r>
+              <w:rPr>
+                <w:rFonts w:hint="eastAsia"/>
+                <w:b/>
+              </w:rPr>
+              <w:t>구현</w:t>
+            </w:r>
+            <w:r>
+              <w:rPr>
+                <w:rFonts w:hint="eastAsia"/>
+                <w:b/>
+              </w:rPr>
+              <w:t xml:space="preserve">, </w:t>
+            </w:r>
+            <w:r>
+              <w:rPr>
+                <w:rFonts w:hint="eastAsia"/>
+                <w:b/>
+              </w:rPr>
+              <w:t>스프링</w:t>
+            </w:r>
+            <w:r>
+              <w:rPr>
+                <w:rFonts w:hint="eastAsia"/>
+                <w:b/>
+              </w:rPr>
+              <w:t xml:space="preserve"> </w:t>
+            </w:r>
+            <w:r>
+              <w:rPr>
+                <w:rFonts w:hint="eastAsia"/>
+                <w:b/>
+              </w:rPr>
+              <w:t>카메라</w:t>
+            </w:r>
+            <w:r>
+              <w:rPr>
+                <w:rFonts w:hint="eastAsia"/>
+                <w:b/>
+              </w:rPr>
+              <w:t xml:space="preserve"> </w:t>
+            </w:r>
+            <w:r>
+              <w:rPr>
+                <w:rFonts w:hint="eastAsia"/>
+                <w:b/>
+              </w:rPr>
+              <w:t>구현</w:t>
+            </w:r>
+            <w:r>
+              <w:rPr>
+                <w:rFonts w:hint="eastAsia"/>
+                <w:b/>
+              </w:rPr>
+              <w:t xml:space="preserve">, </w:t>
+            </w:r>
+            <w:r>
+              <w:rPr>
+                <w:rFonts w:hint="eastAsia"/>
+                <w:b/>
+              </w:rPr>
+              <w:t>유니티</w:t>
+            </w:r>
+            <w:r>
+              <w:rPr>
+                <w:rFonts w:hint="eastAsia"/>
+                <w:b/>
+              </w:rPr>
+              <w:t xml:space="preserve"> </w:t>
+            </w:r>
+            <w:r>
+              <w:rPr>
+                <w:rFonts w:hint="eastAsia"/>
+                <w:b/>
+              </w:rPr>
+              <w:t>래그돌</w:t>
+            </w:r>
+            <w:r>
+              <w:rPr>
+                <w:rFonts w:hint="eastAsia"/>
+                <w:b/>
+              </w:rPr>
+              <w:t xml:space="preserve"> </w:t>
+            </w:r>
+            <w:r>
+              <w:rPr>
+                <w:rFonts w:hint="eastAsia"/>
+                <w:b/>
+              </w:rPr>
+              <w:t>설정</w:t>
+            </w:r>
+            <w:r>
+              <w:rPr>
+                <w:rFonts w:hint="eastAsia"/>
+                <w:b/>
+              </w:rPr>
+              <w:t xml:space="preserve"> </w:t>
+            </w:r>
+            <w:r>
+              <w:rPr>
+                <w:rFonts w:hint="eastAsia"/>
+                <w:b/>
+              </w:rPr>
+              <w:t>스크립트</w:t>
+            </w:r>
+            <w:r>
+              <w:rPr>
+                <w:rFonts w:hint="eastAsia"/>
+                <w:b/>
+              </w:rPr>
+              <w:t xml:space="preserve"> </w:t>
+            </w:r>
+            <w:r>
+              <w:rPr>
+                <w:rFonts w:hint="eastAsia"/>
+                <w:b/>
+              </w:rPr>
+              <w:t>작성</w:t>
+            </w:r>
+            <w:r>
+              <w:rPr>
+                <w:rFonts w:hint="eastAsia"/>
+                <w:b/>
+              </w:rPr>
+              <w:t xml:space="preserve">, </w:t>
+            </w:r>
+            <w:r>
+              <w:rPr>
+                <w:rFonts w:hint="eastAsia"/>
+                <w:b/>
+              </w:rPr>
+              <w:t>학회</w:t>
+            </w:r>
+            <w:r>
+              <w:rPr>
+                <w:rFonts w:hint="eastAsia"/>
+                <w:b/>
+              </w:rPr>
+              <w:t xml:space="preserve"> </w:t>
+            </w:r>
+            <w:r>
+              <w:rPr>
+                <w:rFonts w:hint="eastAsia"/>
+                <w:b/>
+              </w:rPr>
+              <w:t>논문</w:t>
+            </w:r>
+            <w:r>
+              <w:rPr>
+                <w:rFonts w:hint="eastAsia"/>
+                <w:b/>
+              </w:rPr>
+              <w:t xml:space="preserve"> </w:t>
+            </w:r>
+            <w:r>
+              <w:rPr>
+                <w:rFonts w:hint="eastAsia"/>
+                <w:b/>
+              </w:rPr>
+              <w:t>작성</w:t>
             </w:r>
           </w:p>
           <w:p>
@@ -490,15 +910,123 @@
                 <w:rFonts w:hint="eastAsia"/>
                 <w:b/>
               </w:rPr>
-              <w:t>우상훈: 시야 공유 기반 NPC AI 시스템 포팅 작업</w:t>
+              <w:t>우상훈</w:t>
+            </w:r>
+            <w:r>
+              <w:rPr>
+                <w:rFonts w:hint="eastAsia"/>
+                <w:b/>
+              </w:rPr>
+              <w:t>:</w:t>
+            </w:r>
+            <w:r>
+              <w:rPr>
+                <w:b/>
+              </w:rPr>
+              <w:t xml:space="preserve"> </w:t>
+            </w:r>
+            <w:r>
+              <w:rPr>
+                <w:rFonts w:hint="eastAsia"/>
+                <w:b/>
+              </w:rPr>
+              <w:t>S</w:t>
+            </w:r>
+            <w:r>
+              <w:rPr>
+                <w:b/>
+              </w:rPr>
+              <w:t xml:space="preserve">eparation force </w:t>
+            </w:r>
+            <w:r>
+              <w:rPr>
+                <w:rFonts w:hint="eastAsia"/>
+                <w:b/>
+              </w:rPr>
+              <w:t>적용 방식 수정</w:t>
+            </w:r>
+            <w:r>
+              <w:rPr>
+                <w:rFonts w:hint="eastAsia"/>
+                <w:b/>
+              </w:rPr>
+              <w:t>,</w:t>
+            </w:r>
+            <w:r>
+              <w:rPr>
+                <w:b/>
+              </w:rPr>
+              <w:t xml:space="preserve"> </w:t>
+            </w:r>
+            <w:r>
+              <w:rPr>
+                <w:b/>
+              </w:rPr>
+              <w:t xml:space="preserve">NPC </w:t>
+            </w:r>
+            <w:r>
+              <w:rPr>
+                <w:rFonts w:hint="eastAsia"/>
+                <w:b/>
+              </w:rPr>
+              <w:t>반응 딜레이 시스템</w:t>
+            </w:r>
+            <w:r>
+              <w:rPr>
+                <w:rFonts w:hint="eastAsia"/>
+                <w:b/>
+              </w:rPr>
+              <w:t>,</w:t>
+            </w:r>
+            <w:r>
+              <w:rPr>
+                <w:b/>
+              </w:rPr>
+              <w:t xml:space="preserve"> </w:t>
+            </w:r>
+            <w:r>
+              <w:rPr>
+                <w:b/>
+              </w:rPr>
+              <w:t>고블린 시체 소멸 및 리스폰</w:t>
+            </w:r>
+            <w:r>
+              <w:rPr>
+                <w:rFonts w:hint="eastAsia"/>
+                <w:b/>
+              </w:rPr>
+              <w:t>,</w:t>
+            </w:r>
+            <w:r>
+              <w:rPr>
+                <w:b/>
+              </w:rPr>
+              <w:t xml:space="preserve"> </w:t>
+            </w:r>
+            <w:r>
+              <w:rPr>
+                <w:rFonts w:hint="eastAsia"/>
+                <w:b/>
+              </w:rPr>
+              <w:t>N</w:t>
+            </w:r>
+            <w:r>
+              <w:rPr>
+                <w:b/>
+              </w:rPr>
+              <w:t xml:space="preserve">PC AI </w:t>
+            </w:r>
+            <w:r>
+              <w:rPr>
+                <w:rFonts w:hint="eastAsia"/>
+                <w:b/>
+              </w:rPr>
+              <w:t>시뮬레이터 전술-포위 구현</w:t>
             </w:r>
           </w:p>
           <w:p>
             <w:pPr>
               <w:jc w:val="left"/>
-              <w:rPr>
-                <w:rFonts w:hint="eastAsia"/>
-              </w:rPr>
             </w:pPr>
             <w:r>
               <w:rPr>
@@ -507,7 +1035,16 @@
                 <w:bCs/>
                 <w:szCs w:val="20"/>
               </w:rPr>
-              <w:t xml:space="preserve">이종진: </w:t>
+              <w:t>이종진</w:t>
+            </w:r>
+            <w:r>
+              <w:rPr>
+                <w:rFonts w:hint="eastAsia"/>
+                <w:b/>
+                <w:bCs/>
+                <w:szCs w:val="20"/>
+              </w:rPr>
+              <w:t xml:space="preserve">: </w:t>
             </w:r>
             <w:r>
               <w:rPr>
@@ -543,7 +1080,39 @@
           <w:b/>
           <w:sz w:val="22"/>
         </w:rPr>
-        <w:t>&lt;상세 수행내용&gt;</w:t>
+        <w:t>&lt;</w:t>
+      </w:r>
+      <w:r>
+        <w:rPr>
+          <w:rFonts w:hint="eastAsia"/>
+          <w:b/>
+          <w:sz w:val="22"/>
+        </w:rPr>
+        <w:t>상세</w:t>
+      </w:r>
+      <w:r>
+        <w:rPr>
+          <w:rFonts w:hint="eastAsia"/>
+          <w:b/>
+          <w:sz w:val="22"/>
+        </w:rPr>
+        <w:t xml:space="preserve"> </w:t>
+      </w:r>
+      <w:r>
+        <w:rPr>
+          <w:rFonts w:hint="eastAsia"/>
+          <w:b/>
+          <w:sz w:val="22"/>
+        </w:rPr>
+        <w:t>수행내용</w:t>
+      </w:r>
+      <w:r>
+        <w:rPr>
+          <w:rFonts w:hint="eastAsia"/>
+          <w:b/>
+          <w:sz w:val="22"/>
+        </w:rPr>
+        <w:t>&gt;</w:t>
       </w:r>
     </w:p>
     <w:p>
@@ -560,7 +1129,15 @@
           <w:sz w:val="28"/>
           <w:szCs w:val="32"/>
         </w:rPr>
-        <w:t>장명운:</w:t>
+        <w:t>장명운</w:t>
+      </w:r>
+      <w:r>
+        <w:rPr>
+          <w:rFonts w:hint="eastAsia"/>
+          <w:sz w:val="28"/>
+          <w:szCs w:val="32"/>
+        </w:rPr>
+        <w:t>:</w:t>
       </w:r>
     </w:p>
     <w:p>
@@ -581,7 +1158,49 @@
           <w:rFonts w:hint="eastAsia"/>
           <w:sz w:val="22"/>
         </w:rPr>
-        <w:t>애니메이션 스케줄링 버그 수정</w:t>
+        <w:t>애니메이션</w:t>
+      </w:r>
+      <w:r>
+        <w:rPr>
+          <w:rFonts w:hint="eastAsia"/>
+          <w:sz w:val="22"/>
+        </w:rPr>
+        <w:t xml:space="preserve"> </w:t>
+      </w:r>
+      <w:r>
+        <w:rPr>
+          <w:rFonts w:hint="eastAsia"/>
+          <w:sz w:val="22"/>
+        </w:rPr>
+        <w:t>스케줄링</w:t>
+      </w:r>
+      <w:r>
+        <w:rPr>
+          <w:rFonts w:hint="eastAsia"/>
+          <w:sz w:val="22"/>
+        </w:rPr>
+        <w:t xml:space="preserve"> </w:t>
+      </w:r>
+      <w:r>
+        <w:rPr>
+          <w:rFonts w:hint="eastAsia"/>
+          <w:sz w:val="22"/>
+        </w:rPr>
+        <w:t>버그</w:t>
+      </w:r>
+      <w:r>
+        <w:rPr>
+          <w:rFonts w:hint="eastAsia"/>
+          <w:sz w:val="22"/>
+        </w:rPr>
+        <w:t xml:space="preserve"> </w:t>
+      </w:r>
+      <w:r>
+        <w:rPr>
+          <w:rFonts w:hint="eastAsia"/>
+          <w:sz w:val="22"/>
+        </w:rPr>
+        <w:t>수정</w:t>
       </w:r>
     </w:p>
     <w:p>
@@ -602,7 +1221,112 @@
           <w:rFonts w:hint="eastAsia"/>
           <w:sz w:val="22"/>
         </w:rPr>
-        <w:t>매프레임 계산되는 우선순위값이 대입이 되어야하는데 누적을 하고 있었음.</w:t>
+        <w:t>매프레임</w:t>
+      </w:r>
+      <w:r>
+        <w:rPr>
+          <w:rFonts w:hint="eastAsia"/>
+          <w:sz w:val="22"/>
+        </w:rPr>
+        <w:t xml:space="preserve"> </w:t>
+      </w:r>
+      <w:r>
+        <w:rPr>
+          <w:rFonts w:hint="eastAsia"/>
+          <w:sz w:val="22"/>
+        </w:rPr>
+        <w:t>계산되는</w:t>
+      </w:r>
+      <w:r>
+        <w:rPr>
+          <w:rFonts w:hint="eastAsia"/>
+          <w:sz w:val="22"/>
+        </w:rPr>
+        <w:t xml:space="preserve"> </w:t>
+      </w:r>
+      <w:r>
+        <w:rPr>
+          <w:rFonts w:hint="eastAsia"/>
+          <w:sz w:val="22"/>
+        </w:rPr>
+        <w:t>우선순위값이</w:t>
+      </w:r>
+      <w:r>
+        <w:rPr>
+          <w:rFonts w:hint="eastAsia"/>
+          <w:sz w:val="22"/>
+        </w:rPr>
+        <w:t xml:space="preserve"> </w:t>
+      </w:r>
+      <w:r>
+        <w:rPr>
+          <w:rFonts w:hint="eastAsia"/>
+          <w:sz w:val="22"/>
+        </w:rPr>
+        <w:t>대입이</w:t>
+      </w:r>
+      <w:r>
+        <w:rPr>
+          <w:rFonts w:hint="eastAsia"/>
+          <w:sz w:val="22"/>
+        </w:rPr>
+        <w:t xml:space="preserve"> </w:t>
+      </w:r>
+      <w:r>
+        <w:rPr>
+          <w:rFonts w:hint="eastAsia"/>
+          <w:sz w:val="22"/>
+        </w:rPr>
+        <w:t>되어야하는데</w:t>
+      </w:r>
+      <w:r>
+        <w:rPr>
+          <w:rFonts w:hint="eastAsia"/>
+          <w:sz w:val="22"/>
+        </w:rPr>
+        <w:t xml:space="preserve"> </w:t>
+      </w:r>
+      <w:r>
+        <w:rPr>
+          <w:rFonts w:hint="eastAsia"/>
+          <w:sz w:val="22"/>
+        </w:rPr>
+        <w:t>누적을</w:t>
+      </w:r>
+      <w:r>
+        <w:rPr>
+          <w:rFonts w:hint="eastAsia"/>
+          <w:sz w:val="22"/>
+        </w:rPr>
+        <w:t xml:space="preserve"> </w:t>
+      </w:r>
+      <w:r>
+        <w:rPr>
+          <w:rFonts w:hint="eastAsia"/>
+          <w:sz w:val="22"/>
+        </w:rPr>
+        <w:t>하고</w:t>
+      </w:r>
+      <w:r>
+        <w:rPr>
+          <w:rFonts w:hint="eastAsia"/>
+          <w:sz w:val="22"/>
+        </w:rPr>
+        <w:t xml:space="preserve"> </w:t>
+      </w:r>
+      <w:r>
+        <w:rPr>
+          <w:rFonts w:hint="eastAsia"/>
+          <w:sz w:val="22"/>
+        </w:rPr>
+        <w:t>있었음</w:t>
+      </w:r>
+      <w:r>
+        <w:rPr>
+          <w:rFonts w:hint="eastAsia"/>
+          <w:sz w:val="22"/>
+        </w:rPr>
+        <w:t>.</w:t>
       </w:r>
       <w:r>
         <w:rPr>
@@ -615,7 +1339,91 @@
           <w:rFonts w:hint="eastAsia"/>
           <w:sz w:val="22"/>
         </w:rPr>
-        <w:t>해당 버그를 수정해 올바른 우선순위가 반영되도록 수정</w:t>
+        <w:t>해당</w:t>
+      </w:r>
+      <w:r>
+        <w:rPr>
+          <w:rFonts w:hint="eastAsia"/>
+          <w:sz w:val="22"/>
+        </w:rPr>
+        <w:t xml:space="preserve"> </w:t>
+      </w:r>
+      <w:r>
+        <w:rPr>
+          <w:rFonts w:hint="eastAsia"/>
+          <w:sz w:val="22"/>
+        </w:rPr>
+        <w:t>버그를</w:t>
+      </w:r>
+      <w:r>
+        <w:rPr>
+          <w:rFonts w:hint="eastAsia"/>
+          <w:sz w:val="22"/>
+        </w:rPr>
+        <w:t xml:space="preserve"> </w:t>
+      </w:r>
+      <w:r>
+        <w:rPr>
+          <w:rFonts w:hint="eastAsia"/>
+          <w:sz w:val="22"/>
+        </w:rPr>
+        <w:t>수정해</w:t>
+      </w:r>
+      <w:r>
+        <w:rPr>
+          <w:rFonts w:hint="eastAsia"/>
+          <w:sz w:val="22"/>
+        </w:rPr>
+        <w:t xml:space="preserve"> </w:t>
+      </w:r>
+      <w:r>
+        <w:rPr>
+          <w:rFonts w:hint="eastAsia"/>
+          <w:sz w:val="22"/>
+        </w:rPr>
+        <w:t>올바른</w:t>
+      </w:r>
+      <w:r>
+        <w:rPr>
+          <w:rFonts w:hint="eastAsia"/>
+          <w:sz w:val="22"/>
+        </w:rPr>
+        <w:t xml:space="preserve"> </w:t>
+      </w:r>
+      <w:r>
+        <w:rPr>
+          <w:rFonts w:hint="eastAsia"/>
+          <w:sz w:val="22"/>
+        </w:rPr>
+        <w:t>우선순위가</w:t>
+      </w:r>
+      <w:r>
+        <w:rPr>
+          <w:rFonts w:hint="eastAsia"/>
+          <w:sz w:val="22"/>
+        </w:rPr>
+        <w:t xml:space="preserve"> </w:t>
+      </w:r>
+      <w:r>
+        <w:rPr>
+          <w:rFonts w:hint="eastAsia"/>
+          <w:sz w:val="22"/>
+        </w:rPr>
+        <w:t>반영되도록</w:t>
+      </w:r>
+      <w:r>
+        <w:rPr>
+          <w:rFonts w:hint="eastAsia"/>
+          <w:sz w:val="22"/>
+        </w:rPr>
+        <w:t xml:space="preserve"> </w:t>
+      </w:r>
+      <w:r>
+        <w:rPr>
+          <w:rFonts w:hint="eastAsia"/>
+          <w:sz w:val="22"/>
+        </w:rPr>
+        <w:t>수정</w:t>
       </w:r>
       <w:r>
         <w:rPr>
@@ -649,7 +1457,35 @@
           <w:rFonts w:hint="eastAsia"/>
           <w:sz w:val="22"/>
         </w:rPr>
-        <w:t>물리 서브스텝 구현</w:t>
+        <w:t>물리</w:t>
+      </w:r>
+      <w:r>
+        <w:rPr>
+          <w:rFonts w:hint="eastAsia"/>
+          <w:sz w:val="22"/>
+        </w:rPr>
+        <w:t xml:space="preserve"> </w:t>
+      </w:r>
+      <w:r>
+        <w:rPr>
+          <w:rFonts w:hint="eastAsia"/>
+          <w:sz w:val="22"/>
+        </w:rPr>
+        <w:t>서브스텝</w:t>
+      </w:r>
+      <w:r>
+        <w:rPr>
+          <w:rFonts w:hint="eastAsia"/>
+          <w:sz w:val="22"/>
+        </w:rPr>
+        <w:t xml:space="preserve"> </w:t>
+      </w:r>
+      <w:r>
+        <w:rPr>
+          <w:rFonts w:hint="eastAsia"/>
+          <w:sz w:val="22"/>
+        </w:rPr>
+        <w:t>구현</w:t>
       </w:r>
     </w:p>
     <w:p>
@@ -670,7 +1506,175 @@
           <w:rFonts w:hint="eastAsia"/>
           <w:sz w:val="22"/>
         </w:rPr>
-        <w:t>충돌 해소 단계 이후 다시 물리량 적분을 수행하지 않아 연쇄 충돌 해소 및</w:t>
+        <w:t>충돌</w:t>
+      </w:r>
+      <w:r>
+        <w:rPr>
+          <w:rFonts w:hint="eastAsia"/>
+          <w:sz w:val="22"/>
+        </w:rPr>
+        <w:t xml:space="preserve"> </w:t>
+      </w:r>
+      <w:r>
+        <w:rPr>
+          <w:rFonts w:hint="eastAsia"/>
+          <w:sz w:val="22"/>
+        </w:rPr>
+        <w:t>해소</w:t>
+      </w:r>
+      <w:r>
+        <w:rPr>
+          <w:rFonts w:hint="eastAsia"/>
+          <w:sz w:val="22"/>
+        </w:rPr>
+        <w:t xml:space="preserve"> </w:t>
+      </w:r>
+      <w:r>
+        <w:rPr>
+          <w:rFonts w:hint="eastAsia"/>
+          <w:sz w:val="22"/>
+        </w:rPr>
+        <w:t>단계</w:t>
+      </w:r>
+      <w:r>
+        <w:rPr>
+          <w:rFonts w:hint="eastAsia"/>
+          <w:sz w:val="22"/>
+        </w:rPr>
+        <w:t xml:space="preserve"> </w:t>
+      </w:r>
+      <w:r>
+        <w:rPr>
+          <w:rFonts w:hint="eastAsia"/>
+          <w:sz w:val="22"/>
+        </w:rPr>
+        <w:t>이후</w:t>
+      </w:r>
+      <w:r>
+        <w:rPr>
+          <w:rFonts w:hint="eastAsia"/>
+          <w:sz w:val="22"/>
+        </w:rPr>
+        <w:t xml:space="preserve"> </w:t>
+      </w:r>
+      <w:r>
+        <w:rPr>
+          <w:rFonts w:hint="eastAsia"/>
+          <w:sz w:val="22"/>
+        </w:rPr>
+        <w:t>다시</w:t>
+      </w:r>
+      <w:r>
+        <w:rPr>
+          <w:rFonts w:hint="eastAsia"/>
+          <w:sz w:val="22"/>
+        </w:rPr>
+        <w:t xml:space="preserve"> </w:t>
+      </w:r>
+      <w:r>
+        <w:rPr>
+          <w:rFonts w:hint="eastAsia"/>
+          <w:sz w:val="22"/>
+        </w:rPr>
+        <w:t>물리량</w:t>
+      </w:r>
+      <w:r>
+        <w:rPr>
+          <w:rFonts w:hint="eastAsia"/>
+          <w:sz w:val="22"/>
+        </w:rPr>
+        <w:t xml:space="preserve"> </w:t>
+      </w:r>
+      <w:r>
+        <w:rPr>
+          <w:rFonts w:hint="eastAsia"/>
+          <w:sz w:val="22"/>
+        </w:rPr>
+        <w:t>적분을</w:t>
+      </w:r>
+      <w:r>
+        <w:rPr>
+          <w:rFonts w:hint="eastAsia"/>
+          <w:sz w:val="22"/>
+        </w:rPr>
+        <w:t xml:space="preserve"> </w:t>
+      </w:r>
+      <w:r>
+        <w:rPr>
+          <w:rFonts w:hint="eastAsia"/>
+          <w:sz w:val="22"/>
+        </w:rPr>
+        <w:t>수행하지</w:t>
+      </w:r>
+      <w:r>
+        <w:rPr>
+          <w:rFonts w:hint="eastAsia"/>
+          <w:sz w:val="22"/>
+        </w:rPr>
+        <w:t xml:space="preserve"> </w:t>
+      </w:r>
+      <w:r>
+        <w:rPr>
+          <w:rFonts w:hint="eastAsia"/>
+          <w:sz w:val="22"/>
+        </w:rPr>
+        <w:t>않아</w:t>
+      </w:r>
+      <w:r>
+        <w:rPr>
+          <w:rFonts w:hint="eastAsia"/>
+          <w:sz w:val="22"/>
+        </w:rPr>
+        <w:t xml:space="preserve"> </w:t>
+      </w:r>
+      <w:r>
+        <w:rPr>
+          <w:rFonts w:hint="eastAsia"/>
+          <w:sz w:val="22"/>
+        </w:rPr>
+        <w:t>연쇄</w:t>
+      </w:r>
+      <w:r>
+        <w:rPr>
+          <w:rFonts w:hint="eastAsia"/>
+          <w:sz w:val="22"/>
+        </w:rPr>
+        <w:t xml:space="preserve"> </w:t>
+      </w:r>
+      <w:r>
+        <w:rPr>
+          <w:rFonts w:hint="eastAsia"/>
+          <w:sz w:val="22"/>
+        </w:rPr>
+        <w:t>충돌</w:t>
+      </w:r>
+      <w:r>
+        <w:rPr>
+          <w:rFonts w:hint="eastAsia"/>
+          <w:sz w:val="22"/>
+        </w:rPr>
+        <w:t xml:space="preserve"> </w:t>
+      </w:r>
+      <w:r>
+        <w:rPr>
+          <w:rFonts w:hint="eastAsia"/>
+          <w:sz w:val="22"/>
+        </w:rPr>
+        <w:t>해소</w:t>
+      </w:r>
+      <w:r>
+        <w:rPr>
+          <w:rFonts w:hint="eastAsia"/>
+          <w:sz w:val="22"/>
+        </w:rPr>
+        <w:t xml:space="preserve"> </w:t>
+      </w:r>
+      <w:r>
+        <w:rPr>
+          <w:rFonts w:hint="eastAsia"/>
+          <w:sz w:val="22"/>
+        </w:rPr>
+        <w:t>및</w:t>
       </w:r>
       <w:r>
         <w:rPr>
@@ -683,7 +1687,77 @@
           <w:rFonts w:hint="eastAsia"/>
           <w:sz w:val="22"/>
         </w:rPr>
-        <w:t>충돌의 즉각적인 피드백이 잘 이루어지지 않았음</w:t>
+        <w:t>충돌의</w:t>
+      </w:r>
+      <w:r>
+        <w:rPr>
+          <w:rFonts w:hint="eastAsia"/>
+          <w:sz w:val="22"/>
+        </w:rPr>
+        <w:t xml:space="preserve"> </w:t>
+      </w:r>
+      <w:r>
+        <w:rPr>
+          <w:rFonts w:hint="eastAsia"/>
+          <w:sz w:val="22"/>
+        </w:rPr>
+        <w:t>즉각적인</w:t>
+      </w:r>
+      <w:r>
+        <w:rPr>
+          <w:rFonts w:hint="eastAsia"/>
+          <w:sz w:val="22"/>
+        </w:rPr>
+        <w:t xml:space="preserve"> </w:t>
+      </w:r>
+      <w:r>
+        <w:rPr>
+          <w:rFonts w:hint="eastAsia"/>
+          <w:sz w:val="22"/>
+        </w:rPr>
+        <w:t>피드백이</w:t>
+      </w:r>
+      <w:r>
+        <w:rPr>
+          <w:rFonts w:hint="eastAsia"/>
+          <w:sz w:val="22"/>
+        </w:rPr>
+        <w:t xml:space="preserve"> </w:t>
+      </w:r>
+      <w:r>
+        <w:rPr>
+          <w:rFonts w:hint="eastAsia"/>
+          <w:sz w:val="22"/>
+        </w:rPr>
+        <w:t>잘</w:t>
+      </w:r>
+      <w:r>
+        <w:rPr>
+          <w:rFonts w:hint="eastAsia"/>
+          <w:sz w:val="22"/>
+        </w:rPr>
+        <w:t xml:space="preserve"> </w:t>
+      </w:r>
+      <w:r>
+        <w:rPr>
+          <w:rFonts w:hint="eastAsia"/>
+          <w:sz w:val="22"/>
+        </w:rPr>
+        <w:t>이루어지지</w:t>
+      </w:r>
+      <w:r>
+        <w:rPr>
+          <w:rFonts w:hint="eastAsia"/>
+          <w:sz w:val="22"/>
+        </w:rPr>
+        <w:t xml:space="preserve"> </w:t>
+      </w:r>
+      <w:r>
+        <w:rPr>
+          <w:rFonts w:hint="eastAsia"/>
+          <w:sz w:val="22"/>
+        </w:rPr>
+        <w:t>않았음</w:t>
       </w:r>
     </w:p>
     <w:p>
@@ -704,7 +1778,168 @@
           <w:rFonts w:hint="eastAsia"/>
           <w:sz w:val="22"/>
         </w:rPr>
-        <w:t>여러 번의 서브스텝 동안 적분-충돌 감지-충돌 해소의 루프가 이루어지도록 함.</w:t>
+        <w:t>여러</w:t>
+      </w:r>
+      <w:r>
+        <w:rPr>
+          <w:rFonts w:hint="eastAsia"/>
+          <w:sz w:val="22"/>
+        </w:rPr>
+        <w:t xml:space="preserve"> </w:t>
+      </w:r>
+      <w:r>
+        <w:rPr>
+          <w:rFonts w:hint="eastAsia"/>
+          <w:sz w:val="22"/>
+        </w:rPr>
+        <w:t>번의</w:t>
+      </w:r>
+      <w:r>
+        <w:rPr>
+          <w:rFonts w:hint="eastAsia"/>
+          <w:sz w:val="22"/>
+        </w:rPr>
+        <w:t xml:space="preserve"> </w:t>
+      </w:r>
+      <w:r>
+        <w:rPr>
+          <w:rFonts w:hint="eastAsia"/>
+          <w:sz w:val="22"/>
+        </w:rPr>
+        <w:t>서브스텝</w:t>
+      </w:r>
+      <w:r>
+        <w:rPr>
+          <w:rFonts w:hint="eastAsia"/>
+          <w:sz w:val="22"/>
+        </w:rPr>
+        <w:t xml:space="preserve"> </w:t>
+      </w:r>
+      <w:r>
+        <w:rPr>
+          <w:rFonts w:hint="eastAsia"/>
+          <w:sz w:val="22"/>
+        </w:rPr>
+        <w:t>동안</w:t>
+      </w:r>
+      <w:r>
+        <w:rPr>
+          <w:rFonts w:hint="eastAsia"/>
+          <w:sz w:val="22"/>
+        </w:rPr>
+        <w:t xml:space="preserve"> </w:t>
+      </w:r>
+      <w:r>
+        <w:rPr>
+          <w:rFonts w:hint="eastAsia"/>
+          <w:sz w:val="22"/>
+        </w:rPr>
+        <w:t>적분</w:t>
+      </w:r>
+      <w:r>
+        <w:rPr>
+          <w:rFonts w:hint="eastAsia"/>
+          <w:sz w:val="22"/>
+        </w:rPr>
+        <w:t>-</w:t>
+      </w:r>
+      <w:r>
+        <w:rPr>
+          <w:rFonts w:hint="eastAsia"/>
+          <w:sz w:val="22"/>
+        </w:rPr>
+        <w:t>충돌</w:t>
+      </w:r>
+      <w:r>
+        <w:rPr>
+          <w:rFonts w:hint="eastAsia"/>
+          <w:sz w:val="22"/>
+        </w:rPr>
+        <w:t xml:space="preserve"> </w:t>
+      </w:r>
+      <w:r>
+        <w:rPr>
+          <w:rFonts w:hint="eastAsia"/>
+          <w:sz w:val="22"/>
+        </w:rPr>
+        <w:t>감지</w:t>
+      </w:r>
+      <w:r>
+        <w:rPr>
+          <w:rFonts w:hint="eastAsia"/>
+          <w:sz w:val="22"/>
+        </w:rPr>
+        <w:t>-</w:t>
+      </w:r>
+      <w:r>
+        <w:rPr>
+          <w:rFonts w:hint="eastAsia"/>
+          <w:sz w:val="22"/>
+        </w:rPr>
+        <w:t>충돌</w:t>
+      </w:r>
+      <w:r>
+        <w:rPr>
+          <w:rFonts w:hint="eastAsia"/>
+          <w:sz w:val="22"/>
+        </w:rPr>
+        <w:t xml:space="preserve"> </w:t>
+      </w:r>
+      <w:r>
+        <w:rPr>
+          <w:rFonts w:hint="eastAsia"/>
+          <w:sz w:val="22"/>
+        </w:rPr>
+        <w:t>해소의</w:t>
+      </w:r>
+      <w:r>
+        <w:rPr>
+          <w:rFonts w:hint="eastAsia"/>
+          <w:sz w:val="22"/>
+        </w:rPr>
+        <w:t xml:space="preserve"> </w:t>
+      </w:r>
+      <w:r>
+        <w:rPr>
+          <w:rFonts w:hint="eastAsia"/>
+          <w:sz w:val="22"/>
+        </w:rPr>
+        <w:t>루프가</w:t>
+      </w:r>
+      <w:r>
+        <w:rPr>
+          <w:rFonts w:hint="eastAsia"/>
+          <w:sz w:val="22"/>
+        </w:rPr>
+        <w:t xml:space="preserve"> </w:t>
+      </w:r>
+      <w:r>
+        <w:rPr>
+          <w:rFonts w:hint="eastAsia"/>
+          <w:sz w:val="22"/>
+        </w:rPr>
+        <w:t>이루어지도록</w:t>
+      </w:r>
+      <w:r>
+        <w:rPr>
+          <w:rFonts w:hint="eastAsia"/>
+          <w:sz w:val="22"/>
+        </w:rPr>
+        <w:t xml:space="preserve"> </w:t>
+      </w:r>
+      <w:r>
+        <w:rPr>
+          <w:rFonts w:hint="eastAsia"/>
+          <w:sz w:val="22"/>
+        </w:rPr>
+        <w:t>함</w:t>
+      </w:r>
+      <w:r>
+        <w:rPr>
+          <w:rFonts w:hint="eastAsia"/>
+          <w:sz w:val="22"/>
+        </w:rPr>
+        <w:t>.</w:t>
       </w:r>
       <w:r>
         <w:rPr>
@@ -717,7 +1952,154 @@
           <w:rFonts w:hint="eastAsia"/>
           <w:sz w:val="22"/>
         </w:rPr>
-        <w:t>현재 설정된 서브스텝 수는 2이며, 원하는 결과에 따라 조정할 수 있음.</w:t>
+        <w:t>현재</w:t>
+      </w:r>
+      <w:r>
+        <w:rPr>
+          <w:rFonts w:hint="eastAsia"/>
+          <w:sz w:val="22"/>
+        </w:rPr>
+        <w:t xml:space="preserve"> </w:t>
+      </w:r>
+      <w:r>
+        <w:rPr>
+          <w:rFonts w:hint="eastAsia"/>
+          <w:sz w:val="22"/>
+        </w:rPr>
+        <w:t>설정된</w:t>
+      </w:r>
+      <w:r>
+        <w:rPr>
+          <w:rFonts w:hint="eastAsia"/>
+          <w:sz w:val="22"/>
+        </w:rPr>
+        <w:t xml:space="preserve"> </w:t>
+      </w:r>
+      <w:r>
+        <w:rPr>
+          <w:rFonts w:hint="eastAsia"/>
+          <w:sz w:val="22"/>
+        </w:rPr>
+        <w:t>서브스텝</w:t>
+      </w:r>
+      <w:r>
+        <w:rPr>
+          <w:rFonts w:hint="eastAsia"/>
+          <w:sz w:val="22"/>
+        </w:rPr>
+        <w:t xml:space="preserve"> </w:t>
+      </w:r>
+      <w:r>
+        <w:rPr>
+          <w:rFonts w:hint="eastAsia"/>
+          <w:sz w:val="22"/>
+        </w:rPr>
+        <w:t>수는</w:t>
+      </w:r>
+      <w:r>
+        <w:rPr>
+          <w:rFonts w:hint="eastAsia"/>
+          <w:sz w:val="22"/>
+        </w:rPr>
+        <w:t xml:space="preserve"> 2</w:t>
+      </w:r>
+      <w:r>
+        <w:rPr>
+          <w:rFonts w:hint="eastAsia"/>
+          <w:sz w:val="22"/>
+        </w:rPr>
+        <w:t>이며</w:t>
+      </w:r>
+      <w:r>
+        <w:rPr>
+          <w:rFonts w:hint="eastAsia"/>
+          <w:sz w:val="22"/>
+        </w:rPr>
+        <w:t xml:space="preserve">, </w:t>
+      </w:r>
+      <w:r>
+        <w:rPr>
+          <w:rFonts w:hint="eastAsia"/>
+          <w:sz w:val="22"/>
+        </w:rPr>
+        <w:t>원하는</w:t>
+      </w:r>
+      <w:r>
+        <w:rPr>
+          <w:rFonts w:hint="eastAsia"/>
+          <w:sz w:val="22"/>
+        </w:rPr>
+        <w:t xml:space="preserve"> </w:t>
+      </w:r>
+      <w:r>
+        <w:rPr>
+          <w:rFonts w:hint="eastAsia"/>
+          <w:sz w:val="22"/>
+        </w:rPr>
+        <w:t>결과에</w:t>
+      </w:r>
+      <w:r>
+        <w:rPr>
+          <w:rFonts w:hint="eastAsia"/>
+          <w:sz w:val="22"/>
+        </w:rPr>
+        <w:t xml:space="preserve"> </w:t>
+      </w:r>
+      <w:r>
+        <w:rPr>
+          <w:rFonts w:hint="eastAsia"/>
+          <w:sz w:val="22"/>
+        </w:rPr>
+        <w:t>따라</w:t>
+      </w:r>
+      <w:r>
+        <w:rPr>
+          <w:rFonts w:hint="eastAsia"/>
+          <w:sz w:val="22"/>
+        </w:rPr>
+        <w:t xml:space="preserve"> </w:t>
+      </w:r>
+      <w:r>
+        <w:rPr>
+          <w:rFonts w:hint="eastAsia"/>
+          <w:sz w:val="22"/>
+        </w:rPr>
+        <w:t>조정할</w:t>
+      </w:r>
+      <w:r>
+        <w:rPr>
+          <w:rFonts w:hint="eastAsia"/>
+          <w:sz w:val="22"/>
+        </w:rPr>
+        <w:t xml:space="preserve"> </w:t>
+      </w:r>
+      <w:r>
+        <w:rPr>
+          <w:rFonts w:hint="eastAsia"/>
+          <w:sz w:val="22"/>
+        </w:rPr>
+        <w:t>수</w:t>
+      </w:r>
+      <w:r>
+        <w:rPr>
+          <w:rFonts w:hint="eastAsia"/>
+          <w:sz w:val="22"/>
+        </w:rPr>
+        <w:t xml:space="preserve"> </w:t>
+      </w:r>
+      <w:r>
+        <w:rPr>
+          <w:rFonts w:hint="eastAsia"/>
+          <w:sz w:val="22"/>
+        </w:rPr>
+        <w:t>있음</w:t>
+      </w:r>
+      <w:r>
+        <w:rPr>
+          <w:rFonts w:hint="eastAsia"/>
+          <w:sz w:val="22"/>
+        </w:rPr>
+        <w:t>.</w:t>
       </w:r>
     </w:p>
     <w:p>
@@ -738,7 +2120,63 @@
           <w:rFonts w:hint="eastAsia"/>
           <w:sz w:val="22"/>
         </w:rPr>
-        <w:t>카메라가 지형을 뚫지 않도록 구현</w:t>
+        <w:t>카메라가</w:t>
+      </w:r>
+      <w:r>
+        <w:rPr>
+          <w:rFonts w:hint="eastAsia"/>
+          <w:sz w:val="22"/>
+        </w:rPr>
+        <w:t xml:space="preserve"> </w:t>
+      </w:r>
+      <w:r>
+        <w:rPr>
+          <w:rFonts w:hint="eastAsia"/>
+          <w:sz w:val="22"/>
+        </w:rPr>
+        <w:t>지형을</w:t>
+      </w:r>
+      <w:r>
+        <w:rPr>
+          <w:rFonts w:hint="eastAsia"/>
+          <w:sz w:val="22"/>
+        </w:rPr>
+        <w:t xml:space="preserve"> </w:t>
+      </w:r>
+      <w:r>
+        <w:rPr>
+          <w:rFonts w:hint="eastAsia"/>
+          <w:sz w:val="22"/>
+        </w:rPr>
+        <w:t>뚫지</w:t>
+      </w:r>
+      <w:r>
+        <w:rPr>
+          <w:rFonts w:hint="eastAsia"/>
+          <w:sz w:val="22"/>
+        </w:rPr>
+        <w:t xml:space="preserve"> </w:t>
+      </w:r>
+      <w:r>
+        <w:rPr>
+          <w:rFonts w:hint="eastAsia"/>
+          <w:sz w:val="22"/>
+        </w:rPr>
+        <w:t>않도록</w:t>
+      </w:r>
+      <w:r>
+        <w:rPr>
+          <w:rFonts w:hint="eastAsia"/>
+          <w:sz w:val="22"/>
+        </w:rPr>
+        <w:t xml:space="preserve"> </w:t>
+      </w:r>
+      <w:r>
+        <w:rPr>
+          <w:rFonts w:hint="eastAsia"/>
+          <w:sz w:val="22"/>
+        </w:rPr>
+        <w:t>구현</w:t>
       </w:r>
     </w:p>
     <w:p>
@@ -759,7 +2197,315 @@
           <w:rFonts w:hint="eastAsia"/>
           <w:sz w:val="22"/>
         </w:rPr>
-        <w:t>카메라에 충돌 구체를 적용하여 +X, -X, +Y, -Y, +Z, -Z 방향 꼭짓점들에 대해 샘플링을 수행하여 카메라가 지형 밑으로 파고들지 않도록 하는 최대 오프셋을 계산해 카메라 오프셋이 그보다 작도록 강제</w:t>
+        <w:t>카메라에</w:t>
+      </w:r>
+      <w:r>
+        <w:rPr>
+          <w:rFonts w:hint="eastAsia"/>
+          <w:sz w:val="22"/>
+        </w:rPr>
+        <w:t xml:space="preserve"> </w:t>
+      </w:r>
+      <w:r>
+        <w:rPr>
+          <w:rFonts w:hint="eastAsia"/>
+          <w:sz w:val="22"/>
+        </w:rPr>
+        <w:t>충돌</w:t>
+      </w:r>
+      <w:r>
+        <w:rPr>
+          <w:rFonts w:hint="eastAsia"/>
+          <w:sz w:val="22"/>
+        </w:rPr>
+        <w:t xml:space="preserve"> </w:t>
+      </w:r>
+      <w:r>
+        <w:rPr>
+          <w:rFonts w:hint="eastAsia"/>
+          <w:sz w:val="22"/>
+        </w:rPr>
+        <w:t>구체를</w:t>
+      </w:r>
+      <w:r>
+        <w:rPr>
+          <w:rFonts w:hint="eastAsia"/>
+          <w:sz w:val="22"/>
+        </w:rPr>
+        <w:t xml:space="preserve"> </w:t>
+      </w:r>
+      <w:r>
+        <w:rPr>
+          <w:rFonts w:hint="eastAsia"/>
+          <w:sz w:val="22"/>
+        </w:rPr>
+        <w:t>적용하여</w:t>
+      </w:r>
+      <w:r>
+        <w:rPr>
+          <w:rFonts w:hint="eastAsia"/>
+          <w:sz w:val="22"/>
+        </w:rPr>
+        <w:t xml:space="preserve"> +X, -X, +Y, -Y, +Z, -Z </w:t>
+      </w:r>
+      <w:r>
+        <w:rPr>
+          <w:rFonts w:hint="eastAsia"/>
+          <w:sz w:val="22"/>
+        </w:rPr>
+        <w:t>방향</w:t>
+      </w:r>
+      <w:r>
+        <w:rPr>
+          <w:rFonts w:hint="eastAsia"/>
+          <w:sz w:val="22"/>
+        </w:rPr>
+        <w:t xml:space="preserve"> </w:t>
+      </w:r>
+      <w:r>
+        <w:rPr>
+          <w:rFonts w:hint="eastAsia"/>
+          <w:sz w:val="22"/>
+        </w:rPr>
+        <w:t>꼭짓점들에</w:t>
+      </w:r>
+      <w:r>
+        <w:rPr>
+          <w:rFonts w:hint="eastAsia"/>
+          <w:sz w:val="22"/>
+        </w:rPr>
+        <w:t xml:space="preserve"> </w:t>
+      </w:r>
+      <w:r>
+        <w:rPr>
+          <w:rFonts w:hint="eastAsia"/>
+          <w:sz w:val="22"/>
+        </w:rPr>
+        <w:t>대해</w:t>
+      </w:r>
+      <w:r>
+        <w:rPr>
+          <w:rFonts w:hint="eastAsia"/>
+          <w:sz w:val="22"/>
+        </w:rPr>
+        <w:t xml:space="preserve"> </w:t>
+      </w:r>
+      <w:r>
+        <w:rPr>
+          <w:rFonts w:hint="eastAsia"/>
+          <w:sz w:val="22"/>
+        </w:rPr>
+        <w:t>샘플링을</w:t>
+      </w:r>
+      <w:r>
+        <w:rPr>
+          <w:rFonts w:hint="eastAsia"/>
+          <w:sz w:val="22"/>
+        </w:rPr>
+        <w:t xml:space="preserve"> </w:t>
+      </w:r>
+      <w:r>
+        <w:rPr>
+          <w:rFonts w:hint="eastAsia"/>
+          <w:sz w:val="22"/>
+        </w:rPr>
+        <w:t>수행하여</w:t>
+      </w:r>
+      <w:r>
+        <w:rPr>
+          <w:rFonts w:hint="eastAsia"/>
+          <w:sz w:val="22"/>
+        </w:rPr>
+        <w:t xml:space="preserve"> </w:t>
+      </w:r>
+      <w:r>
+        <w:rPr>
+          <w:rFonts w:hint="eastAsia"/>
+          <w:sz w:val="22"/>
+        </w:rPr>
+        <w:t>카메라가</w:t>
+      </w:r>
+      <w:r>
+        <w:rPr>
+          <w:rFonts w:hint="eastAsia"/>
+          <w:sz w:val="22"/>
+        </w:rPr>
+        <w:t xml:space="preserve"> </w:t>
+      </w:r>
+      <w:r>
+        <w:rPr>
+          <w:rFonts w:hint="eastAsia"/>
+          <w:sz w:val="22"/>
+        </w:rPr>
+        <w:t>지형</w:t>
+      </w:r>
+      <w:r>
+        <w:rPr>
+          <w:rFonts w:hint="eastAsia"/>
+          <w:sz w:val="22"/>
+        </w:rPr>
+        <w:t xml:space="preserve"> </w:t>
+      </w:r>
+      <w:r>
+        <w:rPr>
+          <w:rFonts w:hint="eastAsia"/>
+          <w:sz w:val="22"/>
+        </w:rPr>
+        <w:t>밑으로</w:t>
+      </w:r>
+      <w:r>
+        <w:rPr>
+          <w:rFonts w:hint="eastAsia"/>
+          <w:sz w:val="22"/>
+        </w:rPr>
+        <w:t xml:space="preserve"> </w:t>
+      </w:r>
+      <w:r>
+        <w:rPr>
+          <w:rFonts w:hint="eastAsia"/>
+          <w:sz w:val="22"/>
+        </w:rPr>
+        <w:t>파고들지</w:t>
+      </w:r>
+      <w:r>
+        <w:rPr>
+          <w:rFonts w:hint="eastAsia"/>
+          <w:sz w:val="22"/>
+        </w:rPr>
+        <w:t xml:space="preserve"> </w:t>
+      </w:r>
+      <w:r>
+        <w:rPr>
+          <w:rFonts w:hint="eastAsia"/>
+          <w:sz w:val="22"/>
+        </w:rPr>
+        <w:t>않도록</w:t>
+      </w:r>
+      <w:r>
+        <w:rPr>
+          <w:rFonts w:hint="eastAsia"/>
+          <w:sz w:val="22"/>
+        </w:rPr>
+        <w:t xml:space="preserve"> </w:t>
+      </w:r>
+      <w:r>
+        <w:rPr>
+          <w:rFonts w:hint="eastAsia"/>
+          <w:sz w:val="22"/>
+        </w:rPr>
+        <w:t>하는</w:t>
+      </w:r>
+      <w:r>
+        <w:rPr>
+          <w:rFonts w:hint="eastAsia"/>
+          <w:sz w:val="22"/>
+        </w:rPr>
+        <w:t xml:space="preserve"> </w:t>
+      </w:r>
+      <w:r>
+        <w:rPr>
+          <w:rFonts w:hint="eastAsia"/>
+          <w:sz w:val="22"/>
+        </w:rPr>
+        <w:t>최대</w:t>
+      </w:r>
+      <w:r>
+        <w:rPr>
+          <w:rFonts w:hint="eastAsia"/>
+          <w:sz w:val="22"/>
+        </w:rPr>
+        <w:t xml:space="preserve"> </w:t>
+      </w:r>
+      <w:r>
+        <w:rPr>
+          <w:rFonts w:hint="eastAsia"/>
+          <w:sz w:val="22"/>
+        </w:rPr>
+        <w:t>오프셋을</w:t>
+      </w:r>
+      <w:r>
+        <w:rPr>
+          <w:rFonts w:hint="eastAsia"/>
+          <w:sz w:val="22"/>
+        </w:rPr>
+        <w:t xml:space="preserve"> </w:t>
+      </w:r>
+      <w:r>
+        <w:rPr>
+          <w:rFonts w:hint="eastAsia"/>
+          <w:sz w:val="22"/>
+        </w:rPr>
+        <w:t>계산해</w:t>
+      </w:r>
+      <w:r>
+        <w:rPr>
+          <w:rFonts w:hint="eastAsia"/>
+          <w:sz w:val="22"/>
+        </w:rPr>
+        <w:t xml:space="preserve"> </w:t>
+      </w:r>
+      <w:r>
+        <w:rPr>
+          <w:rFonts w:hint="eastAsia"/>
+          <w:sz w:val="22"/>
+        </w:rPr>
+        <w:t>카메라</w:t>
+      </w:r>
+      <w:r>
+        <w:rPr>
+          <w:rFonts w:hint="eastAsia"/>
+          <w:sz w:val="22"/>
+        </w:rPr>
+        <w:t xml:space="preserve"> </w:t>
+      </w:r>
+      <w:r>
+        <w:rPr>
+          <w:rFonts w:hint="eastAsia"/>
+          <w:sz w:val="22"/>
+        </w:rPr>
+        <w:t>오프셋이</w:t>
+      </w:r>
+      <w:r>
+        <w:rPr>
+          <w:rFonts w:hint="eastAsia"/>
+          <w:sz w:val="22"/>
+        </w:rPr>
+        <w:t xml:space="preserve"> </w:t>
+      </w:r>
+      <w:r>
+        <w:rPr>
+          <w:rFonts w:hint="eastAsia"/>
+          <w:sz w:val="22"/>
+        </w:rPr>
+        <w:t>그보다</w:t>
+      </w:r>
+      <w:r>
+        <w:rPr>
+          <w:rFonts w:hint="eastAsia"/>
+          <w:sz w:val="22"/>
+        </w:rPr>
+        <w:t xml:space="preserve"> </w:t>
+      </w:r>
+      <w:r>
+        <w:rPr>
+          <w:rFonts w:hint="eastAsia"/>
+          <w:sz w:val="22"/>
+        </w:rPr>
+        <w:t>작도록</w:t>
+      </w:r>
+      <w:r>
+        <w:rPr>
+          <w:rFonts w:hint="eastAsia"/>
+          <w:sz w:val="22"/>
+        </w:rPr>
+        <w:t xml:space="preserve"> </w:t>
+      </w:r>
+      <w:r>
+        <w:rPr>
+          <w:rFonts w:hint="eastAsia"/>
+          <w:sz w:val="22"/>
+        </w:rPr>
+        <w:t>강제</w:t>
       </w:r>
     </w:p>
     <w:p>
@@ -780,7 +2526,259 @@
           <w:rFonts w:hint="eastAsia"/>
           <w:sz w:val="22"/>
         </w:rPr>
-        <w:t>후에 건물 외벽 등과의 충돌도 해소하기 위해 Camera Obstacle로 등록된 객체들의 AABB bound에 대해 마찬가지로 6방향 꼭짓점 샘플링 충돌 해소 구현해놓음</w:t>
+        <w:t>후에</w:t>
+      </w:r>
+      <w:r>
+        <w:rPr>
+          <w:rFonts w:hint="eastAsia"/>
+          <w:sz w:val="22"/>
+        </w:rPr>
+        <w:t xml:space="preserve"> </w:t>
+      </w:r>
+      <w:r>
+        <w:rPr>
+          <w:rFonts w:hint="eastAsia"/>
+          <w:sz w:val="22"/>
+        </w:rPr>
+        <w:t>건물</w:t>
+      </w:r>
+      <w:r>
+        <w:rPr>
+          <w:rFonts w:hint="eastAsia"/>
+          <w:sz w:val="22"/>
+        </w:rPr>
+        <w:t xml:space="preserve"> </w:t>
+      </w:r>
+      <w:r>
+        <w:rPr>
+          <w:rFonts w:hint="eastAsia"/>
+          <w:sz w:val="22"/>
+        </w:rPr>
+        <w:t>외벽</w:t>
+      </w:r>
+      <w:r>
+        <w:rPr>
+          <w:rFonts w:hint="eastAsia"/>
+          <w:sz w:val="22"/>
+        </w:rPr>
+        <w:t xml:space="preserve"> </w:t>
+      </w:r>
+      <w:r>
+        <w:rPr>
+          <w:rFonts w:hint="eastAsia"/>
+          <w:sz w:val="22"/>
+        </w:rPr>
+        <w:t>등과의</w:t>
+      </w:r>
+      <w:r>
+        <w:rPr>
+          <w:rFonts w:hint="eastAsia"/>
+          <w:sz w:val="22"/>
+        </w:rPr>
+        <w:t xml:space="preserve"> </w:t>
+      </w:r>
+      <w:r>
+        <w:rPr>
+          <w:rFonts w:hint="eastAsia"/>
+          <w:sz w:val="22"/>
+        </w:rPr>
+        <w:t>충돌도</w:t>
+      </w:r>
+      <w:r>
+        <w:rPr>
+          <w:rFonts w:hint="eastAsia"/>
+          <w:sz w:val="22"/>
+        </w:rPr>
+        <w:t xml:space="preserve"> </w:t>
+      </w:r>
+      <w:r>
+        <w:rPr>
+          <w:rFonts w:hint="eastAsia"/>
+          <w:sz w:val="22"/>
+        </w:rPr>
+        <w:t>해소하기</w:t>
+      </w:r>
+      <w:r>
+        <w:rPr>
+          <w:rFonts w:hint="eastAsia"/>
+          <w:sz w:val="22"/>
+        </w:rPr>
+        <w:t xml:space="preserve"> </w:t>
+      </w:r>
+      <w:r>
+        <w:rPr>
+          <w:rFonts w:hint="eastAsia"/>
+          <w:sz w:val="22"/>
+        </w:rPr>
+        <w:t>위해</w:t>
+      </w:r>
+      <w:r>
+        <w:rPr>
+          <w:rFonts w:hint="eastAsia"/>
+          <w:sz w:val="22"/>
+        </w:rPr>
+        <w:t xml:space="preserve"> Camera Obstacle</w:t>
+      </w:r>
+      <w:r>
+        <w:rPr>
+          <w:rFonts w:hint="eastAsia"/>
+          <w:sz w:val="22"/>
+        </w:rPr>
+        <w:t>로</w:t>
+      </w:r>
+      <w:r>
+        <w:rPr>
+          <w:rFonts w:hint="eastAsia"/>
+          <w:sz w:val="22"/>
+        </w:rPr>
+        <w:t xml:space="preserve"> </w:t>
+      </w:r>
+      <w:r>
+        <w:rPr>
+          <w:rFonts w:hint="eastAsia"/>
+          <w:sz w:val="22"/>
+        </w:rPr>
+        <w:t>등록된</w:t>
+      </w:r>
+      <w:r>
+        <w:rPr>
+          <w:rFonts w:hint="eastAsia"/>
+          <w:sz w:val="22"/>
+        </w:rPr>
+        <w:t xml:space="preserve"> </w:t>
+      </w:r>
+      <w:r>
+        <w:rPr>
+          <w:rFonts w:hint="eastAsia"/>
+          <w:sz w:val="22"/>
+        </w:rPr>
+        <w:t>객체들의</w:t>
+      </w:r>
+      <w:r>
+        <w:rPr>
+          <w:rFonts w:hint="eastAsia"/>
+          <w:sz w:val="22"/>
+        </w:rPr>
+        <w:t xml:space="preserve"> AABB bound</w:t>
+      </w:r>
+      <w:r>
+        <w:rPr>
+          <w:rFonts w:hint="eastAsia"/>
+          <w:sz w:val="22"/>
+        </w:rPr>
+        <w:t>에</w:t>
+      </w:r>
+      <w:r>
+        <w:rPr>
+          <w:rFonts w:hint="eastAsia"/>
+          <w:sz w:val="22"/>
+        </w:rPr>
+        <w:t xml:space="preserve"> </w:t>
+      </w:r>
+      <w:r>
+        <w:rPr>
+          <w:rFonts w:hint="eastAsia"/>
+          <w:sz w:val="22"/>
+        </w:rPr>
+        <w:t>대해</w:t>
+      </w:r>
+      <w:r>
+        <w:rPr>
+          <w:rFonts w:hint="eastAsia"/>
+          <w:sz w:val="22"/>
+        </w:rPr>
+        <w:t xml:space="preserve"> </w:t>
+      </w:r>
+      <w:r>
+        <w:rPr>
+          <w:rFonts w:hint="eastAsia"/>
+          <w:sz w:val="22"/>
+        </w:rPr>
+        <w:t>마찬가지로</w:t>
+      </w:r>
+      <w:r>
+        <w:rPr>
+          <w:rFonts w:hint="eastAsia"/>
+          <w:sz w:val="22"/>
+        </w:rPr>
+        <w:t xml:space="preserve"> 6</w:t>
+      </w:r>
+      <w:r>
+        <w:rPr>
+          <w:rFonts w:hint="eastAsia"/>
+          <w:sz w:val="22"/>
+        </w:rPr>
+        <w:t>방향</w:t>
+      </w:r>
+      <w:r>
+        <w:rPr>
+          <w:rFonts w:hint="eastAsia"/>
+          <w:sz w:val="22"/>
+        </w:rPr>
+        <w:t xml:space="preserve"> </w:t>
+      </w:r>
+      <w:r>
+        <w:rPr>
+          <w:rFonts w:hint="eastAsia"/>
+          <w:sz w:val="22"/>
+        </w:rPr>
+        <w:t>꼭짓점</w:t>
+      </w:r>
+      <w:r>
+        <w:rPr>
+          <w:rFonts w:hint="eastAsia"/>
+          <w:sz w:val="22"/>
+        </w:rPr>
+        <w:t xml:space="preserve"> </w:t>
+      </w:r>
+      <w:r>
+        <w:rPr>
+          <w:rFonts w:hint="eastAsia"/>
+          <w:sz w:val="22"/>
+        </w:rPr>
+        <w:t>샘플링</w:t>
+      </w:r>
+      <w:r>
+        <w:rPr>
+          <w:rFonts w:hint="eastAsia"/>
+          <w:sz w:val="22"/>
+        </w:rPr>
+        <w:t xml:space="preserve"> </w:t>
+      </w:r>
+      <w:r>
+        <w:rPr>
+          <w:rFonts w:hint="eastAsia"/>
+          <w:sz w:val="22"/>
+        </w:rPr>
+        <w:t>충돌</w:t>
+      </w:r>
+      <w:r>
+        <w:rPr>
+          <w:rFonts w:hint="eastAsia"/>
+          <w:sz w:val="22"/>
+        </w:rPr>
+        <w:t xml:space="preserve"> </w:t>
+      </w:r>
+      <w:r>
+        <w:rPr>
+          <w:rFonts w:hint="eastAsia"/>
+          <w:sz w:val="22"/>
+        </w:rPr>
+        <w:t>해소</w:t>
+      </w:r>
+      <w:r>
+        <w:rPr>
+          <w:rFonts w:hint="eastAsia"/>
+          <w:sz w:val="22"/>
+        </w:rPr>
+        <w:t xml:space="preserve"> </w:t>
+      </w:r>
+      <w:r>
+        <w:rPr>
+          <w:rFonts w:hint="eastAsia"/>
+          <w:sz w:val="22"/>
+        </w:rPr>
+        <w:t>구현해놓음</w:t>
       </w:r>
     </w:p>
     <w:p>
@@ -801,7 +2799,35 @@
           <w:rFonts w:hint="eastAsia"/>
           <w:sz w:val="22"/>
         </w:rPr>
-        <w:t>스프링 카메라 구현</w:t>
+        <w:t>스프링</w:t>
+      </w:r>
+      <w:r>
+        <w:rPr>
+          <w:rFonts w:hint="eastAsia"/>
+          <w:sz w:val="22"/>
+        </w:rPr>
+        <w:t xml:space="preserve"> </w:t>
+      </w:r>
+      <w:r>
+        <w:rPr>
+          <w:rFonts w:hint="eastAsia"/>
+          <w:sz w:val="22"/>
+        </w:rPr>
+        <w:t>카메라</w:t>
+      </w:r>
+      <w:r>
+        <w:rPr>
+          <w:rFonts w:hint="eastAsia"/>
+          <w:sz w:val="22"/>
+        </w:rPr>
+        <w:t xml:space="preserve"> </w:t>
+      </w:r>
+      <w:r>
+        <w:rPr>
+          <w:rFonts w:hint="eastAsia"/>
+          <w:sz w:val="22"/>
+        </w:rPr>
+        <w:t>구현</w:t>
       </w:r>
     </w:p>
     <w:p>
@@ -822,7 +2848,231 @@
           <w:rFonts w:hint="eastAsia"/>
           <w:sz w:val="22"/>
         </w:rPr>
-        <w:t>타겟 오브젝트 pivot과의 offset 계산에 따른 목표 eye 위치와 현재 eye 위치의 변위를 바탕으로 카메라에 힘을 가해 물리적 움직임 구현</w:t>
+        <w:t>타겟</w:t>
+      </w:r>
+      <w:r>
+        <w:rPr>
+          <w:rFonts w:hint="eastAsia"/>
+          <w:sz w:val="22"/>
+        </w:rPr>
+        <w:t xml:space="preserve"> </w:t>
+      </w:r>
+      <w:r>
+        <w:rPr>
+          <w:rFonts w:hint="eastAsia"/>
+          <w:sz w:val="22"/>
+        </w:rPr>
+        <w:t>오브젝트</w:t>
+      </w:r>
+      <w:r>
+        <w:rPr>
+          <w:rFonts w:hint="eastAsia"/>
+          <w:sz w:val="22"/>
+        </w:rPr>
+        <w:t xml:space="preserve"> pivot</w:t>
+      </w:r>
+      <w:r>
+        <w:rPr>
+          <w:rFonts w:hint="eastAsia"/>
+          <w:sz w:val="22"/>
+        </w:rPr>
+        <w:t>과의</w:t>
+      </w:r>
+      <w:r>
+        <w:rPr>
+          <w:rFonts w:hint="eastAsia"/>
+          <w:sz w:val="22"/>
+        </w:rPr>
+        <w:t xml:space="preserve"> offset </w:t>
+      </w:r>
+      <w:r>
+        <w:rPr>
+          <w:rFonts w:hint="eastAsia"/>
+          <w:sz w:val="22"/>
+        </w:rPr>
+        <w:t>계산에</w:t>
+      </w:r>
+      <w:r>
+        <w:rPr>
+          <w:rFonts w:hint="eastAsia"/>
+          <w:sz w:val="22"/>
+        </w:rPr>
+        <w:t xml:space="preserve"> </w:t>
+      </w:r>
+      <w:r>
+        <w:rPr>
+          <w:rFonts w:hint="eastAsia"/>
+          <w:sz w:val="22"/>
+        </w:rPr>
+        <w:t>따른</w:t>
+      </w:r>
+      <w:r>
+        <w:rPr>
+          <w:rFonts w:hint="eastAsia"/>
+          <w:sz w:val="22"/>
+        </w:rPr>
+        <w:t xml:space="preserve"> </w:t>
+      </w:r>
+      <w:r>
+        <w:rPr>
+          <w:rFonts w:hint="eastAsia"/>
+          <w:sz w:val="22"/>
+        </w:rPr>
+        <w:t>목표</w:t>
+      </w:r>
+      <w:r>
+        <w:rPr>
+          <w:rFonts w:hint="eastAsia"/>
+          <w:sz w:val="22"/>
+        </w:rPr>
+        <w:t xml:space="preserve"> eye </w:t>
+      </w:r>
+      <w:r>
+        <w:rPr>
+          <w:rFonts w:hint="eastAsia"/>
+          <w:sz w:val="22"/>
+        </w:rPr>
+        <w:t>위치와</w:t>
+      </w:r>
+      <w:r>
+        <w:rPr>
+          <w:rFonts w:hint="eastAsia"/>
+          <w:sz w:val="22"/>
+        </w:rPr>
+        <w:t xml:space="preserve"> </w:t>
+      </w:r>
+      <w:r>
+        <w:rPr>
+          <w:rFonts w:hint="eastAsia"/>
+          <w:sz w:val="22"/>
+        </w:rPr>
+        <w:t>현재</w:t>
+      </w:r>
+      <w:r>
+        <w:rPr>
+          <w:rFonts w:hint="eastAsia"/>
+          <w:sz w:val="22"/>
+        </w:rPr>
+        <w:t xml:space="preserve"> eye </w:t>
+      </w:r>
+      <w:r>
+        <w:rPr>
+          <w:rFonts w:hint="eastAsia"/>
+          <w:sz w:val="22"/>
+        </w:rPr>
+        <w:t>위치의</w:t>
+      </w:r>
+      <w:r>
+        <w:rPr>
+          <w:rFonts w:hint="eastAsia"/>
+          <w:sz w:val="22"/>
+        </w:rPr>
+        <w:t xml:space="preserve"> </w:t>
+      </w:r>
+      <w:r>
+        <w:rPr>
+          <w:rFonts w:hint="eastAsia"/>
+          <w:sz w:val="22"/>
+        </w:rPr>
+        <w:t>변위를</w:t>
+      </w:r>
+      <w:r>
+        <w:rPr>
+          <w:rFonts w:hint="eastAsia"/>
+          <w:sz w:val="22"/>
+        </w:rPr>
+        <w:t xml:space="preserve"> </w:t>
+      </w:r>
+      <w:r>
+        <w:rPr>
+          <w:rFonts w:hint="eastAsia"/>
+          <w:sz w:val="22"/>
+        </w:rPr>
+        <w:t>바탕으로</w:t>
+      </w:r>
+      <w:r>
+        <w:rPr>
+          <w:rFonts w:hint="eastAsia"/>
+          <w:sz w:val="22"/>
+        </w:rPr>
+        <w:t xml:space="preserve"> </w:t>
+      </w:r>
+      <w:r>
+        <w:rPr>
+          <w:rFonts w:hint="eastAsia"/>
+          <w:sz w:val="22"/>
+        </w:rPr>
+        <w:t>카메라에</w:t>
+      </w:r>
+      <w:r>
+        <w:rPr>
+          <w:rFonts w:hint="eastAsia"/>
+          <w:sz w:val="22"/>
+        </w:rPr>
+        <w:t xml:space="preserve"> </w:t>
+      </w:r>
+      <w:r>
+        <w:rPr>
+          <w:rFonts w:hint="eastAsia"/>
+          <w:sz w:val="22"/>
+        </w:rPr>
+        <w:t>힘을</w:t>
+      </w:r>
+      <w:r>
+        <w:rPr>
+          <w:rFonts w:hint="eastAsia"/>
+          <w:sz w:val="22"/>
+        </w:rPr>
+        <w:t xml:space="preserve"> </w:t>
+      </w:r>
+      <w:r>
+        <w:rPr>
+          <w:rFonts w:hint="eastAsia"/>
+          <w:sz w:val="22"/>
+        </w:rPr>
+        <w:t>가해</w:t>
+      </w:r>
+      <w:r>
+        <w:rPr>
+          <w:rFonts w:hint="eastAsia"/>
+          <w:sz w:val="22"/>
+        </w:rPr>
+        <w:t xml:space="preserve"> </w:t>
+      </w:r>
+      <w:r>
+        <w:rPr>
+          <w:rFonts w:hint="eastAsia"/>
+          <w:sz w:val="22"/>
+        </w:rPr>
+        <w:t>물리적</w:t>
+      </w:r>
+      <w:r>
+        <w:rPr>
+          <w:rFonts w:hint="eastAsia"/>
+          <w:sz w:val="22"/>
+        </w:rPr>
+        <w:t xml:space="preserve"> </w:t>
+      </w:r>
+      <w:r>
+        <w:rPr>
+          <w:rFonts w:hint="eastAsia"/>
+          <w:sz w:val="22"/>
+        </w:rPr>
+        <w:t>움직임</w:t>
+      </w:r>
+      <w:r>
+        <w:rPr>
+          <w:rFonts w:hint="eastAsia"/>
+          <w:sz w:val="22"/>
+        </w:rPr>
+        <w:t xml:space="preserve"> </w:t>
+      </w:r>
+      <w:r>
+        <w:rPr>
+          <w:rFonts w:hint="eastAsia"/>
+          <w:sz w:val="22"/>
+        </w:rPr>
+        <w:t>구현</w:t>
       </w:r>
     </w:p>
     <w:p>
@@ -843,7 +3093,105 @@
           <w:rFonts w:hint="eastAsia"/>
           <w:sz w:val="22"/>
         </w:rPr>
-        <w:t>힘의 계수로 곱해지는 stiffness, 속도에 비례한 저항으로 쓰이는 damping 파라미터를</w:t>
+        <w:t>힘의</w:t>
+      </w:r>
+      <w:r>
+        <w:rPr>
+          <w:rFonts w:hint="eastAsia"/>
+          <w:sz w:val="22"/>
+        </w:rPr>
+        <w:t xml:space="preserve"> </w:t>
+      </w:r>
+      <w:r>
+        <w:rPr>
+          <w:rFonts w:hint="eastAsia"/>
+          <w:sz w:val="22"/>
+        </w:rPr>
+        <w:t>계수로</w:t>
+      </w:r>
+      <w:r>
+        <w:rPr>
+          <w:rFonts w:hint="eastAsia"/>
+          <w:sz w:val="22"/>
+        </w:rPr>
+        <w:t xml:space="preserve"> </w:t>
+      </w:r>
+      <w:r>
+        <w:rPr>
+          <w:rFonts w:hint="eastAsia"/>
+          <w:sz w:val="22"/>
+        </w:rPr>
+        <w:t>곱해지는</w:t>
+      </w:r>
+      <w:r>
+        <w:rPr>
+          <w:rFonts w:hint="eastAsia"/>
+          <w:sz w:val="22"/>
+        </w:rPr>
+        <w:t xml:space="preserve"> stiffness, </w:t>
+      </w:r>
+      <w:r>
+        <w:rPr>
+          <w:rFonts w:hint="eastAsia"/>
+          <w:sz w:val="22"/>
+        </w:rPr>
+        <w:t>속도에</w:t>
+      </w:r>
+      <w:r>
+        <w:rPr>
+          <w:rFonts w:hint="eastAsia"/>
+          <w:sz w:val="22"/>
+        </w:rPr>
+        <w:t xml:space="preserve"> </w:t>
+      </w:r>
+      <w:r>
+        <w:rPr>
+          <w:rFonts w:hint="eastAsia"/>
+          <w:sz w:val="22"/>
+        </w:rPr>
+        <w:t>비례한</w:t>
+      </w:r>
+      <w:r>
+        <w:rPr>
+          <w:rFonts w:hint="eastAsia"/>
+          <w:sz w:val="22"/>
+        </w:rPr>
+        <w:t xml:space="preserve"> </w:t>
+      </w:r>
+      <w:r>
+        <w:rPr>
+          <w:rFonts w:hint="eastAsia"/>
+          <w:sz w:val="22"/>
+        </w:rPr>
+        <w:t>저항으로</w:t>
+      </w:r>
+      <w:r>
+        <w:rPr>
+          <w:rFonts w:hint="eastAsia"/>
+          <w:sz w:val="22"/>
+        </w:rPr>
+        <w:t xml:space="preserve"> </w:t>
+      </w:r>
+      <w:r>
+        <w:rPr>
+          <w:rFonts w:hint="eastAsia"/>
+          <w:sz w:val="22"/>
+        </w:rPr>
+        <w:t>쓰이는</w:t>
+      </w:r>
+      <w:r>
+        <w:rPr>
+          <w:rFonts w:hint="eastAsia"/>
+          <w:sz w:val="22"/>
+        </w:rPr>
+        <w:t xml:space="preserve"> damping </w:t>
+      </w:r>
+      <w:r>
+        <w:rPr>
+          <w:rFonts w:hint="eastAsia"/>
+          <w:sz w:val="22"/>
+        </w:rPr>
+        <w:t>파라미터를</w:t>
       </w:r>
       <w:r>
         <w:rPr>
@@ -856,7 +3204,91 @@
           <w:rFonts w:hint="eastAsia"/>
           <w:sz w:val="22"/>
         </w:rPr>
-        <w:t>이용하여 스프링 효과 조절할 수 있도록 구현</w:t>
+        <w:t>이용하여</w:t>
+      </w:r>
+      <w:r>
+        <w:rPr>
+          <w:rFonts w:hint="eastAsia"/>
+          <w:sz w:val="22"/>
+        </w:rPr>
+        <w:t xml:space="preserve"> </w:t>
+      </w:r>
+      <w:r>
+        <w:rPr>
+          <w:rFonts w:hint="eastAsia"/>
+          <w:sz w:val="22"/>
+        </w:rPr>
+        <w:t>스프링</w:t>
+      </w:r>
+      <w:r>
+        <w:rPr>
+          <w:rFonts w:hint="eastAsia"/>
+          <w:sz w:val="22"/>
+        </w:rPr>
+        <w:t xml:space="preserve"> </w:t>
+      </w:r>
+      <w:r>
+        <w:rPr>
+          <w:rFonts w:hint="eastAsia"/>
+          <w:sz w:val="22"/>
+        </w:rPr>
+        <w:t>효과</w:t>
+      </w:r>
+      <w:r>
+        <w:rPr>
+          <w:rFonts w:hint="eastAsia"/>
+          <w:sz w:val="22"/>
+        </w:rPr>
+        <w:t xml:space="preserve"> </w:t>
+      </w:r>
+      <w:r>
+        <w:rPr>
+          <w:rFonts w:hint="eastAsia"/>
+          <w:sz w:val="22"/>
+        </w:rPr>
+        <w:t>조절할</w:t>
+      </w:r>
+      <w:r>
+        <w:rPr>
+          <w:rFonts w:hint="eastAsia"/>
+          <w:sz w:val="22"/>
+        </w:rPr>
+        <w:t xml:space="preserve"> </w:t>
+      </w:r>
+      <w:r>
+        <w:rPr>
+          <w:rFonts w:hint="eastAsia"/>
+          <w:sz w:val="22"/>
+        </w:rPr>
+        <w:t>수</w:t>
+      </w:r>
+      <w:r>
+        <w:rPr>
+          <w:rFonts w:hint="eastAsia"/>
+          <w:sz w:val="22"/>
+        </w:rPr>
+        <w:t xml:space="preserve"> </w:t>
+      </w:r>
+      <w:r>
+        <w:rPr>
+          <w:rFonts w:hint="eastAsia"/>
+          <w:sz w:val="22"/>
+        </w:rPr>
+        <w:t>있도록</w:t>
+      </w:r>
+      <w:r>
+        <w:rPr>
+          <w:rFonts w:hint="eastAsia"/>
+          <w:sz w:val="22"/>
+        </w:rPr>
+        <w:t xml:space="preserve"> </w:t>
+      </w:r>
+      <w:r>
+        <w:rPr>
+          <w:rFonts w:hint="eastAsia"/>
+          <w:sz w:val="22"/>
+        </w:rPr>
+        <w:t>구현</w:t>
       </w:r>
     </w:p>
     <w:p>
@@ -895,7 +3327,70 @@
           <w:sz w:val="22"/>
         </w:rPr>
         <w:lastRenderedPageBreak/>
-        <w:t>유니티 래그돌 설정 스크립트 작성</w:t>
+        <w:t>유니티</w:t>
+      </w:r>
+      <w:r>
+        <w:rPr>
+          <w:rFonts w:hint="eastAsia"/>
+          <w:sz w:val="22"/>
+        </w:rPr>
+        <w:t xml:space="preserve"> </w:t>
+      </w:r>
+      <w:r>
+        <w:rPr>
+          <w:rFonts w:hint="eastAsia"/>
+          <w:sz w:val="22"/>
+        </w:rPr>
+        <w:t>래그돌</w:t>
+      </w:r>
+      <w:r>
+        <w:rPr>
+          <w:rFonts w:hint="eastAsia"/>
+          <w:sz w:val="22"/>
+        </w:rPr>
+        <w:t xml:space="preserve"> </w:t>
+      </w:r>
+      <w:r>
+        <w:rPr>
+          <w:rFonts w:hint="eastAsia"/>
+          <w:sz w:val="22"/>
+        </w:rPr>
+        <w:t>설</w:t>
+      </w:r>
+      <w:r>
+        <w:rPr>
+          <w:rFonts w:hint="eastAsia"/>
+          <w:sz w:val="22"/>
+        </w:rPr>
+        <w:t>정</w:t>
+      </w:r>
+      <w:r>
+        <w:rPr>
+          <w:rFonts w:hint="eastAsia"/>
+          <w:sz w:val="22"/>
+        </w:rPr>
+        <w:t xml:space="preserve"> </w:t>
+      </w:r>
+      <w:r>
+        <w:rPr>
+          <w:rFonts w:hint="eastAsia"/>
+          <w:sz w:val="22"/>
+        </w:rPr>
+        <w:t>스크립트</w:t>
+      </w:r>
+      <w:r>
+        <w:rPr>
+          <w:rFonts w:hint="eastAsia"/>
+          <w:sz w:val="22"/>
+        </w:rPr>
+        <w:t xml:space="preserve"> </w:t>
+      </w:r>
+      <w:r>
+        <w:rPr>
+          <w:rFonts w:hint="eastAsia"/>
+          <w:sz w:val="22"/>
+        </w:rPr>
+        <w:t>작성</w:t>
       </w:r>
     </w:p>
     <w:p>
@@ -916,7 +3411,28 @@
           <w:rFonts w:hint="eastAsia"/>
           <w:sz w:val="22"/>
         </w:rPr>
-        <w:t>두 본 Transform(R</w:t>
+        <w:t>두</w:t>
+      </w:r>
+      <w:r>
+        <w:rPr>
+          <w:rFonts w:hint="eastAsia"/>
+          <w:sz w:val="22"/>
+        </w:rPr>
+        <w:t xml:space="preserve"> </w:t>
+      </w:r>
+      <w:r>
+        <w:rPr>
+          <w:rFonts w:hint="eastAsia"/>
+          <w:sz w:val="22"/>
+        </w:rPr>
+        <w:t>본</w:t>
+      </w:r>
+      <w:r>
+        <w:rPr>
+          <w:rFonts w:hint="eastAsia"/>
+          <w:sz w:val="22"/>
+        </w:rPr>
+        <w:t xml:space="preserve"> Transform(R</w:t>
       </w:r>
       <w:r>
         <w:rPr>
@@ -929,7 +3445,217 @@
           <w:rFonts w:hint="eastAsia"/>
           <w:sz w:val="22"/>
         </w:rPr>
-        <w:t>gid body)을 연결하는 Joint의 파라미터 설정 구현 (활성화 축, 각 축의 최대 최소 회전 각도, 질량)</w:t>
+        <w:t>gid body)</w:t>
+      </w:r>
+      <w:r>
+        <w:rPr>
+          <w:rFonts w:hint="eastAsia"/>
+          <w:sz w:val="22"/>
+        </w:rPr>
+        <w:t>을</w:t>
+      </w:r>
+      <w:r>
+        <w:rPr>
+          <w:rFonts w:hint="eastAsia"/>
+          <w:sz w:val="22"/>
+        </w:rPr>
+        <w:t xml:space="preserve"> </w:t>
+      </w:r>
+      <w:r>
+        <w:rPr>
+          <w:rFonts w:hint="eastAsia"/>
+          <w:sz w:val="22"/>
+        </w:rPr>
+        <w:t>연결하는</w:t>
+      </w:r>
+      <w:r>
+        <w:rPr>
+          <w:rFonts w:hint="eastAsia"/>
+          <w:sz w:val="22"/>
+        </w:rPr>
+        <w:t xml:space="preserve"> Joint</w:t>
+      </w:r>
+      <w:r>
+        <w:rPr>
+          <w:rFonts w:hint="eastAsia"/>
+          <w:sz w:val="22"/>
+        </w:rPr>
+        <w:t>의</w:t>
+      </w:r>
+      <w:r>
+        <w:rPr>
+          <w:rFonts w:hint="eastAsia"/>
+          <w:sz w:val="22"/>
+        </w:rPr>
+        <w:t xml:space="preserve"> </w:t>
+      </w:r>
+      <w:r>
+        <w:rPr>
+          <w:rFonts w:hint="eastAsia"/>
+          <w:sz w:val="22"/>
+        </w:rPr>
+        <w:t>파라미터</w:t>
+      </w:r>
+      <w:r>
+        <w:rPr>
+          <w:rFonts w:hint="eastAsia"/>
+          <w:sz w:val="22"/>
+        </w:rPr>
+        <w:t xml:space="preserve"> </w:t>
+      </w:r>
+      <w:r>
+        <w:rPr>
+          <w:rFonts w:hint="eastAsia"/>
+          <w:sz w:val="22"/>
+        </w:rPr>
+        <w:t>설정</w:t>
+      </w:r>
+      <w:r>
+        <w:rPr>
+          <w:rFonts w:hint="eastAsia"/>
+          <w:sz w:val="22"/>
+        </w:rPr>
+        <w:t xml:space="preserve"> </w:t>
+      </w:r>
+      <w:r>
+        <w:rPr>
+          <w:rFonts w:hint="eastAsia"/>
+          <w:sz w:val="22"/>
+        </w:rPr>
+        <w:t>구현</w:t>
+      </w:r>
+      <w:r>
+        <w:rPr>
+          <w:rFonts w:hint="eastAsia"/>
+          <w:sz w:val="22"/>
+        </w:rPr>
+        <w:t xml:space="preserve"> (</w:t>
+      </w:r>
+      <w:r>
+        <w:rPr>
+          <w:rFonts w:hint="eastAsia"/>
+          <w:sz w:val="22"/>
+        </w:rPr>
+        <w:t>활성화</w:t>
+      </w:r>
+      <w:r>
+        <w:rPr>
+          <w:rFonts w:hint="eastAsia"/>
+          <w:sz w:val="22"/>
+        </w:rPr>
+        <w:t xml:space="preserve"> </w:t>
+      </w:r>
+      <w:r>
+        <w:rPr>
+          <w:rFonts w:hint="eastAsia"/>
+          <w:sz w:val="22"/>
+        </w:rPr>
+        <w:t>축</w:t>
+      </w:r>
+      <w:r>
+        <w:rPr>
+          <w:rFonts w:hint="eastAsia"/>
+          <w:sz w:val="22"/>
+        </w:rPr>
+        <w:t xml:space="preserve">, </w:t>
+      </w:r>
+      <w:r>
+        <w:rPr>
+          <w:rFonts w:hint="eastAsia"/>
+          <w:sz w:val="22"/>
+        </w:rPr>
+        <w:t>각</w:t>
+      </w:r>
+      <w:r>
+        <w:rPr>
+          <w:rFonts w:hint="eastAsia"/>
+          <w:sz w:val="22"/>
+        </w:rPr>
+        <w:t xml:space="preserve"> </w:t>
+      </w:r>
+      <w:r>
+        <w:rPr>
+          <w:rFonts w:hint="eastAsia"/>
+          <w:sz w:val="22"/>
+        </w:rPr>
+        <w:t>축의</w:t>
+      </w:r>
+      <w:r>
+        <w:rPr>
+          <w:rFonts w:hint="eastAsia"/>
+          <w:sz w:val="22"/>
+        </w:rPr>
+        <w:t xml:space="preserve"> </w:t>
+      </w:r>
+      <w:r>
+        <w:rPr>
+          <w:rFonts w:hint="eastAsia"/>
+          <w:sz w:val="22"/>
+        </w:rPr>
+        <w:t>최대</w:t>
+      </w:r>
+      <w:r>
+        <w:rPr>
+          <w:rFonts w:hint="eastAsia"/>
+          <w:sz w:val="22"/>
+        </w:rPr>
+        <w:t xml:space="preserve"> </w:t>
+      </w:r>
+      <w:r>
+        <w:rPr>
+          <w:rFonts w:hint="eastAsia"/>
+          <w:sz w:val="22"/>
+        </w:rPr>
+        <w:t>최소</w:t>
+      </w:r>
+      <w:r>
+        <w:rPr>
+          <w:rFonts w:hint="eastAsia"/>
+          <w:sz w:val="22"/>
+        </w:rPr>
+        <w:t xml:space="preserve"> </w:t>
+      </w:r>
+      <w:r>
+        <w:rPr>
+          <w:rFonts w:hint="eastAsia"/>
+          <w:sz w:val="22"/>
+        </w:rPr>
+        <w:t>회전</w:t>
+      </w:r>
+      <w:r>
+        <w:rPr>
+          <w:rFonts w:hint="eastAsia"/>
+          <w:sz w:val="22"/>
+        </w:rPr>
+        <w:t xml:space="preserve"> </w:t>
+      </w:r>
+      <w:r>
+        <w:rPr>
+          <w:rFonts w:hint="eastAsia"/>
+          <w:sz w:val="22"/>
+        </w:rPr>
+        <w:t>각도</w:t>
+      </w:r>
+      <w:r>
+        <w:rPr>
+          <w:rFonts w:hint="eastAsia"/>
+          <w:sz w:val="22"/>
+        </w:rPr>
+        <w:t xml:space="preserve">, </w:t>
+      </w:r>
+      <w:r>
+        <w:rPr>
+          <w:rFonts w:hint="eastAsia"/>
+          <w:sz w:val="22"/>
+        </w:rPr>
+        <w:t>질량</w:t>
+      </w:r>
+      <w:r>
+        <w:rPr>
+          <w:rFonts w:hint="eastAsia"/>
+          <w:sz w:val="22"/>
+        </w:rPr>
+        <w:t>)</w:t>
       </w:r>
     </w:p>
     <w:p>
@@ -950,7 +3676,119 @@
           <w:rFonts w:hint="eastAsia"/>
           <w:sz w:val="22"/>
         </w:rPr>
-        <w:t>추출 스크립트 작성 완료, 고블린에 대해 Joint 설정 작업 중</w:t>
+        <w:t>추출</w:t>
+      </w:r>
+      <w:r>
+        <w:rPr>
+          <w:rFonts w:hint="eastAsia"/>
+          <w:sz w:val="22"/>
+        </w:rPr>
+        <w:t xml:space="preserve"> </w:t>
+      </w:r>
+      <w:r>
+        <w:rPr>
+          <w:rFonts w:hint="eastAsia"/>
+          <w:sz w:val="22"/>
+        </w:rPr>
+        <w:t>스크립트</w:t>
+      </w:r>
+      <w:r>
+        <w:rPr>
+          <w:rFonts w:hint="eastAsia"/>
+          <w:sz w:val="22"/>
+        </w:rPr>
+        <w:t xml:space="preserve"> </w:t>
+      </w:r>
+      <w:r>
+        <w:rPr>
+          <w:rFonts w:hint="eastAsia"/>
+          <w:sz w:val="22"/>
+        </w:rPr>
+        <w:t>작성</w:t>
+      </w:r>
+      <w:r>
+        <w:rPr>
+          <w:rFonts w:hint="eastAsia"/>
+          <w:sz w:val="22"/>
+        </w:rPr>
+        <w:t xml:space="preserve"> </w:t>
+      </w:r>
+      <w:r>
+        <w:rPr>
+          <w:rFonts w:hint="eastAsia"/>
+          <w:sz w:val="22"/>
+        </w:rPr>
+        <w:t>완료</w:t>
+      </w:r>
+      <w:r>
+        <w:rPr>
+          <w:rFonts w:hint="eastAsia"/>
+          <w:sz w:val="22"/>
+        </w:rPr>
+        <w:t xml:space="preserve">, </w:t>
+      </w:r>
+      <w:r>
+        <w:rPr>
+          <w:rFonts w:hint="eastAsia"/>
+          <w:sz w:val="22"/>
+        </w:rPr>
+        <w:t>고블린에</w:t>
+      </w:r>
+      <w:r>
+        <w:rPr>
+          <w:rFonts w:hint="eastAsia"/>
+          <w:sz w:val="22"/>
+        </w:rPr>
+        <w:t xml:space="preserve"> </w:t>
+      </w:r>
+      <w:r>
+        <w:rPr>
+          <w:rFonts w:hint="eastAsia"/>
+          <w:sz w:val="22"/>
+        </w:rPr>
+        <w:t>대해</w:t>
+      </w:r>
+      <w:r>
+        <w:rPr>
+          <w:rFonts w:hint="eastAsia"/>
+          <w:sz w:val="22"/>
+        </w:rPr>
+        <w:t xml:space="preserve"> Joint </w:t>
+      </w:r>
+      <w:r>
+        <w:rPr>
+          <w:rFonts w:hint="eastAsia"/>
+          <w:sz w:val="22"/>
+        </w:rPr>
+        <w:t>설정</w:t>
+      </w:r>
+      <w:r>
+        <w:rPr>
+          <w:rFonts w:hint="eastAsia"/>
+          <w:sz w:val="22"/>
+        </w:rPr>
+        <w:t xml:space="preserve"> </w:t>
+      </w:r>
+      <w:r>
+        <w:rPr>
+          <w:rFonts w:hint="eastAsia"/>
+          <w:sz w:val="22"/>
+        </w:rPr>
+        <w:t>작업</w:t>
+      </w:r>
+      <w:r>
+        <w:rPr>
+          <w:rFonts w:hint="eastAsia"/>
+          <w:sz w:val="22"/>
+        </w:rPr>
+        <w:t xml:space="preserve"> </w:t>
+      </w:r>
+      <w:r>
+        <w:rPr>
+          <w:rFonts w:hint="eastAsia"/>
+          <w:sz w:val="22"/>
+        </w:rPr>
+        <w:t>중</w:t>
       </w:r>
     </w:p>
     <w:p>
@@ -971,7 +3809,35 @@
           <w:rFonts w:hint="eastAsia"/>
           <w:sz w:val="22"/>
         </w:rPr>
-        <w:t>학회 논문 작성</w:t>
+        <w:t>학회</w:t>
+      </w:r>
+      <w:r>
+        <w:rPr>
+          <w:rFonts w:hint="eastAsia"/>
+          <w:sz w:val="22"/>
+        </w:rPr>
+        <w:t xml:space="preserve"> </w:t>
+      </w:r>
+      <w:r>
+        <w:rPr>
+          <w:rFonts w:hint="eastAsia"/>
+          <w:sz w:val="22"/>
+        </w:rPr>
+        <w:t>논문</w:t>
+      </w:r>
+      <w:r>
+        <w:rPr>
+          <w:rFonts w:hint="eastAsia"/>
+          <w:sz w:val="22"/>
+        </w:rPr>
+        <w:t xml:space="preserve"> </w:t>
+      </w:r>
+      <w:r>
+        <w:rPr>
+          <w:rFonts w:hint="eastAsia"/>
+          <w:sz w:val="22"/>
+        </w:rPr>
+        <w:t>작성</w:t>
       </w:r>
     </w:p>
     <w:p>
@@ -991,13 +3857,136 @@
           <w:rFonts w:hint="eastAsia"/>
           <w:sz w:val="22"/>
         </w:rPr>
-        <w:t xml:space="preserve">논문 주제: </w:t>
-      </w:r>
-      <w:r>
-        <w:rPr>
-          <w:sz w:val="22"/>
-        </w:rPr>
-        <w:t>Hi-Z 오클루전 컬링 결과를 활용한 가시성 기반 애니메이션 갱신 기법</w:t>
+        <w:t>논문</w:t>
+      </w:r>
+      <w:r>
+        <w:rPr>
+          <w:rFonts w:hint="eastAsia"/>
+          <w:sz w:val="22"/>
+        </w:rPr>
+        <w:t xml:space="preserve"> </w:t>
+      </w:r>
+      <w:r>
+        <w:rPr>
+          <w:rFonts w:hint="eastAsia"/>
+          <w:sz w:val="22"/>
+        </w:rPr>
+        <w:t>주제</w:t>
+      </w:r>
+      <w:r>
+        <w:rPr>
+          <w:rFonts w:hint="eastAsia"/>
+          <w:sz w:val="22"/>
+        </w:rPr>
+        <w:t xml:space="preserve">: </w:t>
+      </w:r>
+      <w:r>
+        <w:rPr>
+          <w:sz w:val="22"/>
+        </w:rPr>
+        <w:t xml:space="preserve">Hi-Z </w:t>
+      </w:r>
+      <w:r>
+        <w:rPr>
+          <w:sz w:val="22"/>
+        </w:rPr>
+        <w:t>오클루전</w:t>
+      </w:r>
+      <w:r>
+        <w:rPr>
+          <w:sz w:val="22"/>
+        </w:rPr>
+        <w:t xml:space="preserve"> </w:t>
+      </w:r>
+      <w:r>
+        <w:rPr>
+          <w:sz w:val="22"/>
+        </w:rPr>
+        <w:t>컬링</w:t>
+      </w:r>
+      <w:r>
+        <w:rPr>
+          <w:sz w:val="22"/>
+        </w:rPr>
+        <w:t xml:space="preserve"> </w:t>
+      </w:r>
+      <w:r>
+        <w:rPr>
+          <w:sz w:val="22"/>
+        </w:rPr>
+        <w:t>결과를</w:t>
+      </w:r>
+      <w:r>
+        <w:rPr>
+          <w:sz w:val="22"/>
+        </w:rPr>
+        <w:t xml:space="preserve"> </w:t>
+      </w:r>
+      <w:r>
+        <w:rPr>
+          <w:sz w:val="22"/>
+        </w:rPr>
+        <w:t>활용한</w:t>
+      </w:r>
+      <w:r>
+        <w:rPr>
+          <w:sz w:val="22"/>
+        </w:rPr>
+        <w:t xml:space="preserve"> </w:t>
+      </w:r>
+      <w:r>
+        <w:rPr>
+          <w:sz w:val="22"/>
+        </w:rPr>
+        <w:t>가시성</w:t>
+      </w:r>
+      <w:r>
+        <w:rPr>
+          <w:sz w:val="22"/>
+        </w:rPr>
+        <w:t xml:space="preserve"> </w:t>
+      </w:r>
+      <w:r>
+        <w:rPr>
+          <w:sz w:val="22"/>
+        </w:rPr>
+        <w:t>기반</w:t>
+      </w:r>
+      <w:r>
+        <w:rPr>
+          <w:sz w:val="22"/>
+        </w:rPr>
+        <w:t xml:space="preserve"> </w:t>
+      </w:r>
+      <w:r>
+        <w:rPr>
+          <w:sz w:val="22"/>
+        </w:rPr>
+        <w:t>애니메이션</w:t>
+      </w:r>
+      <w:r>
+        <w:rPr>
+          <w:sz w:val="22"/>
+        </w:rPr>
+        <w:t xml:space="preserve"> </w:t>
+      </w:r>
+      <w:r>
+        <w:rPr>
+          <w:sz w:val="22"/>
+        </w:rPr>
+        <w:t>갱신</w:t>
+      </w:r>
+      <w:r>
+        <w:rPr>
+          <w:sz w:val="22"/>
+        </w:rPr>
+        <w:t xml:space="preserve"> </w:t>
+      </w:r>
+      <w:r>
+        <w:rPr>
+          <w:sz w:val="22"/>
+        </w:rPr>
+        <w:t>기법</w:t>
       </w:r>
     </w:p>
     <w:p>
@@ -1034,7 +4023,15 @@
           <w:szCs w:val="32"/>
         </w:rPr>
         <w:lastRenderedPageBreak/>
-        <w:t>이종진:</w:t>
+        <w:t>이종진</w:t>
+      </w:r>
+      <w:r>
+        <w:rPr>
+          <w:rFonts w:hint="eastAsia"/>
+          <w:sz w:val="28"/>
+          <w:szCs w:val="32"/>
+        </w:rPr>
+        <w:t>:</w:t>
       </w:r>
     </w:p>
     <w:p>
@@ -1042,7 +4039,6 @@
         <w:ind w:leftChars="200" w:left="400"/>
         <w:jc w:val="left"/>
         <w:rPr>
-          <w:rFonts w:hint="eastAsia"/>
           <w:b/>
           <w:bCs/>
           <w:sz w:val="18"/>
@@ -1096,23 +4092,13 @@
           <w:szCs w:val="20"/>
         </w:rPr>
       </w:pPr>
-      <w:proofErr w:type="spellStart"/>
       <w:r>
         <w:rPr>
           <w:rFonts w:hint="eastAsia"/>
           <w:sz w:val="18"/>
           <w:szCs w:val="20"/>
         </w:rPr>
-        <w:t>임포트</w:t>
-      </w:r>
-      <w:proofErr w:type="spellEnd"/>
-      <w:r>
-        <w:rPr>
-          <w:rFonts w:hint="eastAsia"/>
-          <w:sz w:val="18"/>
-          <w:szCs w:val="20"/>
-        </w:rPr>
-        <w:t xml:space="preserve"> 하려는 이펙트가 Sub Emitter를 사용하고 있어 particle system에 추가로 기능 구현했다.</w:t>
+        <w:t>임포트 하려는 이펙트가 Sub Emitter를 사용하고 있어 particle system에 추가로 기능 구현했다.</w:t>
       </w:r>
     </w:p>
     <w:p>
@@ -1182,7 +4168,6 @@
         <w:ind w:leftChars="200" w:left="400"/>
         <w:jc w:val="left"/>
         <w:rPr>
-          <w:rFonts w:hint="eastAsia"/>
           <w:b/>
           <w:bCs/>
           <w:sz w:val="18"/>
@@ -1216,51 +4201,7 @@
           <w:sz w:val="18"/>
           <w:szCs w:val="20"/>
         </w:rPr>
-        <w:t xml:space="preserve">Crystal front Attack, </w:t>
-      </w:r>
-      <w:proofErr w:type="spellStart"/>
-      <w:r>
-        <w:rPr>
-          <w:rFonts w:hint="eastAsia"/>
-          <w:b/>
-          <w:bCs/>
-          <w:sz w:val="18"/>
-          <w:szCs w:val="20"/>
-        </w:rPr>
-        <w:t>AoE</w:t>
-      </w:r>
-      <w:proofErr w:type="spellEnd"/>
-      <w:r>
-        <w:rPr>
-          <w:rFonts w:hint="eastAsia"/>
-          <w:b/>
-          <w:bCs/>
-          <w:sz w:val="18"/>
-          <w:szCs w:val="20"/>
-        </w:rPr>
-        <w:t xml:space="preserve"> Slash Effect </w:t>
-      </w:r>
-      <w:proofErr w:type="spellStart"/>
-      <w:r>
-        <w:rPr>
-          <w:rFonts w:hint="eastAsia"/>
-          <w:b/>
-          <w:bCs/>
-          <w:sz w:val="18"/>
-          <w:szCs w:val="20"/>
-        </w:rPr>
-        <w:t>임포트</w:t>
-      </w:r>
-      <w:proofErr w:type="spellEnd"/>
-      <w:r>
-        <w:rPr>
-          <w:rFonts w:hint="eastAsia"/>
-          <w:b/>
-          <w:bCs/>
-          <w:sz w:val="18"/>
-          <w:szCs w:val="20"/>
-        </w:rPr>
-        <w:t xml:space="preserve"> </w:t>
+        <w:t xml:space="preserve">Crystal front Attack, AoE Slash Effect 임포트 </w:t>
       </w:r>
     </w:p>
     <w:p>
@@ -1280,23 +4221,13 @@
           <w:szCs w:val="20"/>
         </w:rPr>
       </w:pPr>
-      <w:proofErr w:type="spellStart"/>
       <w:r>
         <w:rPr>
           <w:rFonts w:hint="eastAsia"/>
           <w:sz w:val="18"/>
           <w:szCs w:val="20"/>
         </w:rPr>
-        <w:t>완드</w:t>
-      </w:r>
-      <w:proofErr w:type="spellEnd"/>
-      <w:r>
-        <w:rPr>
-          <w:rFonts w:hint="eastAsia"/>
-          <w:sz w:val="18"/>
-          <w:szCs w:val="20"/>
-        </w:rPr>
-        <w:t xml:space="preserve"> 무기를 사용할 때 쓰는 스킬 이펙트 2종류를 추가했다.</w:t>
+        <w:t>완드 무기를 사용할 때 쓰는 스킬 이펙트 2종류를 추가했다.</w:t>
       </w:r>
       <w:r>
         <w:rPr>
@@ -1330,25 +4261,7 @@
           <w:sz w:val="18"/>
           <w:szCs w:val="20"/>
         </w:rPr>
-        <w:t xml:space="preserve">유니티 원본에는 연기, 스파크 등이 있지만 구현 간소화를 위해 제외하고 </w:t>
-      </w:r>
-      <w:proofErr w:type="spellStart"/>
-      <w:r>
-        <w:rPr>
-          <w:rFonts w:hint="eastAsia"/>
-          <w:sz w:val="18"/>
-          <w:szCs w:val="20"/>
-        </w:rPr>
-        <w:t>임포트했다</w:t>
-      </w:r>
-      <w:proofErr w:type="spellEnd"/>
-      <w:r>
-        <w:rPr>
-          <w:rFonts w:hint="eastAsia"/>
-          <w:sz w:val="18"/>
-          <w:szCs w:val="20"/>
-        </w:rPr>
-        <w:t>.</w:t>
+        <w:t>유니티 원본에는 연기, 스파크 등이 있지만 구현 간소화를 위해 제외하고 임포트했다.</w:t>
       </w:r>
     </w:p>
     <w:p>
@@ -1368,23 +4281,21 @@
           <w:szCs w:val="20"/>
         </w:rPr>
       </w:pPr>
-      <w:proofErr w:type="spellStart"/>
       <w:r>
         <w:rPr>
           <w:rFonts w:hint="eastAsia"/>
           <w:sz w:val="18"/>
           <w:szCs w:val="20"/>
         </w:rPr>
-        <w:t>완드</w:t>
-      </w:r>
-      <w:proofErr w:type="spellEnd"/>
+        <w:t xml:space="preserve">완드 무기 스킬을 2종류 더 </w:t>
+      </w:r>
       <w:r>
         <w:rPr>
           <w:rFonts w:hint="eastAsia"/>
           <w:sz w:val="18"/>
           <w:szCs w:val="20"/>
         </w:rPr>
-        <w:t xml:space="preserve"> 무기 스킬을 2종류 더 </w:t>
+        <w:t>추가</w:t>
       </w:r>
       <w:r>
         <w:rPr>
@@ -1392,7 +4303,7 @@
           <w:sz w:val="18"/>
           <w:szCs w:val="20"/>
         </w:rPr>
-        <w:t>추가</w:t>
+        <w:t xml:space="preserve">하고 다른 종류의 무기 스킬을 </w:t>
       </w:r>
       <w:r>
         <w:rPr>
@@ -1400,911 +4311,620 @@
           <w:sz w:val="18"/>
           <w:szCs w:val="20"/>
         </w:rPr>
-        <w:t xml:space="preserve">하고 다른 종류의 무기 스킬을 </w:t>
-      </w:r>
-      <w:proofErr w:type="gramStart"/>
+        <w:t>추가 할</w:t>
+      </w:r>
       <w:r>
         <w:rPr>
           <w:rFonts w:hint="eastAsia"/>
           <w:sz w:val="18"/>
           <w:szCs w:val="20"/>
         </w:rPr>
-        <w:t>추가 할</w:t>
-      </w:r>
-      <w:proofErr w:type="gramEnd"/>
-      <w:r>
-        <w:rPr>
-          <w:rFonts w:hint="eastAsia"/>
+        <w:t xml:space="preserve"> 계획이다.</w:t>
+      </w:r>
+    </w:p>
+    <w:p>
+      <w:pPr>
+        <w:jc w:val="left"/>
+        <w:rPr>
+          <w:sz w:val="28"/>
+          <w:szCs w:val="32"/>
+        </w:rPr>
+      </w:pPr>
+      <w:r>
+        <w:rPr>
           <w:sz w:val="18"/>
           <w:szCs w:val="20"/>
         </w:rPr>
-        <w:t xml:space="preserve"> 계획이다.</w:t>
+        <w:t xml:space="preserve"> </w:t>
       </w:r>
     </w:p>
     <w:p>
-      <w:pPr>
-        <w:jc w:val="left"/>
-        <w:rPr>
+      <w:r>
+        <w:br w:type="page"/>
+      </w:r>
+      <w:r>
+        <w:rPr>
+          <w:rFonts w:ascii="맑은 고딕" w:eastAsia="맑은 고딕" w:hAnsi="맑은 고딕" w:cs="맑은 고딕"/>
           <w:sz w:val="28"/>
-          <w:szCs w:val="32"/>
-        </w:rPr>
-      </w:pPr>
-      <w:r>
-        <w:rPr>
-          <w:sz w:val="18"/>
-          <w:szCs w:val="20"/>
-        </w:rPr>
-        <w:t xml:space="preserve"> </w:t>
+        </w:rPr>
+        <w:lastRenderedPageBreak/>
+        <w:t>우상훈</w:t>
+      </w:r>
+      <w:r>
+        <w:rPr>
+          <w:rFonts w:ascii="맑은 고딕" w:eastAsia="맑은 고딕" w:hAnsi="맑은 고딕" w:cs="맑은 고딕"/>
+          <w:sz w:val="28"/>
+        </w:rPr>
+        <w:t>:</w:t>
       </w:r>
     </w:p>
     <w:p>
-      <w:r>
-        <w:br w:type="page"/>
-      </w:r>
-      <w:r>
-        <w:rPr>
-          <w:rFonts w:ascii="맑은 고딕" w:eastAsia="맑은 고딕" w:hAnsi="맑은 고딕" w:cs="맑은 고딕"/>
-          <w:sz w:val="28"/>
-        </w:rPr>
-        <w:lastRenderedPageBreak/>
-        <w:t>우상훈:</w:t>
+      <w:pPr>
+        <w:pStyle w:val="a3"/>
+        <w:numPr>
+          <w:ilvl w:val="0"/>
+          <w:numId w:val="4"/>
+        </w:numPr>
+        <w:ind w:leftChars="0"/>
+        <w:rPr>
+          <w:b/>
+        </w:rPr>
+      </w:pPr>
+      <w:r>
+        <w:rPr>
+          <w:rFonts w:hint="eastAsia"/>
+          <w:b/>
+        </w:rPr>
+        <w:t>S</w:t>
+      </w:r>
+      <w:r>
+        <w:rPr>
+          <w:b/>
+        </w:rPr>
+        <w:t xml:space="preserve">eparation force </w:t>
+      </w:r>
+      <w:r>
+        <w:rPr>
+          <w:rFonts w:hint="eastAsia"/>
+          <w:b/>
+        </w:rPr>
+        <w:t>적용 방식 수정</w:t>
       </w:r>
     </w:p>
     <w:p>
       <w:pPr>
-        <w:pStyle w:val="a30"/>
+        <w:pStyle w:val="a3"/>
+        <w:numPr>
+          <w:ilvl w:val="1"/>
+          <w:numId w:val="4"/>
+        </w:numPr>
+        <w:ind w:leftChars="0"/>
+      </w:pPr>
+      <w:r>
+        <w:rPr>
+          <w:rFonts w:hint="eastAsia"/>
+        </w:rPr>
+        <w:t>C</w:t>
+      </w:r>
+      <w:r>
+        <w:t xml:space="preserve">hase / Return </w:t>
+      </w:r>
+      <w:r>
+        <w:rPr>
+          <w:rFonts w:hint="eastAsia"/>
+        </w:rPr>
+        <w:t>상태에서 분리 힘의 수직 성분만 적용하도록 수정하였다.</w:t>
+      </w:r>
+      <w:r>
+        <w:br/>
+      </w:r>
+      <w:r>
+        <w:rPr>
+          <w:rFonts w:hint="eastAsia"/>
+        </w:rPr>
+        <w:t>추격 방향의 역방향 힘이 속도를 감소시키던 문제를 해결하였다.</w:t>
+      </w:r>
+      <w:r>
+        <w:br/>
+      </w:r>
+      <w:r>
+        <w:t>NPC들이 서로 겹치려 할 경우 자연스럽게 밀어내며 이동하고, 정면 충돌 시 멈추는 대신 서로를 피해 지나가도록 개선하였다.</w:t>
+      </w:r>
+    </w:p>
+    <w:p>
+      <w:pPr>
+        <w:pStyle w:val="a3"/>
+        <w:numPr>
+          <w:ilvl w:val="1"/>
+          <w:numId w:val="4"/>
+        </w:numPr>
+        <w:ind w:leftChars="0"/>
+      </w:pPr>
+      <w:r>
+        <w:rPr>
+          <w:rFonts w:hint="eastAsia"/>
+        </w:rPr>
+        <w:t>A</w:t>
+      </w:r>
+      <w:r>
+        <w:t xml:space="preserve">ttackWindup </w:t>
+      </w:r>
+      <w:r>
+        <w:rPr>
+          <w:rFonts w:hint="eastAsia"/>
+        </w:rPr>
+        <w:t>상태의 불필요한 방향 보정 로직을 제거했다.</w:t>
+      </w:r>
+      <w:r>
+        <w:br/>
+      </w:r>
+      <w:r>
+        <w:rPr>
+          <w:rFonts w:hint="eastAsia"/>
+        </w:rPr>
+        <w:t>공격</w:t>
+      </w:r>
+      <w:r>
+        <w:t xml:space="preserve"> 시전 중 NPC들의 방향이 부자연스럽게 틀어지는 현상을 개선하였다</w:t>
+      </w:r>
+      <w:r>
+        <w:rPr>
+          <w:rFonts w:hint="eastAsia"/>
+        </w:rPr>
+        <w:t>.</w:t>
+      </w:r>
+    </w:p>
+    <w:p>
+      <w:pPr>
+        <w:pStyle w:val="a3"/>
+        <w:numPr>
+          <w:ilvl w:val="1"/>
+          <w:numId w:val="4"/>
+        </w:numPr>
+        <w:ind w:leftChars="0"/>
+      </w:pPr>
+      <w:r>
+        <w:t xml:space="preserve">AttackRecover </w:t>
+      </w:r>
+      <w:r>
+        <w:rPr>
+          <w:rFonts w:hint="eastAsia"/>
+        </w:rPr>
+        <w:t>상태에선</w:t>
+      </w:r>
+    </w:p>
+    <w:p>
+      <w:pPr>
+        <w:pStyle w:val="a3"/>
+        <w:numPr>
+          <w:ilvl w:val="2"/>
+          <w:numId w:val="4"/>
+        </w:numPr>
+        <w:ind w:leftChars="0"/>
+      </w:pPr>
+      <w:r>
+        <w:rPr>
+          <w:rFonts w:hint="eastAsia"/>
+        </w:rPr>
+        <w:t>드리프트 처리와 과밀 판정을 분리하였다.</w:t>
+      </w:r>
+    </w:p>
+    <w:p>
+      <w:pPr>
+        <w:pStyle w:val="a3"/>
+        <w:numPr>
+          <w:ilvl w:val="2"/>
+          <w:numId w:val="4"/>
+        </w:numPr>
+        <w:ind w:leftChars="0"/>
+      </w:pPr>
+      <w:r>
+        <w:rPr>
+          <w:rFonts w:hint="eastAsia"/>
+        </w:rPr>
+        <w:t>공격</w:t>
+      </w:r>
+      <w:r>
+        <w:t xml:space="preserve"> 시전 중 매 틱 separation radius를 사용해 반발력을 계산하던 기존 방식은 NPC들이 과도하게 밀려나는 문제가 있었다.</w:t>
+      </w:r>
+      <w:r>
+        <w:br/>
+      </w:r>
+      <w:r>
+        <w:rPr>
+          <w:rFonts w:hint="eastAsia"/>
+        </w:rPr>
+        <w:t>이를</w:t>
+      </w:r>
+      <w:r>
+        <w:t xml:space="preserve"> 해결하기 위해 실제 몸 크기에 해당하는 body radius 기반의 최소 반발만 적용하여 자연스러운 움직임을 구현하였다.</w:t>
+      </w:r>
+      <w:r>
+        <w:br/>
+      </w:r>
+      <w:r>
+        <w:rPr>
+          <w:rFonts w:hint="eastAsia"/>
+        </w:rPr>
+        <w:t>또한</w:t>
+      </w:r>
+      <w:r>
+        <w:t xml:space="preserve"> AttackRecover 상태 종료 이후에만 separation radius를 이용해 밀집 여부를 판정하고, 필요 시 서로 밀어내도록 수정하였다.</w:t>
+      </w:r>
+    </w:p>
+    <w:p>
+      <w:pPr>
+        <w:pStyle w:val="a3"/>
         <w:numPr>
           <w:ilvl w:val="0"/>
-          <w:numId w:val="3"/>
+          <w:numId w:val="4"/>
         </w:numPr>
-        <w:rPr>
-          <w:rFonts w:ascii="맑은 고딕" w:eastAsia="맑은 고딕" w:hAnsi="맑은 고딕" w:cs="맑은 고딕"/>
-        </w:rPr>
-      </w:pPr>
-      <w:r>
+        <w:ind w:leftChars="0"/>
         <w:rPr>
           <w:b/>
-          <w:bCs/>
-          <w:szCs w:val="20"/>
-        </w:rPr>
-        <w:t>NPC AI 시스템 포팅 밍 구조 정리</w:t>
+        </w:rPr>
+      </w:pPr>
+      <w:r>
+        <w:rPr>
+          <w:b/>
+        </w:rPr>
+        <w:t xml:space="preserve">NPC </w:t>
+      </w:r>
+      <w:r>
+        <w:rPr>
+          <w:rFonts w:hint="eastAsia"/>
+          <w:b/>
+        </w:rPr>
+        <w:t>반응 딜레이 시스템</w:t>
+      </w:r>
+    </w:p>
+    <w:tbl>
+      <w:tblPr>
+        <w:tblStyle w:val="a8"/>
+        <w:tblpPr w:leftFromText="142" w:rightFromText="142" w:vertAnchor="text" w:horzAnchor="margin" w:tblpXSpec="center" w:tblpY="1546"/>
+        <w:tblW w:w="0" w:type="auto"/>
+        <w:tblLook w:val="04A0" w:firstRow="1" w:lastRow="0" w:firstColumn="1" w:lastColumn="0" w:noHBand="0" w:noVBand="1"/>
+      </w:tblPr>
+      <w:tblGrid>
+        <w:gridCol w:w="3908"/>
+        <w:gridCol w:w="3908"/>
+      </w:tblGrid>
+      <w:tr>
+        <w:tc>
+          <w:tcPr>
+            <w:tcW w:w="3908" w:type="dxa"/>
+          </w:tcPr>
+          <w:p>
+            <w:pPr>
+              <w:pStyle w:val="a3"/>
+              <w:ind w:leftChars="0" w:left="0"/>
+            </w:pPr>
+            <w:r>
+              <w:rPr>
+                <w:rFonts w:hint="eastAsia"/>
+              </w:rPr>
+              <w:t>상태 전이</w:t>
+            </w:r>
+          </w:p>
+        </w:tc>
+        <w:tc>
+          <w:tcPr>
+            <w:tcW w:w="3908" w:type="dxa"/>
+          </w:tcPr>
+          <w:p>
+            <w:pPr>
+              <w:pStyle w:val="a3"/>
+              <w:ind w:leftChars="0" w:left="0"/>
+            </w:pPr>
+            <w:r>
+              <w:rPr>
+                <w:rFonts w:hint="eastAsia"/>
+              </w:rPr>
+              <w:t>딜레이</w:t>
+            </w:r>
+          </w:p>
+        </w:tc>
+      </w:tr>
+      <w:tr>
+        <w:tc>
+          <w:tcPr>
+            <w:tcW w:w="3908" w:type="dxa"/>
+          </w:tcPr>
+          <w:p>
+            <w:pPr>
+              <w:pStyle w:val="a3"/>
+              <w:ind w:leftChars="0" w:left="0"/>
+            </w:pPr>
+            <w:r>
+              <w:rPr>
+                <w:rFonts w:hint="eastAsia"/>
+              </w:rPr>
+              <w:t>I</w:t>
+            </w:r>
+            <w:r>
+              <w:t>dle -&gt; Chase</w:t>
+            </w:r>
+          </w:p>
+        </w:tc>
+        <w:tc>
+          <w:tcPr>
+            <w:tcW w:w="3908" w:type="dxa"/>
+          </w:tcPr>
+          <w:p>
+            <w:r>
+              <w:rPr>
+                <w:rFonts w:hint="eastAsia"/>
+              </w:rPr>
+              <w:t>0</w:t>
+            </w:r>
+            <w:r>
+              <w:t xml:space="preserve"> ~ 0.3</w:t>
+            </w:r>
+            <w:r>
+              <w:rPr>
+                <w:rFonts w:hint="eastAsia"/>
+              </w:rPr>
+              <w:t>초</w:t>
+            </w:r>
+          </w:p>
+        </w:tc>
+      </w:tr>
+      <w:tr>
+        <w:tc>
+          <w:tcPr>
+            <w:tcW w:w="3908" w:type="dxa"/>
+          </w:tcPr>
+          <w:p>
+            <w:pPr>
+              <w:pStyle w:val="a3"/>
+              <w:ind w:leftChars="0" w:left="0"/>
+            </w:pPr>
+            <w:r>
+              <w:rPr>
+                <w:rFonts w:hint="eastAsia"/>
+              </w:rPr>
+              <w:t>I</w:t>
+            </w:r>
+            <w:r>
+              <w:t>dle -&gt; Investigate</w:t>
+            </w:r>
+          </w:p>
+        </w:tc>
+        <w:tc>
+          <w:tcPr>
+            <w:tcW w:w="3908" w:type="dxa"/>
+          </w:tcPr>
+          <w:p>
+            <w:pPr>
+              <w:pStyle w:val="a3"/>
+              <w:numPr>
+                <w:ilvl w:val="0"/>
+                <w:numId w:val="5"/>
+              </w:numPr>
+              <w:ind w:leftChars="0"/>
+            </w:pPr>
+            <w:r>
+              <w:t>~ 2.0</w:t>
+            </w:r>
+            <w:r>
+              <w:rPr>
+                <w:rFonts w:hint="eastAsia"/>
+              </w:rPr>
+              <w:t>초</w:t>
+            </w:r>
+          </w:p>
+        </w:tc>
+      </w:tr>
+    </w:tbl>
+    <w:p>
+      <w:pPr>
+        <w:pStyle w:val="a3"/>
+        <w:numPr>
+          <w:ilvl w:val="1"/>
+          <w:numId w:val="4"/>
+        </w:numPr>
+        <w:ind w:leftChars="0"/>
+      </w:pPr>
+      <w:r>
+        <w:t>Idle 상태의 NPC들이 동시에 반응하는 현상을 줄이기 위해 랜덤 반응 지연 시스템을</w:t>
+      </w:r>
+      <w:r>
+        <w:br/>
+        <w:t>추가하였다.</w:t>
+      </w:r>
+      <w:r>
+        <w:br/>
+      </w:r>
+      <w:r>
+        <w:rPr>
+          <w:rFonts w:hint="eastAsia"/>
+        </w:rPr>
+        <w:t>이를</w:t>
+      </w:r>
+      <w:r>
+        <w:t xml:space="preserve"> 통해 집단 행동의 기계적인 느낌을 완화하고 보다 자연스러운 반응 흐름을</w:t>
+      </w:r>
+      <w:r>
+        <w:br/>
+        <w:t>구현하였다.</w:t>
+      </w:r>
+      <w:r>
+        <w:br/>
+      </w:r>
+      <w:r>
+        <w:br/>
+      </w:r>
+      <w:r>
+        <w:br/>
       </w:r>
     </w:p>
     <w:p>
       <w:pPr>
-        <w:pStyle w:val="a30"/>
+        <w:pStyle w:val="a3"/>
+        <w:numPr>
+          <w:ilvl w:val="0"/>
+          <w:numId w:val="4"/>
+        </w:numPr>
+        <w:ind w:leftChars="0"/>
+        <w:rPr>
+          <w:b/>
+        </w:rPr>
+      </w:pPr>
+      <w:r>
+        <w:rPr>
+          <w:rFonts w:hint="eastAsia"/>
+          <w:b/>
+        </w:rPr>
+        <w:t>고블린 시체 소멸 및 리스폰</w:t>
+      </w:r>
+    </w:p>
+    <w:p>
+      <w:pPr>
+        <w:pStyle w:val="a3"/>
         <w:numPr>
           <w:ilvl w:val="1"/>
-          <w:numId w:val="3"/>
+          <w:numId w:val="4"/>
         </w:numPr>
-        <w:rPr>
-          <w:rFonts w:ascii="맑은 고딕" w:eastAsia="맑은 고딕" w:hAnsi="맑은 고딕" w:cs="맑은 고딕"/>
-        </w:rPr>
-      </w:pPr>
-      <w:r>
-        <w:rPr>
-          <w:rFonts w:ascii="맑은 고딕" w:eastAsia="맑은 고딕" w:hAnsi="맑은 고딕" w:cs="맑은 고딕"/>
-        </w:rPr>
-        <w:t>별도 프로젝트에서 구현한 NPC AI 시스템을 졸업작품 프로젝트로 포팅하였다.</w:t>
-      </w:r>
-      <w:r>
-        <w:rPr>
-          <w:rFonts w:ascii="맑은 고딕" w:eastAsia="맑은 고딕" w:hAnsi="맑은 고딕" w:cs="맑은 고딕" w:hint="eastAsia"/>
-        </w:rPr>
+        <w:ind w:leftChars="0"/>
+      </w:pPr>
+      <w:r>
+        <w:t>NPC 사망 이후 일정 시간</w:t>
+      </w:r>
+      <w:r>
+        <w:rPr>
+          <w:rFonts w:hint="eastAsia"/>
+        </w:rPr>
+        <w:t>(</w:t>
+      </w:r>
+      <w:r>
+        <w:t>15</w:t>
+      </w:r>
+      <w:r>
+        <w:rPr>
+          <w:rFonts w:hint="eastAsia"/>
+        </w:rPr>
+        <w:t>초)</w:t>
+      </w:r>
+      <w:r>
+        <w:t>이 지나면 시체를 제거하고,</w:t>
+      </w:r>
+      <w:r>
         <w:br/>
       </w:r>
       <w:r>
-        <w:rPr>
-          <w:rFonts w:ascii="맑은 고딕" w:eastAsia="맑은 고딕" w:hAnsi="맑은 고딕" w:cs="맑은 고딕"/>
-        </w:rPr>
-        <w:t>시스템은 FSM 구조를 기반으로 하며, 개별 NPC 행동과 함께 NpcGroup 기반 시야 공요</w:t>
-      </w:r>
-      <w:r>
-        <w:rPr>
-          <w:rFonts w:ascii="맑은 고딕" w:eastAsia="맑은 고딕" w:hAnsi="맑은 고딕" w:cs="맑은 고딕" w:hint="eastAsia"/>
-        </w:rPr>
-        <w:br/>
-      </w:r>
-      <w:r>
-        <w:rPr>
-          <w:rFonts w:ascii="맑은 고딕" w:eastAsia="맑은 고딕" w:hAnsi="맑은 고딕" w:cs="맑은 고딕"/>
-        </w:rPr>
-        <w:t>메커니즘을 포함한다.</w:t>
+        <w:t>설정된 시간 후 스폰 위치에서 리스폰되도록 구현하였다.</w:t>
       </w:r>
     </w:p>
     <w:p>
       <w:pPr>
-        <w:pStyle w:val="a30"/>
+        <w:pStyle w:val="a3"/>
+        <w:numPr>
+          <w:ilvl w:val="0"/>
+          <w:numId w:val="4"/>
+        </w:numPr>
+        <w:ind w:leftChars="0"/>
+        <w:rPr>
+          <w:b/>
+        </w:rPr>
+      </w:pPr>
+      <w:r>
+        <w:rPr>
+          <w:rFonts w:hint="eastAsia"/>
+          <w:b/>
+        </w:rPr>
+        <w:t>N</w:t>
+      </w:r>
+      <w:r>
+        <w:rPr>
+          <w:b/>
+        </w:rPr>
+        <w:t xml:space="preserve">PC AI </w:t>
+      </w:r>
+      <w:r>
+        <w:rPr>
+          <w:rFonts w:hint="eastAsia"/>
+          <w:b/>
+        </w:rPr>
+        <w:t>시뮬레이터 전술-포위 구현</w:t>
+      </w:r>
+    </w:p>
+    <w:p>
+      <w:pPr>
+        <w:pStyle w:val="a3"/>
         <w:numPr>
           <w:ilvl w:val="1"/>
-          <w:numId w:val="3"/>
+          <w:numId w:val="4"/>
         </w:numPr>
-        <w:rPr>
-          <w:rFonts w:ascii="맑은 고딕" w:eastAsia="맑은 고딕" w:hAnsi="맑은 고딕" w:cs="맑은 고딕"/>
-        </w:rPr>
-      </w:pPr>
-      <w:r>
-        <w:rPr>
-          <w:rFonts w:ascii="맑은 고딕" w:eastAsia="맑은 고딕" w:hAnsi="맑은 고딕" w:cs="맑은 고딕"/>
-        </w:rPr>
-        <w:t>상태머신 구조</w:t>
-      </w:r>
-      <w:r>
-        <w:rPr>
-          <w:rFonts w:ascii="맑은 고딕" w:eastAsia="맑은 고딕" w:hAnsi="맑은 고딕" w:cs="맑은 고딕" w:hint="eastAsia"/>
-        </w:rPr>
+        <w:ind w:leftChars="0"/>
+      </w:pPr>
+      <w:r>
+        <w:rPr>
+          <w:rFonts w:hint="eastAsia"/>
+        </w:rPr>
+        <w:t>시뮬레이션</w:t>
+      </w:r>
+      <w:r>
+        <w:t xml:space="preserve"> 시작 시 중간보스의 명령에 따라 각 Squad가 지정된 대형을</w:t>
+      </w:r>
+      <w:r>
         <w:br/>
       </w:r>
       <w:r>
-        <w:rPr>
-          <w:rFonts w:ascii="맑은 고딕" w:eastAsia="맑은 고딕" w:hAnsi="맑은 고딕" w:cs="맑은 고딕" w:hint="eastAsia"/>
-          <w:noProof/>
-        </w:rPr>
-        <w:drawing>
-          <wp:inline distT="0" distB="0" distL="180" distR="180" wp14:anchorId="1E1BF971" wp14:editId="323D2F6E">
-            <wp:extent cx="5454650" cy="2324100"/>
-            <wp:effectExtent l="0" t="0" r="0" b="0"/>
-            <wp:docPr id="1026" name="그림 1026"/>
-            <wp:cNvGraphicFramePr>
-              <a:graphicFrameLocks xmlns:a="http://schemas.openxmlformats.org/drawingml/2006/main" noChangeAspect="1"/>
-            </wp:cNvGraphicFramePr>
-            <a:graphic xmlns:a="http://schemas.openxmlformats.org/drawingml/2006/main">
-              <a:graphicData uri="http://schemas.openxmlformats.org/drawingml/2006/picture">
-                <pic:pic xmlns:pic="http://schemas.openxmlformats.org/drawingml/2006/picture">
-                  <pic:nvPicPr>
-                    <pic:cNvPr id="1026" name=""/>
-                    <pic:cNvPicPr>
-                      <a:picLocks noChangeAspect="1"/>
-                    </pic:cNvPicPr>
-                  </pic:nvPicPr>
-                  <pic:blipFill>
-                    <a:blip r:embed="rId5">
-                      <a:extLst>
-                        <a:ext uri="{28A0092B-C50C-407E-A947-70E740481C1C}">
-                          <a14:useLocalDpi xmlns:a14="http://schemas.microsoft.com/office/drawing/2010/main" val="0"/>
-                        </a:ext>
-                      </a:extLst>
-                    </a:blip>
-                    <a:stretch>
-                      <a:fillRect/>
-                    </a:stretch>
-                  </pic:blipFill>
-                  <pic:spPr>
-                    <a:xfrm>
-                      <a:off x="0" y="0"/>
-                      <a:ext cx="5454650" cy="2324100"/>
-                    </a:xfrm>
-                    <a:prstGeom prst="rect">
-                      <a:avLst/>
-                    </a:prstGeom>
-                  </pic:spPr>
-                </pic:pic>
-              </a:graphicData>
-            </a:graphic>
-          </wp:inline>
-        </w:drawing>
+        <w:t>형성하도록 구현하였다.</w:t>
       </w:r>
     </w:p>
     <w:p>
       <w:pPr>
-        <w:pStyle w:val="a30"/>
+        <w:pStyle w:val="a3"/>
         <w:numPr>
           <w:ilvl w:val="1"/>
-          <w:numId w:val="3"/>
+          <w:numId w:val="4"/>
         </w:numPr>
-        <w:rPr>
-          <w:rFonts w:ascii="맑은 고딕" w:eastAsia="맑은 고딕" w:hAnsi="맑은 고딕" w:cs="맑은 고딕"/>
-        </w:rPr>
-      </w:pPr>
-      <w:r>
-        <w:rPr>
-          <w:rFonts w:ascii="맑은 고딕" w:eastAsia="맑은 고딕" w:hAnsi="맑은 고딕" w:cs="맑은 고딕"/>
-        </w:rPr>
-        <w:t>상태별 동작</w:t>
+        <w:ind w:leftChars="0"/>
+      </w:pPr>
+      <w:r>
+        <w:rPr>
+          <w:rFonts w:hint="eastAsia"/>
+        </w:rPr>
+        <w:t>모든</w:t>
+      </w:r>
+      <w:r>
+        <w:t xml:space="preserve"> Squad가 대형을 완료하면 중간보스가 플레이어에 대한 Chase 명령을 내리고, Squad 단위로 플레이어를 추격 및 공격하도록 구현하였다</w:t>
+      </w:r>
+      <w:r>
+        <w:rPr>
+          <w:rFonts w:hint="eastAsia"/>
+        </w:rPr>
+        <w:t>.</w:t>
       </w:r>
     </w:p>
     <w:p>
       <w:pPr>
-        <w:pStyle w:val="a30"/>
-        <w:numPr>
-          <w:ilvl w:val="2"/>
-          <w:numId w:val="3"/>
-        </w:numPr>
-        <w:rPr>
-          <w:rFonts w:ascii="맑은 고딕" w:eastAsia="맑은 고딕" w:hAnsi="맑은 고딕" w:cs="맑은 고딕"/>
-        </w:rPr>
-      </w:pPr>
-      <w:r>
-        <w:rPr>
-          <w:rFonts w:ascii="맑은 고딕" w:eastAsia="맑은 고딕" w:hAnsi="맑은 고딕" w:cs="맑은 고딕"/>
-          <w:b/>
-          <w:bCs/>
-        </w:rPr>
-        <w:t>Idle</w:t>
-      </w:r>
-    </w:p>
-    <w:p>
-      <w:pPr>
-        <w:pStyle w:val="a30"/>
-        <w:numPr>
-          <w:ilvl w:val="3"/>
-          <w:numId w:val="3"/>
-        </w:numPr>
-        <w:rPr>
-          <w:rFonts w:ascii="맑은 고딕" w:eastAsia="맑은 고딕" w:hAnsi="맑은 고딕" w:cs="맑은 고딕"/>
-        </w:rPr>
-      </w:pPr>
-      <w:r>
-        <w:rPr>
-          <w:rFonts w:ascii="맑은 고딕" w:eastAsia="맑은 고딕" w:hAnsi="맑은 고딕" w:cs="맑은 고딕" w:hint="eastAsia"/>
-        </w:rPr>
-        <w:t>Detection Range 내 플레이어 탐색</w:t>
-      </w:r>
-    </w:p>
-    <w:p>
-      <w:pPr>
-        <w:pStyle w:val="a30"/>
-        <w:numPr>
-          <w:ilvl w:val="3"/>
-          <w:numId w:val="3"/>
-        </w:numPr>
-        <w:rPr>
-          <w:rFonts w:ascii="맑은 고딕" w:eastAsia="맑은 고딕" w:hAnsi="맑은 고딕" w:cs="맑은 고딕"/>
-        </w:rPr>
-      </w:pPr>
-      <w:r>
-        <w:rPr>
-          <w:rFonts w:ascii="맑은 고딕" w:eastAsia="맑은 고딕" w:hAnsi="맑은 고딕" w:cs="맑은 고딕" w:hint="eastAsia"/>
-        </w:rPr>
-        <w:t>타겟 발견 시 Chase 전이</w:t>
-      </w:r>
-    </w:p>
-    <w:p>
-      <w:pPr>
-        <w:pStyle w:val="a30"/>
-        <w:numPr>
-          <w:ilvl w:val="3"/>
-          <w:numId w:val="3"/>
-        </w:numPr>
-        <w:rPr>
-          <w:rFonts w:ascii="맑은 고딕" w:eastAsia="맑은 고딕" w:hAnsi="맑은 고딕" w:cs="맑은 고딕"/>
-        </w:rPr>
-      </w:pPr>
-      <w:r>
-        <w:rPr>
-          <w:rFonts w:ascii="맑은 고딕" w:eastAsia="맑은 고딕" w:hAnsi="맑은 고딕" w:cs="맑은 고딕" w:hint="eastAsia"/>
-        </w:rPr>
-        <w:t>타겟을 발견하지 못했지만 그룹 메모리 존재 시 Investigate 전이</w:t>
-      </w:r>
-    </w:p>
-    <w:p>
-      <w:pPr>
-        <w:pStyle w:val="a30"/>
-        <w:numPr>
-          <w:ilvl w:val="2"/>
-          <w:numId w:val="3"/>
-        </w:numPr>
-        <w:rPr>
-          <w:rFonts w:ascii="맑은 고딕" w:eastAsia="맑은 고딕" w:hAnsi="맑은 고딕" w:cs="맑은 고딕"/>
-        </w:rPr>
-      </w:pPr>
-      <w:r>
-        <w:rPr>
-          <w:rFonts w:ascii="맑은 고딕" w:eastAsia="맑은 고딕" w:hAnsi="맑은 고딕" w:cs="맑은 고딕"/>
-          <w:b/>
-          <w:bCs/>
-        </w:rPr>
-        <w:t>Chase</w:t>
-      </w:r>
-    </w:p>
-    <w:p>
-      <w:pPr>
-        <w:pStyle w:val="a30"/>
-        <w:numPr>
-          <w:ilvl w:val="3"/>
-          <w:numId w:val="3"/>
-        </w:numPr>
-        <w:rPr>
-          <w:rFonts w:ascii="맑은 고딕" w:eastAsia="맑은 고딕" w:hAnsi="맑은 고딕" w:cs="맑은 고딕"/>
-        </w:rPr>
-      </w:pPr>
-      <w:r>
-        <w:rPr>
-          <w:rFonts w:ascii="맑은 고딕" w:eastAsia="맑은 고딕" w:hAnsi="맑은 고딕" w:cs="맑은 고딕" w:hint="eastAsia"/>
-        </w:rPr>
-        <w:t>타겟 추적 및 0.5초 주기 재평가</w:t>
-      </w:r>
-    </w:p>
-    <w:p>
-      <w:pPr>
-        <w:pStyle w:val="a30"/>
-        <w:numPr>
-          <w:ilvl w:val="3"/>
-          <w:numId w:val="3"/>
-        </w:numPr>
-        <w:rPr>
-          <w:rFonts w:ascii="맑은 고딕" w:eastAsia="맑은 고딕" w:hAnsi="맑은 고딕" w:cs="맑은 고딕"/>
-        </w:rPr>
-      </w:pPr>
-      <w:r>
-        <w:rPr>
-          <w:rFonts w:ascii="맑은 고딕" w:eastAsia="맑은 고딕" w:hAnsi="맑은 고딕" w:cs="맑은 고딕" w:hint="eastAsia"/>
-        </w:rPr>
-        <w:t>Separation force를 적용하여 군집 충돌 방지</w:t>
-      </w:r>
-    </w:p>
-    <w:p>
-      <w:pPr>
-        <w:pStyle w:val="a30"/>
-        <w:numPr>
-          <w:ilvl w:val="3"/>
-          <w:numId w:val="3"/>
-        </w:numPr>
-        <w:rPr>
-          <w:rFonts w:ascii="맑은 고딕" w:eastAsia="맑은 고딕" w:hAnsi="맑은 고딕" w:cs="맑은 고딕"/>
-        </w:rPr>
-      </w:pPr>
-      <w:r>
-        <w:rPr>
-          <w:rFonts w:ascii="맑은 고딕" w:eastAsia="맑은 고딕" w:hAnsi="맑은 고딕" w:cs="맑은 고딕" w:hint="eastAsia"/>
-        </w:rPr>
-        <w:t>사정거리(1.5m) 진입 시 AttackWindup 전이</w:t>
-      </w:r>
-    </w:p>
-    <w:p>
-      <w:pPr>
-        <w:pStyle w:val="a30"/>
-        <w:numPr>
-          <w:ilvl w:val="2"/>
-          <w:numId w:val="3"/>
-        </w:numPr>
-        <w:rPr>
-          <w:rFonts w:ascii="맑은 고딕" w:eastAsia="맑은 고딕" w:hAnsi="맑은 고딕" w:cs="맑은 고딕"/>
-        </w:rPr>
-      </w:pPr>
-      <w:r>
-        <w:rPr>
-          <w:rFonts w:ascii="맑은 고딕" w:eastAsia="맑은 고딕" w:hAnsi="맑은 고딕" w:cs="맑은 고딕"/>
-          <w:b/>
-          <w:bCs/>
-        </w:rPr>
-        <w:t>AttackWindup</w:t>
-      </w:r>
-    </w:p>
-    <w:p>
-      <w:pPr>
-        <w:pStyle w:val="a30"/>
-        <w:numPr>
-          <w:ilvl w:val="3"/>
-          <w:numId w:val="3"/>
-        </w:numPr>
-        <w:rPr>
-          <w:rFonts w:ascii="맑은 고딕" w:eastAsia="맑은 고딕" w:hAnsi="맑은 고딕" w:cs="맑은 고딕"/>
-        </w:rPr>
-      </w:pPr>
-      <w:r>
-        <w:rPr>
-          <w:rFonts w:ascii="맑은 고딕" w:eastAsia="맑은 고딕" w:hAnsi="맑은 고딕" w:cs="맑은 고딕" w:hint="eastAsia"/>
-        </w:rPr>
-        <w:t>0.4초 공격 준비(선딜레이)</w:t>
-      </w:r>
-    </w:p>
-    <w:p>
-      <w:pPr>
-        <w:pStyle w:val="a30"/>
-        <w:numPr>
-          <w:ilvl w:val="3"/>
-          <w:numId w:val="3"/>
-        </w:numPr>
-        <w:rPr>
-          <w:rFonts w:ascii="맑은 고딕" w:eastAsia="맑은 고딕" w:hAnsi="맑은 고딕" w:cs="맑은 고딕"/>
-        </w:rPr>
-      </w:pPr>
-      <w:r>
-        <w:rPr>
-          <w:rFonts w:ascii="맑은 고딕" w:eastAsia="맑은 고딕" w:hAnsi="맑은 고딕" w:cs="맑은 고딕" w:hint="eastAsia"/>
-        </w:rPr>
-        <w:t>범위 내 타겟 존재 시 데미지 적용</w:t>
-      </w:r>
-    </w:p>
-    <w:p>
-      <w:pPr>
-        <w:pStyle w:val="a30"/>
-        <w:numPr>
-          <w:ilvl w:val="3"/>
-          <w:numId w:val="3"/>
-        </w:numPr>
-        <w:rPr>
-          <w:rFonts w:ascii="맑은 고딕" w:eastAsia="맑은 고딕" w:hAnsi="맑은 고딕" w:cs="맑은 고딕"/>
-        </w:rPr>
-      </w:pPr>
-      <w:r>
-        <w:rPr>
-          <w:rFonts w:ascii="맑은 고딕" w:eastAsia="맑은 고딕" w:hAnsi="맑은 고딕" w:cs="맑은 고딕" w:hint="eastAsia"/>
-        </w:rPr>
-        <w:t>이후 AttackRecover 전이</w:t>
-      </w:r>
-    </w:p>
-    <w:p>
-      <w:pPr>
-        <w:pStyle w:val="a30"/>
-        <w:numPr>
-          <w:ilvl w:val="2"/>
-          <w:numId w:val="3"/>
-        </w:numPr>
-        <w:rPr>
-          <w:rFonts w:ascii="맑은 고딕" w:eastAsia="맑은 고딕" w:hAnsi="맑은 고딕" w:cs="맑은 고딕"/>
-        </w:rPr>
-      </w:pPr>
-      <w:r>
-        <w:rPr>
-          <w:rFonts w:ascii="맑은 고딕" w:eastAsia="맑은 고딕" w:hAnsi="맑은 고딕" w:cs="맑은 고딕"/>
-          <w:b/>
-          <w:bCs/>
-        </w:rPr>
-        <w:t>AttackRecover</w:t>
-      </w:r>
-    </w:p>
-    <w:p>
-      <w:pPr>
-        <w:pStyle w:val="a30"/>
-        <w:numPr>
-          <w:ilvl w:val="3"/>
-          <w:numId w:val="3"/>
-        </w:numPr>
-        <w:rPr>
-          <w:rFonts w:ascii="맑은 고딕" w:eastAsia="맑은 고딕" w:hAnsi="맑은 고딕" w:cs="맑은 고딕"/>
-        </w:rPr>
-      </w:pPr>
-      <w:r>
-        <w:rPr>
-          <w:rFonts w:ascii="맑은 고딕" w:eastAsia="맑은 고딕" w:hAnsi="맑은 고딕" w:cs="맑은 고딕" w:hint="eastAsia"/>
-        </w:rPr>
-        <w:t>0.6초 회복(후딜레이)</w:t>
-      </w:r>
-    </w:p>
-    <w:p>
-      <w:pPr>
-        <w:pStyle w:val="a30"/>
-        <w:numPr>
-          <w:ilvl w:val="3"/>
-          <w:numId w:val="3"/>
-        </w:numPr>
-        <w:rPr>
-          <w:rFonts w:ascii="맑은 고딕" w:eastAsia="맑은 고딕" w:hAnsi="맑은 고딕" w:cs="맑은 고딕"/>
-        </w:rPr>
-      </w:pPr>
-      <w:r>
-        <w:rPr>
-          <w:rFonts w:ascii="맑은 고딕" w:eastAsia="맑은 고딕" w:hAnsi="맑은 고딕" w:cs="맑은 고딕" w:hint="eastAsia"/>
-        </w:rPr>
-        <w:t>과밀 시 Reposition 전이</w:t>
-      </w:r>
-    </w:p>
-    <w:p>
-      <w:pPr>
-        <w:pStyle w:val="a30"/>
-        <w:numPr>
-          <w:ilvl w:val="3"/>
-          <w:numId w:val="3"/>
-        </w:numPr>
-        <w:rPr>
-          <w:rFonts w:ascii="맑은 고딕" w:eastAsia="맑은 고딕" w:hAnsi="맑은 고딕" w:cs="맑은 고딕"/>
-        </w:rPr>
-      </w:pPr>
-      <w:r>
-        <w:rPr>
-          <w:rFonts w:ascii="맑은 고딕" w:eastAsia="맑은 고딕" w:hAnsi="맑은 고딕" w:cs="맑은 고딕" w:hint="eastAsia"/>
-        </w:rPr>
-        <w:lastRenderedPageBreak/>
-        <w:t>타겟 거리 기반으로 AttackWindup 또는 Chase 전이</w:t>
-      </w:r>
-    </w:p>
-    <w:p>
-      <w:pPr>
-        <w:pStyle w:val="a30"/>
-        <w:numPr>
-          <w:ilvl w:val="2"/>
-          <w:numId w:val="3"/>
-        </w:numPr>
-        <w:rPr>
-          <w:rFonts w:ascii="맑은 고딕" w:eastAsia="맑은 고딕" w:hAnsi="맑은 고딕" w:cs="맑은 고딕"/>
-        </w:rPr>
-      </w:pPr>
-      <w:r>
-        <w:rPr>
-          <w:rFonts w:ascii="맑은 고딕" w:eastAsia="맑은 고딕" w:hAnsi="맑은 고딕" w:cs="맑은 고딕"/>
-          <w:b/>
-          <w:bCs/>
-        </w:rPr>
-        <w:t>Reposition</w:t>
-      </w:r>
-    </w:p>
-    <w:p>
-      <w:pPr>
-        <w:pStyle w:val="a30"/>
-        <w:numPr>
-          <w:ilvl w:val="3"/>
-          <w:numId w:val="3"/>
-        </w:numPr>
-        <w:rPr>
-          <w:rFonts w:ascii="맑은 고딕" w:eastAsia="맑은 고딕" w:hAnsi="맑은 고딕" w:cs="맑은 고딕"/>
-        </w:rPr>
-      </w:pPr>
-      <w:r>
-        <w:rPr>
-          <w:rFonts w:ascii="맑은 고딕" w:eastAsia="맑은 고딕" w:hAnsi="맑은 고딕" w:cs="맑은 고딕" w:hint="eastAsia"/>
-        </w:rPr>
-        <w:t>군집 과밀 해소용 상태</w:t>
-      </w:r>
-    </w:p>
-    <w:p>
-      <w:pPr>
-        <w:pStyle w:val="a30"/>
-        <w:numPr>
-          <w:ilvl w:val="3"/>
-          <w:numId w:val="3"/>
-        </w:numPr>
-        <w:rPr>
-          <w:rFonts w:ascii="맑은 고딕" w:eastAsia="맑은 고딕" w:hAnsi="맑은 고딕" w:cs="맑은 고딕"/>
-        </w:rPr>
-      </w:pPr>
-      <w:r>
-        <w:rPr>
-          <w:rFonts w:ascii="맑은 고딕" w:eastAsia="맑은 고딕" w:hAnsi="맑은 고딕" w:cs="맑은 고딕" w:hint="eastAsia"/>
-        </w:rPr>
-        <w:t>타겟 기준 좌/우 측면 이동</w:t>
-      </w:r>
-    </w:p>
-    <w:p>
-      <w:pPr>
-        <w:pStyle w:val="a30"/>
-        <w:numPr>
-          <w:ilvl w:val="3"/>
-          <w:numId w:val="3"/>
-        </w:numPr>
-        <w:rPr>
-          <w:rFonts w:ascii="맑은 고딕" w:eastAsia="맑은 고딕" w:hAnsi="맑은 고딕" w:cs="맑은 고딕"/>
-        </w:rPr>
-      </w:pPr>
-      <w:r>
-        <w:rPr>
-          <w:rFonts w:ascii="맑은 고딕" w:eastAsia="맑은 고딕" w:hAnsi="맑은 고딕" w:cs="맑은 고딕" w:hint="eastAsia"/>
-        </w:rPr>
-        <w:t>조건 충족 시 전투 상태로 복귀</w:t>
-      </w:r>
-    </w:p>
-    <w:p>
-      <w:pPr>
-        <w:pStyle w:val="a30"/>
-        <w:numPr>
-          <w:ilvl w:val="2"/>
-          <w:numId w:val="3"/>
-        </w:numPr>
-        <w:rPr>
-          <w:rFonts w:ascii="맑은 고딕" w:eastAsia="맑은 고딕" w:hAnsi="맑은 고딕" w:cs="맑은 고딕"/>
-        </w:rPr>
-      </w:pPr>
-      <w:r>
-        <w:rPr>
-          <w:rFonts w:ascii="맑은 고딕" w:eastAsia="맑은 고딕" w:hAnsi="맑은 고딕" w:cs="맑은 고딕"/>
-          <w:b/>
-          <w:bCs/>
-        </w:rPr>
-        <w:t>Return</w:t>
-      </w:r>
-    </w:p>
-    <w:p>
-      <w:pPr>
-        <w:pStyle w:val="a30"/>
-        <w:numPr>
-          <w:ilvl w:val="3"/>
-          <w:numId w:val="3"/>
-        </w:numPr>
-        <w:rPr>
-          <w:rFonts w:ascii="맑은 고딕" w:eastAsia="맑은 고딕" w:hAnsi="맑은 고딕" w:cs="맑은 고딕"/>
-        </w:rPr>
-      </w:pPr>
-      <w:r>
-        <w:rPr>
-          <w:rFonts w:ascii="맑은 고딕" w:eastAsia="맑은 고딕" w:hAnsi="맑은 고딕" w:cs="맑은 고딕" w:hint="eastAsia"/>
-        </w:rPr>
-        <w:t>활동 구역 이탈 시 스폰 위치로 복귀</w:t>
-      </w:r>
-    </w:p>
-    <w:p>
-      <w:pPr>
-        <w:pStyle w:val="a30"/>
-        <w:numPr>
-          <w:ilvl w:val="3"/>
-          <w:numId w:val="3"/>
-        </w:numPr>
-        <w:rPr>
-          <w:rFonts w:ascii="맑은 고딕" w:eastAsia="맑은 고딕" w:hAnsi="맑은 고딕" w:cs="맑은 고딕"/>
-        </w:rPr>
-      </w:pPr>
-      <w:r>
-        <w:rPr>
-          <w:rFonts w:ascii="맑은 고딕" w:eastAsia="맑은 고딕" w:hAnsi="맑은 고딕" w:cs="맑은 고딕" w:hint="eastAsia"/>
-        </w:rPr>
-        <w:t>이동 속도 2.5배</w:t>
-      </w:r>
-    </w:p>
-    <w:p>
-      <w:pPr>
-        <w:pStyle w:val="a30"/>
-        <w:numPr>
-          <w:ilvl w:val="3"/>
-          <w:numId w:val="3"/>
-        </w:numPr>
-        <w:rPr>
-          <w:rFonts w:ascii="맑은 고딕" w:eastAsia="맑은 고딕" w:hAnsi="맑은 고딕" w:cs="맑은 고딕"/>
-        </w:rPr>
-      </w:pPr>
-      <w:r>
-        <w:rPr>
-          <w:rFonts w:ascii="맑은 고딕" w:eastAsia="맑은 고딕" w:hAnsi="맑은 고딕" w:cs="맑은 고딕" w:hint="eastAsia"/>
-        </w:rPr>
-        <w:t>복귀 중 플레이어 감지 시 즉시 재어그로(Chase) 전이</w:t>
-      </w:r>
-    </w:p>
-    <w:p>
-      <w:pPr>
-        <w:pStyle w:val="a30"/>
-        <w:numPr>
-          <w:ilvl w:val="2"/>
-          <w:numId w:val="3"/>
-        </w:numPr>
-        <w:rPr>
-          <w:rFonts w:ascii="맑은 고딕" w:eastAsia="맑은 고딕" w:hAnsi="맑은 고딕" w:cs="맑은 고딕"/>
-        </w:rPr>
-      </w:pPr>
-      <w:r>
-        <w:rPr>
-          <w:rFonts w:ascii="맑은 고딕" w:eastAsia="맑은 고딕" w:hAnsi="맑은 고딕" w:cs="맑은 고딕"/>
-          <w:b/>
-          <w:bCs/>
-        </w:rPr>
-        <w:t>Investigate</w:t>
-      </w:r>
-    </w:p>
-    <w:p>
-      <w:pPr>
-        <w:pStyle w:val="a30"/>
-        <w:numPr>
-          <w:ilvl w:val="3"/>
-          <w:numId w:val="3"/>
-        </w:numPr>
-        <w:rPr>
-          <w:rFonts w:ascii="맑은 고딕" w:eastAsia="맑은 고딕" w:hAnsi="맑은 고딕" w:cs="맑은 고딕"/>
-        </w:rPr>
-      </w:pPr>
-      <w:r>
-        <w:rPr>
-          <w:rFonts w:ascii="맑은 고딕" w:eastAsia="맑은 고딕" w:hAnsi="맑은 고딕" w:cs="맑은 고딕" w:hint="eastAsia"/>
-        </w:rPr>
-        <w:t>그룹 메모리 기반 위치로 이동</w:t>
-      </w:r>
-    </w:p>
-    <w:p>
-      <w:pPr>
-        <w:pStyle w:val="a30"/>
-        <w:numPr>
-          <w:ilvl w:val="3"/>
-          <w:numId w:val="3"/>
-        </w:numPr>
-        <w:rPr>
-          <w:rFonts w:ascii="맑은 고딕" w:eastAsia="맑은 고딕" w:hAnsi="맑은 고딕" w:cs="맑은 고딕"/>
-        </w:rPr>
-      </w:pPr>
-      <w:r>
-        <w:rPr>
-          <w:rFonts w:ascii="맑은 고딕" w:eastAsia="맑은 고딕" w:hAnsi="맑은 고딕" w:cs="맑은 고딕" w:hint="eastAsia"/>
-        </w:rPr>
-        <w:t>직접 타겟 발견 시 Chase 전이</w:t>
-      </w:r>
-    </w:p>
-    <w:p>
-      <w:pPr>
-        <w:pStyle w:val="a30"/>
-        <w:numPr>
-          <w:ilvl w:val="3"/>
-          <w:numId w:val="3"/>
-        </w:numPr>
-        <w:rPr>
-          <w:rFonts w:ascii="맑은 고딕" w:eastAsia="맑은 고딕" w:hAnsi="맑은 고딕" w:cs="맑은 고딕"/>
-        </w:rPr>
-      </w:pPr>
-      <w:r>
-        <w:rPr>
-          <w:rFonts w:ascii="맑은 고딕" w:eastAsia="맑은 고딕" w:hAnsi="맑은 고딕" w:cs="맑은 고딕" w:hint="eastAsia"/>
-        </w:rPr>
-        <w:t>Investigation 실패 시 Return 전이</w:t>
-      </w:r>
-    </w:p>
-    <w:p>
-      <w:pPr>
-        <w:pStyle w:val="a30"/>
-        <w:numPr>
-          <w:ilvl w:val="2"/>
-          <w:numId w:val="3"/>
-        </w:numPr>
-        <w:rPr>
-          <w:rFonts w:ascii="맑은 고딕" w:eastAsia="맑은 고딕" w:hAnsi="맑은 고딕" w:cs="맑은 고딕"/>
-        </w:rPr>
-      </w:pPr>
-      <w:r>
-        <w:rPr>
-          <w:rFonts w:ascii="맑은 고딕" w:eastAsia="맑은 고딕" w:hAnsi="맑은 고딕" w:cs="맑은 고딕"/>
-          <w:b/>
-          <w:bCs/>
-        </w:rPr>
-        <w:t>Dead</w:t>
-      </w:r>
-    </w:p>
-    <w:p>
-      <w:pPr>
-        <w:pStyle w:val="a30"/>
-        <w:numPr>
-          <w:ilvl w:val="3"/>
-          <w:numId w:val="3"/>
-        </w:numPr>
-        <w:rPr>
-          <w:rFonts w:ascii="맑은 고딕" w:eastAsia="맑은 고딕" w:hAnsi="맑은 고딕" w:cs="맑은 고딕"/>
-        </w:rPr>
-      </w:pPr>
-      <w:r>
-        <w:rPr>
-          <w:rFonts w:ascii="맑은 고딕" w:eastAsia="맑은 고딕" w:hAnsi="맑은 고딕" w:cs="맑은 고딕"/>
-        </w:rPr>
-        <w:t>HP &lt;= 0 시 진입</w:t>
-      </w:r>
-    </w:p>
-    <w:p>
-      <w:pPr>
-        <w:pStyle w:val="a30"/>
-        <w:numPr>
-          <w:ilvl w:val="3"/>
-          <w:numId w:val="3"/>
-        </w:numPr>
-        <w:rPr>
-          <w:rFonts w:ascii="맑은 고딕" w:eastAsia="맑은 고딕" w:hAnsi="맑은 고딕" w:cs="맑은 고딕"/>
-        </w:rPr>
-      </w:pPr>
-      <w:r>
-        <w:rPr>
-          <w:rFonts w:ascii="맑은 고딕" w:eastAsia="맑은 고딕" w:hAnsi="맑은 고딕" w:cs="맑은 고딕"/>
-        </w:rPr>
-        <w:t>이후 로직 제외</w:t>
-      </w:r>
-    </w:p>
-    <w:p>
-      <w:pPr>
-        <w:pStyle w:val="a30"/>
+        <w:pStyle w:val="a3"/>
         <w:numPr>
           <w:ilvl w:val="1"/>
-          <w:numId w:val="3"/>
+          <w:numId w:val="4"/>
         </w:numPr>
-        <w:rPr>
-          <w:rFonts w:ascii="맑은 고딕" w:eastAsia="맑은 고딕" w:hAnsi="맑은 고딕" w:cs="맑은 고딕"/>
-        </w:rPr>
-      </w:pPr>
-      <w:r>
-        <w:rPr>
-          <w:rFonts w:ascii="맑은 고딕" w:eastAsia="맑은 고딕" w:hAnsi="맑은 고딕" w:cs="맑은 고딕"/>
-        </w:rPr>
-        <w:t>NpcGroup 기반 시야 공유 시스템</w:t>
-      </w:r>
-    </w:p>
-    <w:p>
-      <w:pPr>
-        <w:pStyle w:val="a30"/>
-        <w:numPr>
-          <w:ilvl w:val="2"/>
-          <w:numId w:val="3"/>
-        </w:numPr>
-        <w:rPr>
-          <w:rFonts w:ascii="맑은 고딕" w:eastAsia="맑은 고딕" w:hAnsi="맑은 고딕" w:cs="맑은 고딕"/>
-        </w:rPr>
-      </w:pPr>
-      <w:r>
-        <w:rPr>
-          <w:rFonts w:ascii="맑은 고딕" w:eastAsia="맑은 고딕" w:hAnsi="맑은 고딕" w:cs="맑은 고딕"/>
-        </w:rPr>
-        <w:t>동일 group id를 가진 Npc끼리 시야 정보를 공유</w:t>
-      </w:r>
-    </w:p>
-    <w:p>
-      <w:pPr>
-        <w:pStyle w:val="a30"/>
-        <w:numPr>
-          <w:ilvl w:val="2"/>
-          <w:numId w:val="3"/>
-        </w:numPr>
-        <w:rPr>
-          <w:rFonts w:ascii="맑은 고딕" w:eastAsia="맑은 고딕" w:hAnsi="맑은 고딕" w:cs="맑은 고딕"/>
-        </w:rPr>
-      </w:pPr>
-      <w:r>
-        <w:rPr>
-          <w:rFonts w:ascii="맑은 고딕" w:eastAsia="맑은 고딕" w:hAnsi="맑은 고딕" w:cs="맑은 고딕"/>
-        </w:rPr>
-        <w:t>한 Npc가 플레이어 발견 시,</w:t>
-      </w:r>
-      <w:r>
-        <w:rPr>
-          <w:rFonts w:ascii="맑은 고딕" w:eastAsia="맑은 고딕" w:hAnsi="맑은 고딕" w:cs="맑은 고딕" w:hint="eastAsia"/>
-        </w:rPr>
-        <w:br/>
-      </w:r>
-      <w:r>
-        <w:rPr>
-          <w:rFonts w:ascii="맑은 고딕" w:eastAsia="맑은 고딕" w:hAnsi="맑은 고딕" w:cs="맑은 고딕"/>
-        </w:rPr>
-        <w:t>reportSight( playerId, position, timeStamp ) 호출로 보고</w:t>
-      </w:r>
-    </w:p>
-    <w:p>
-      <w:pPr>
-        <w:pStyle w:val="a30"/>
-        <w:numPr>
-          <w:ilvl w:val="2"/>
-          <w:numId w:val="3"/>
-        </w:numPr>
-        <w:rPr>
-          <w:rFonts w:ascii="맑은 고딕" w:eastAsia="맑은 고딕" w:hAnsi="맑은 고딕" w:cs="맑은 고딕"/>
-        </w:rPr>
-      </w:pPr>
-      <w:r>
-        <w:rPr>
-          <w:rFonts w:ascii="맑은 고딕" w:eastAsia="맑은 고딕" w:hAnsi="맑은 고딕" w:cs="맑은 고딕"/>
-        </w:rPr>
-        <w:t>그룹 메모리에 기록 (유효 시간: 3초)</w:t>
-      </w:r>
-    </w:p>
-    <w:p>
-      <w:pPr>
-        <w:pStyle w:val="a30"/>
-        <w:numPr>
-          <w:ilvl w:val="1"/>
-          <w:numId w:val="3"/>
-        </w:numPr>
-        <w:rPr>
-          <w:rFonts w:ascii="맑은 고딕" w:eastAsia="맑은 고딕" w:hAnsi="맑은 고딕" w:cs="맑은 고딕"/>
-        </w:rPr>
-      </w:pPr>
-      <w:r>
-        <w:rPr>
-          <w:rFonts w:ascii="맑은 고딕" w:eastAsia="맑은 고딕" w:hAnsi="맑은 고딕" w:cs="맑은 고딕"/>
-        </w:rPr>
-        <w:t>하지만 몇몇 버그들이 존재한다.</w:t>
-      </w:r>
-    </w:p>
-    <w:p>
-      <w:pPr>
-        <w:pStyle w:val="a30"/>
-        <w:numPr>
-          <w:ilvl w:val="0"/>
-          <w:numId w:val="3"/>
-        </w:numPr>
-        <w:rPr>
-          <w:rFonts w:ascii="맑은 고딕" w:eastAsia="맑은 고딕" w:hAnsi="맑은 고딕" w:cs="맑은 고딕"/>
-        </w:rPr>
-      </w:pPr>
-      <w:r>
-        <w:rPr>
-          <w:rFonts w:ascii="맑은 고딕" w:eastAsia="맑은 고딕" w:hAnsi="맑은 고딕" w:cs="맑은 고딕"/>
-        </w:rPr>
-        <w:br w:type="page"/>
-      </w:r>
-    </w:p>
-    <w:p>
-      <w:pPr>
-        <w:spacing w:after="0"/>
-        <w:rPr>
-          <w:szCs w:val="20"/>
-        </w:rPr>
-      </w:pPr>
+        <w:ind w:leftChars="0"/>
+        <w:rPr>
+          <w:rFonts w:hint="eastAsia"/>
+        </w:rPr>
+      </w:pPr>
+      <w:r>
+        <w:rPr>
+          <w:rFonts w:hint="eastAsia"/>
+        </w:rPr>
+        <w:t>중간보스의</w:t>
+      </w:r>
+      <w:r>
+        <w:t xml:space="preserve"> HP가 70% 미만이 되거나 특정 Squad의 생존 인원이 80% 이하로 감소할 경우, 전술 행동이 활성화되도록 구현하였다</w:t>
+      </w:r>
+      <w:r>
+        <w:rPr>
+          <w:rFonts w:hint="eastAsia"/>
+        </w:rPr>
+        <w:t>.</w:t>
+      </w:r>
     </w:p>
     <w:tbl>
       <w:tblPr>
@@ -2336,6 +4956,7 @@
               </w:rPr>
             </w:pPr>
             <w:r>
+              <w:lastRenderedPageBreak/>
               <w:br w:type="page"/>
             </w:r>
             <w:r>
@@ -2344,7 +4965,23 @@
                 <w:b/>
                 <w:sz w:val="22"/>
               </w:rPr>
-              <w:t>문제점 정리</w:t>
+              <w:t>문제점</w:t>
+            </w:r>
+            <w:r>
+              <w:rPr>
+                <w:rFonts w:hint="eastAsia"/>
+                <w:b/>
+                <w:sz w:val="22"/>
+              </w:rPr>
+              <w:t xml:space="preserve"> </w:t>
+            </w:r>
+            <w:r>
+              <w:rPr>
+                <w:rFonts w:hint="eastAsia"/>
+                <w:b/>
+                <w:sz w:val="22"/>
+              </w:rPr>
+              <w:t>정리</w:t>
             </w:r>
           </w:p>
         </w:tc>
@@ -2378,7 +5015,23 @@
                 <w:b/>
                 <w:sz w:val="22"/>
               </w:rPr>
-              <w:t>해결 방안</w:t>
+              <w:t>해결</w:t>
+            </w:r>
+            <w:r>
+              <w:rPr>
+                <w:rFonts w:hint="eastAsia"/>
+                <w:b/>
+                <w:sz w:val="22"/>
+              </w:rPr>
+              <w:t xml:space="preserve"> </w:t>
+            </w:r>
+            <w:r>
+              <w:rPr>
+                <w:rFonts w:hint="eastAsia"/>
+                <w:b/>
+                <w:sz w:val="22"/>
+              </w:rPr>
+              <w:t>방안</w:t>
             </w:r>
           </w:p>
         </w:tc>
@@ -2417,7 +5070,23 @@
                 <w:b/>
                 <w:sz w:val="22"/>
               </w:rPr>
-              <w:t>다음 주차</w:t>
+              <w:t>다음</w:t>
+            </w:r>
+            <w:r>
+              <w:rPr>
+                <w:rFonts w:hint="eastAsia"/>
+                <w:b/>
+                <w:sz w:val="22"/>
+              </w:rPr>
+              <w:t xml:space="preserve"> </w:t>
+            </w:r>
+            <w:r>
+              <w:rPr>
+                <w:rFonts w:hint="eastAsia"/>
+                <w:b/>
+                <w:sz w:val="22"/>
+              </w:rPr>
+              <w:t>주차</w:t>
             </w:r>
           </w:p>
         </w:tc>
@@ -2471,7 +5140,23 @@
                 <w:b/>
                 <w:sz w:val="22"/>
               </w:rPr>
-              <w:t>다음 기간</w:t>
+              <w:t>다음</w:t>
+            </w:r>
+            <w:r>
+              <w:rPr>
+                <w:rFonts w:hint="eastAsia"/>
+                <w:b/>
+                <w:sz w:val="22"/>
+              </w:rPr>
+              <w:t xml:space="preserve"> </w:t>
+            </w:r>
+            <w:r>
+              <w:rPr>
+                <w:rFonts w:hint="eastAsia"/>
+                <w:b/>
+                <w:sz w:val="22"/>
+              </w:rPr>
+              <w:t>기간</w:t>
             </w:r>
           </w:p>
         </w:tc>
@@ -2559,7 +5244,39 @@
                 <w:b/>
                 <w:sz w:val="22"/>
               </w:rPr>
-              <w:t>다음주 할 일</w:t>
+              <w:t>다음주</w:t>
+            </w:r>
+            <w:r>
+              <w:rPr>
+                <w:rFonts w:hint="eastAsia"/>
+                <w:b/>
+                <w:sz w:val="22"/>
+              </w:rPr>
+              <w:t xml:space="preserve"> </w:t>
+            </w:r>
+            <w:r>
+              <w:rPr>
+                <w:rFonts w:hint="eastAsia"/>
+                <w:b/>
+                <w:sz w:val="22"/>
+              </w:rPr>
+              <w:t>할</w:t>
+            </w:r>
+            <w:r>
+              <w:rPr>
+                <w:rFonts w:hint="eastAsia"/>
+                <w:b/>
+                <w:sz w:val="22"/>
+              </w:rPr>
+              <w:t xml:space="preserve"> </w:t>
+            </w:r>
+            <w:r>
+              <w:rPr>
+                <w:rFonts w:hint="eastAsia"/>
+                <w:b/>
+                <w:sz w:val="22"/>
+              </w:rPr>
+              <w:t>일</w:t>
             </w:r>
           </w:p>
         </w:tc>
@@ -2584,8 +5301,28 @@
                 <w:bCs/>
                 <w:szCs w:val="20"/>
               </w:rPr>
-              <w:t>우상훈: 전술 NPC AI 시스템 설계</w:t>
-            </w:r>
+              <w:t>우상훈</w:t>
+            </w:r>
+            <w:r>
+              <w:rPr>
+                <w:rFonts w:hint="eastAsia"/>
+                <w:b/>
+                <w:bCs/>
+                <w:szCs w:val="20"/>
+              </w:rPr>
+              <w:t xml:space="preserve">: </w:t>
+            </w:r>
+            <w:r>
+              <w:rPr>
+                <w:rFonts w:hint="eastAsia"/>
+                <w:b/>
+                <w:bCs/>
+                <w:szCs w:val="20"/>
+              </w:rPr>
+              <w:t>나머지 전술 구현</w:t>
+            </w:r>
+            <w:bookmarkStart w:id="0" w:name="_GoBack"/>
+            <w:bookmarkEnd w:id="0"/>
           </w:p>
           <w:p>
             <w:pPr>
@@ -2602,15 +5339,16 @@
                 <w:bCs/>
                 <w:szCs w:val="20"/>
               </w:rPr>
-              <w:t>장명운: Ragdoll Physics 구현, 스킬 스크립트 설계</w:t>
-            </w:r>
-            <w:r>
-              <w:rPr>
+              <w:t>장명운</w:t>
+            </w:r>
+            <w:r>
+              <w:rPr>
+                <w:rFonts w:hint="eastAsia"/>
                 <w:b/>
                 <w:bCs/>
                 <w:szCs w:val="20"/>
               </w:rPr>
-              <w:br/>
+              <w:t xml:space="preserve">: Ragdoll Physics </w:t>
             </w:r>
             <w:r>
               <w:rPr>
@@ -2619,7 +5357,87 @@
                 <w:bCs/>
                 <w:szCs w:val="20"/>
               </w:rPr>
-              <w:t>이종진: effect</w:t>
+              <w:t>구현</w:t>
+            </w:r>
+            <w:r>
+              <w:rPr>
+                <w:rFonts w:hint="eastAsia"/>
+                <w:b/>
+                <w:bCs/>
+                <w:szCs w:val="20"/>
+              </w:rPr>
+              <w:t xml:space="preserve">, </w:t>
+            </w:r>
+            <w:r>
+              <w:rPr>
+                <w:rFonts w:hint="eastAsia"/>
+                <w:b/>
+                <w:bCs/>
+                <w:szCs w:val="20"/>
+              </w:rPr>
+              <w:t>스킬</w:t>
+            </w:r>
+            <w:r>
+              <w:rPr>
+                <w:rFonts w:hint="eastAsia"/>
+                <w:b/>
+                <w:bCs/>
+                <w:szCs w:val="20"/>
+              </w:rPr>
+              <w:t xml:space="preserve"> </w:t>
+            </w:r>
+            <w:r>
+              <w:rPr>
+                <w:rFonts w:hint="eastAsia"/>
+                <w:b/>
+                <w:bCs/>
+                <w:szCs w:val="20"/>
+              </w:rPr>
+              <w:t>스크립트</w:t>
+            </w:r>
+            <w:r>
+              <w:rPr>
+                <w:rFonts w:hint="eastAsia"/>
+                <w:b/>
+                <w:bCs/>
+                <w:szCs w:val="20"/>
+              </w:rPr>
+              <w:t xml:space="preserve"> </w:t>
+            </w:r>
+            <w:r>
+              <w:rPr>
+                <w:rFonts w:hint="eastAsia"/>
+                <w:b/>
+                <w:bCs/>
+                <w:szCs w:val="20"/>
+              </w:rPr>
+              <w:t>설계</w:t>
+            </w:r>
+            <w:r>
+              <w:rPr>
+                <w:b/>
+                <w:bCs/>
+                <w:szCs w:val="20"/>
+              </w:rPr>
+              <w:br/>
+            </w:r>
+            <w:r>
+              <w:rPr>
+                <w:rFonts w:hint="eastAsia"/>
+                <w:b/>
+                <w:bCs/>
+                <w:szCs w:val="20"/>
+              </w:rPr>
+              <w:t>이종진</w:t>
+            </w:r>
+            <w:r>
+              <w:rPr>
+                <w:rFonts w:hint="eastAsia"/>
+                <w:b/>
+                <w:bCs/>
+                <w:szCs w:val="20"/>
+              </w:rPr>
+              <w:t>: effect</w:t>
             </w:r>
           </w:p>
         </w:tc>
@@ -2702,8 +5520,58 @@
 </w:document>
 </file>
 
+<file path=word/endnotes.xml><?xml version="1.0" encoding="utf-8"?>
+<w:endnotes xmlns:wpc="http://schemas.microsoft.com/office/word/2010/wordprocessingCanvas" xmlns:cx="http://schemas.microsoft.com/office/drawing/2014/chartex" xmlns:cx1="http://schemas.microsoft.com/office/drawing/2015/9/8/chartex" xmlns:cx2="http://schemas.microsoft.com/office/drawing/2015/10/21/chartex" xmlns:cx3="http://schemas.microsoft.com/office/drawing/2016/5/9/chartex" xmlns:cx4="http://schemas.microsoft.com/office/drawing/2016/5/10/chartex" xmlns:cx5="http://schemas.microsoft.com/office/drawing/2016/5/11/chartex" xmlns:cx6="http://schemas.microsoft.com/office/drawing/2016/5/12/chartex" xmlns:cx7="http://schemas.microsoft.com/office/drawing/2016/5/13/chartex" xmlns:cx8="http://schemas.microsoft.com/office/drawing/2016/5/14/chartex" xmlns:mc="http://schemas.openxmlformats.org/markup-compatibility/2006" xmlns:aink="http://schemas.microsoft.com/office/drawing/2016/ink" xmlns:am3d="http://schemas.microsoft.com/office/drawing/2017/model3d" xmlns:o="urn:schemas-microsoft-com:office:office" xmlns:r="http://schemas.openxmlformats.org/officeDocument/2006/relationships" xmlns:m="http://schemas.openxmlformats.org/officeDocument/2006/math" xmlns:v="urn:schemas-microsoft-com:vml" xmlns:wp14="http://schemas.microsoft.com/office/word/2010/wordprocessingDrawing" xmlns:wp="http://schemas.openxmlformats.org/drawingml/2006/wordprocessingDrawing" xmlns:w10="urn:schemas-microsoft-com:office:word" xmlns:w="http://schemas.openxmlformats.org/wordprocessingml/2006/main" xmlns:w14="http://schemas.microsoft.com/office/word/2010/wordml" xmlns:w15="http://schemas.microsoft.com/office/word/2012/wordml" xmlns:w16cid="http://schemas.microsoft.com/office/word/2016/wordml/cid" xmlns:w16se="http://schemas.microsoft.com/office/word/2015/wordml/symex" xmlns:wpg="http://schemas.microsoft.com/office/word/2010/wordprocessingGroup" xmlns:wpi="http://schemas.microsoft.com/office/word/2010/wordprocessingInk" xmlns:wne="http://schemas.microsoft.com/office/word/2006/wordml" xmlns:wps="http://schemas.microsoft.com/office/word/2010/wordprocessingShape" mc:Ignorable="w14 w15 w16se w16cid wp14">
+  <w:endnote w:type="separator" w:id="-1">
+    <w:p>
+      <w:pPr>
+        <w:spacing w:after="0" w:line="240" w:lineRule="auto"/>
+      </w:pPr>
+      <w:r>
+        <w:separator/>
+      </w:r>
+    </w:p>
+  </w:endnote>
+  <w:endnote w:type="continuationSeparator" w:id="0">
+    <w:p>
+      <w:pPr>
+        <w:spacing w:after="0" w:line="240" w:lineRule="auto"/>
+      </w:pPr>
+      <w:r>
+        <w:continuationSeparator/>
+      </w:r>
+    </w:p>
+  </w:endnote>
+</w:endnotes>
+</file>
+
+<file path=word/footnotes.xml><?xml version="1.0" encoding="utf-8"?>
+<w:footnotes xmlns:wpc="http://schemas.microsoft.com/office/word/2010/wordprocessingCanvas" xmlns:cx="http://schemas.microsoft.com/office/drawing/2014/chartex" xmlns:cx1="http://schemas.microsoft.com/office/drawing/2015/9/8/chartex" xmlns:cx2="http://schemas.microsoft.com/office/drawing/2015/10/21/chartex" xmlns:cx3="http://schemas.microsoft.com/office/drawing/2016/5/9/chartex" xmlns:cx4="http://schemas.microsoft.com/office/drawing/2016/5/10/chartex" xmlns:cx5="http://schemas.microsoft.com/office/drawing/2016/5/11/chartex" xmlns:cx6="http://schemas.microsoft.com/office/drawing/2016/5/12/chartex" xmlns:cx7="http://schemas.microsoft.com/office/drawing/2016/5/13/chartex" xmlns:cx8="http://schemas.microsoft.com/office/drawing/2016/5/14/chartex" xmlns:mc="http://schemas.openxmlformats.org/markup-compatibility/2006" xmlns:aink="http://schemas.microsoft.com/office/drawing/2016/ink" xmlns:am3d="http://schemas.microsoft.com/office/drawing/2017/model3d" xmlns:o="urn:schemas-microsoft-com:office:office" xmlns:r="http://schemas.openxmlformats.org/officeDocument/2006/relationships" xmlns:m="http://schemas.openxmlformats.org/officeDocument/2006/math" xmlns:v="urn:schemas-microsoft-com:vml" xmlns:wp14="http://schemas.microsoft.com/office/word/2010/wordprocessingDrawing" xmlns:wp="http://schemas.openxmlformats.org/drawingml/2006/wordprocessingDrawing" xmlns:w10="urn:schemas-microsoft-com:office:word" xmlns:w="http://schemas.openxmlformats.org/wordprocessingml/2006/main" xmlns:w14="http://schemas.microsoft.com/office/word/2010/wordml" xmlns:w15="http://schemas.microsoft.com/office/word/2012/wordml" xmlns:w16cid="http://schemas.microsoft.com/office/word/2016/wordml/cid" xmlns:w16se="http://schemas.microsoft.com/office/word/2015/wordml/symex" xmlns:wpg="http://schemas.microsoft.com/office/word/2010/wordprocessingGroup" xmlns:wpi="http://schemas.microsoft.com/office/word/2010/wordprocessingInk" xmlns:wne="http://schemas.microsoft.com/office/word/2006/wordml" xmlns:wps="http://schemas.microsoft.com/office/word/2010/wordprocessingShape" mc:Ignorable="w14 w15 w16se w16cid wp14">
+  <w:footnote w:type="separator" w:id="-1">
+    <w:p>
+      <w:pPr>
+        <w:spacing w:after="0" w:line="240" w:lineRule="auto"/>
+      </w:pPr>
+      <w:r>
+        <w:separator/>
+      </w:r>
+    </w:p>
+  </w:footnote>
+  <w:footnote w:type="continuationSeparator" w:id="0">
+    <w:p>
+      <w:pPr>
+        <w:spacing w:after="0" w:line="240" w:lineRule="auto"/>
+      </w:pPr>
+      <w:r>
+        <w:continuationSeparator/>
+      </w:r>
+    </w:p>
+  </w:footnote>
+</w:footnotes>
+</file>
+
 <file path=word/numbering.xml><?xml version="1.0" encoding="utf-8"?>
-<w:numbering xmlns:wpc="http://schemas.microsoft.com/office/word/2010/wordprocessingCanvas" xmlns:cx="http://schemas.microsoft.com/office/drawing/2014/chartex" xmlns:cx1="http://schemas.microsoft.com/office/drawing/2015/9/8/chartex" xmlns:cx2="http://schemas.microsoft.com/office/drawing/2015/10/21/chartex" xmlns:cx3="http://schemas.microsoft.com/office/drawing/2016/5/9/chartex" xmlns:cx4="http://schemas.microsoft.com/office/drawing/2016/5/10/chartex" xmlns:cx5="http://schemas.microsoft.com/office/drawing/2016/5/11/chartex" xmlns:cx6="http://schemas.microsoft.com/office/drawing/2016/5/12/chartex" xmlns:cx7="http://schemas.microsoft.com/office/drawing/2016/5/13/chartex" xmlns:cx8="http://schemas.microsoft.com/office/drawing/2016/5/14/chartex" xmlns:mc="http://schemas.openxmlformats.org/markup-compatibility/2006" xmlns:aink="http://schemas.microsoft.com/office/drawing/2016/ink" xmlns:am3d="http://schemas.microsoft.com/office/drawing/2017/model3d" xmlns:o="urn:schemas-microsoft-com:office:office" xmlns:oel="http://schemas.microsoft.com/office/2019/extlst" xmlns:r="http://schemas.openxmlformats.org/officeDocument/2006/relationships" xmlns:m="http://schemas.openxmlformats.org/officeDocument/2006/math" xmlns:v="urn:schemas-microsoft-com:vml" xmlns:wp14="http://schemas.microsoft.com/office/word/2010/wordprocessingDrawing" xmlns:wp="http://schemas.openxmlformats.org/drawingml/2006/wordprocessingDrawing" xmlns:w10="urn:schemas-microsoft-com:office:word" xmlns:w="http://schemas.openxmlformats.org/wordprocessingml/2006/main" xmlns:w14="http://schemas.microsoft.com/office/word/2010/wordml" xmlns:w15="http://schemas.microsoft.com/office/word/2012/wordml" xmlns:w16cex="http://schemas.microsoft.com/office/word/2018/wordml/cex" xmlns:w16cid="http://schemas.microsoft.com/office/word/2016/wordml/cid" xmlns:w16="http://schemas.microsoft.com/office/word/2018/wordml" xmlns:w16du="http://schemas.microsoft.com/office/word/2023/wordml/word16du" xmlns:w16sdtdh="http://schemas.microsoft.com/office/word/2020/wordml/sdtdatahash" xmlns:w16sdtfl="http://schemas.microsoft.com/office/word/2024/wordml/sdtformatlock" xmlns:w16se="http://schemas.microsoft.com/office/word/2015/wordml/symex" xmlns:wpg="http://schemas.microsoft.com/office/word/2010/wordprocessingGroup" xmlns:wpi="http://schemas.microsoft.com/office/word/2010/wordprocessingInk" xmlns:wne="http://schemas.microsoft.com/office/word/2006/wordml" xmlns:wps="http://schemas.microsoft.com/office/word/2010/wordprocessingShape" mc:Ignorable="w14 w15 w16se w16cid w16 w16cex w16sdtdh w16sdtfl w16du wp14">
+<w:numbering xmlns:wpc="http://schemas.microsoft.com/office/word/2010/wordprocessingCanvas" xmlns:cx="http://schemas.microsoft.com/office/drawing/2014/chartex" xmlns:cx1="http://schemas.microsoft.com/office/drawing/2015/9/8/chartex" xmlns:cx2="http://schemas.microsoft.com/office/drawing/2015/10/21/chartex" xmlns:cx3="http://schemas.microsoft.com/office/drawing/2016/5/9/chartex" xmlns:cx4="http://schemas.microsoft.com/office/drawing/2016/5/10/chartex" xmlns:cx5="http://schemas.microsoft.com/office/drawing/2016/5/11/chartex" xmlns:cx6="http://schemas.microsoft.com/office/drawing/2016/5/12/chartex" xmlns:cx7="http://schemas.microsoft.com/office/drawing/2016/5/13/chartex" xmlns:cx8="http://schemas.microsoft.com/office/drawing/2016/5/14/chartex" xmlns:mc="http://schemas.openxmlformats.org/markup-compatibility/2006" xmlns:aink="http://schemas.microsoft.com/office/drawing/2016/ink" xmlns:am3d="http://schemas.microsoft.com/office/drawing/2017/model3d" xmlns:o="urn:schemas-microsoft-com:office:office" xmlns:r="http://schemas.openxmlformats.org/officeDocument/2006/relationships" xmlns:m="http://schemas.openxmlformats.org/officeDocument/2006/math" xmlns:v="urn:schemas-microsoft-com:vml" xmlns:wp14="http://schemas.microsoft.com/office/word/2010/wordprocessingDrawing" xmlns:wp="http://schemas.openxmlformats.org/drawingml/2006/wordprocessingDrawing" xmlns:w10="urn:schemas-microsoft-com:office:word" xmlns:w="http://schemas.openxmlformats.org/wordprocessingml/2006/main" xmlns:w14="http://schemas.microsoft.com/office/word/2010/wordml" xmlns:w15="http://schemas.microsoft.com/office/word/2012/wordml" xmlns:w16cid="http://schemas.microsoft.com/office/word/2016/wordml/cid" xmlns:w16se="http://schemas.microsoft.com/office/word/2015/wordml/symex" xmlns:wpg="http://schemas.microsoft.com/office/word/2010/wordprocessingGroup" xmlns:wpi="http://schemas.microsoft.com/office/word/2010/wordprocessingInk" xmlns:wne="http://schemas.microsoft.com/office/word/2006/wordml" xmlns:wps="http://schemas.microsoft.com/office/word/2010/wordprocessingShape" mc:Ignorable="w14 w15 w16se w16cid wp14">
   <w:abstractNum w:abstractNumId="0" w15:restartNumberingAfterBreak="0">
     <w:nsid w:val="FB7FFFD0"/>
     <w:multiLevelType w:val="hybridMultilevel"/>
@@ -3021,20 +5889,203 @@
       </w:rPr>
     </w:lvl>
   </w:abstractNum>
-  <w:num w:numId="1" w16cid:durableId="784928999">
+  <w:abstractNum w:abstractNumId="3" w15:restartNumberingAfterBreak="0">
+    <w:nsid w:val="44FA734B"/>
+    <w:multiLevelType w:val="hybridMultilevel"/>
+    <w:tmpl w:val="C8F2AAB6"/>
+    <w:lvl w:ilvl="0" w:tplc="ECC6FA66">
+      <w:start w:val="1"/>
+      <w:numFmt w:val="decimal"/>
+      <w:lvlText w:val="%1."/>
+      <w:lvlJc w:val="left"/>
+      <w:pPr>
+        <w:ind w:left="760" w:hanging="360"/>
+      </w:pPr>
+      <w:rPr>
+        <w:rFonts w:hint="default"/>
+      </w:rPr>
+    </w:lvl>
+    <w:lvl w:ilvl="1" w:tplc="04090019">
+      <w:start w:val="1"/>
+      <w:numFmt w:val="upperLetter"/>
+      <w:lvlText w:val="%2."/>
+      <w:lvlJc w:val="left"/>
+      <w:pPr>
+        <w:ind w:left="1200" w:hanging="400"/>
+      </w:pPr>
+    </w:lvl>
+    <w:lvl w:ilvl="2" w:tplc="0409001B">
+      <w:start w:val="1"/>
+      <w:numFmt w:val="lowerRoman"/>
+      <w:lvlText w:val="%3."/>
+      <w:lvlJc w:val="right"/>
+      <w:pPr>
+        <w:ind w:left="1600" w:hanging="400"/>
+      </w:pPr>
+    </w:lvl>
+    <w:lvl w:ilvl="3" w:tplc="0409000F" w:tentative="1">
+      <w:start w:val="1"/>
+      <w:numFmt w:val="decimal"/>
+      <w:lvlText w:val="%4."/>
+      <w:lvlJc w:val="left"/>
+      <w:pPr>
+        <w:ind w:left="2000" w:hanging="400"/>
+      </w:pPr>
+    </w:lvl>
+    <w:lvl w:ilvl="4" w:tplc="04090019" w:tentative="1">
+      <w:start w:val="1"/>
+      <w:numFmt w:val="upperLetter"/>
+      <w:lvlText w:val="%5."/>
+      <w:lvlJc w:val="left"/>
+      <w:pPr>
+        <w:ind w:left="2400" w:hanging="400"/>
+      </w:pPr>
+    </w:lvl>
+    <w:lvl w:ilvl="5" w:tplc="0409001B" w:tentative="1">
+      <w:start w:val="1"/>
+      <w:numFmt w:val="lowerRoman"/>
+      <w:lvlText w:val="%6."/>
+      <w:lvlJc w:val="right"/>
+      <w:pPr>
+        <w:ind w:left="2800" w:hanging="400"/>
+      </w:pPr>
+    </w:lvl>
+    <w:lvl w:ilvl="6" w:tplc="0409000F" w:tentative="1">
+      <w:start w:val="1"/>
+      <w:numFmt w:val="decimal"/>
+      <w:lvlText w:val="%7."/>
+      <w:lvlJc w:val="left"/>
+      <w:pPr>
+        <w:ind w:left="3200" w:hanging="400"/>
+      </w:pPr>
+    </w:lvl>
+    <w:lvl w:ilvl="7" w:tplc="04090019" w:tentative="1">
+      <w:start w:val="1"/>
+      <w:numFmt w:val="upperLetter"/>
+      <w:lvlText w:val="%8."/>
+      <w:lvlJc w:val="left"/>
+      <w:pPr>
+        <w:ind w:left="3600" w:hanging="400"/>
+      </w:pPr>
+    </w:lvl>
+    <w:lvl w:ilvl="8" w:tplc="0409001B" w:tentative="1">
+      <w:start w:val="1"/>
+      <w:numFmt w:val="lowerRoman"/>
+      <w:lvlText w:val="%9."/>
+      <w:lvlJc w:val="right"/>
+      <w:pPr>
+        <w:ind w:left="4000" w:hanging="400"/>
+      </w:pPr>
+    </w:lvl>
+  </w:abstractNum>
+  <w:abstractNum w:abstractNumId="4" w15:restartNumberingAfterBreak="0">
+    <w:nsid w:val="53E00A2E"/>
+    <w:multiLevelType w:val="hybridMultilevel"/>
+    <w:tmpl w:val="09988630"/>
+    <w:lvl w:ilvl="0" w:tplc="F3DE144C">
+      <w:numFmt w:val="decimal"/>
+      <w:lvlText w:val="%1"/>
+      <w:lvlJc w:val="left"/>
+      <w:pPr>
+        <w:ind w:left="760" w:hanging="360"/>
+      </w:pPr>
+      <w:rPr>
+        <w:rFonts w:hint="default"/>
+      </w:rPr>
+    </w:lvl>
+    <w:lvl w:ilvl="1" w:tplc="04090019" w:tentative="1">
+      <w:start w:val="1"/>
+      <w:numFmt w:val="upperLetter"/>
+      <w:lvlText w:val="%2."/>
+      <w:lvlJc w:val="left"/>
+      <w:pPr>
+        <w:ind w:left="1200" w:hanging="400"/>
+      </w:pPr>
+    </w:lvl>
+    <w:lvl w:ilvl="2" w:tplc="0409001B" w:tentative="1">
+      <w:start w:val="1"/>
+      <w:numFmt w:val="lowerRoman"/>
+      <w:lvlText w:val="%3."/>
+      <w:lvlJc w:val="right"/>
+      <w:pPr>
+        <w:ind w:left="1600" w:hanging="400"/>
+      </w:pPr>
+    </w:lvl>
+    <w:lvl w:ilvl="3" w:tplc="0409000F" w:tentative="1">
+      <w:start w:val="1"/>
+      <w:numFmt w:val="decimal"/>
+      <w:lvlText w:val="%4."/>
+      <w:lvlJc w:val="left"/>
+      <w:pPr>
+        <w:ind w:left="2000" w:hanging="400"/>
+      </w:pPr>
+    </w:lvl>
+    <w:lvl w:ilvl="4" w:tplc="04090019" w:tentative="1">
+      <w:start w:val="1"/>
+      <w:numFmt w:val="upperLetter"/>
+      <w:lvlText w:val="%5."/>
+      <w:lvlJc w:val="left"/>
+      <w:pPr>
+        <w:ind w:left="2400" w:hanging="400"/>
+      </w:pPr>
+    </w:lvl>
+    <w:lvl w:ilvl="5" w:tplc="0409001B" w:tentative="1">
+      <w:start w:val="1"/>
+      <w:numFmt w:val="lowerRoman"/>
+      <w:lvlText w:val="%6."/>
+      <w:lvlJc w:val="right"/>
+      <w:pPr>
+        <w:ind w:left="2800" w:hanging="400"/>
+      </w:pPr>
+    </w:lvl>
+    <w:lvl w:ilvl="6" w:tplc="0409000F" w:tentative="1">
+      <w:start w:val="1"/>
+      <w:numFmt w:val="decimal"/>
+      <w:lvlText w:val="%7."/>
+      <w:lvlJc w:val="left"/>
+      <w:pPr>
+        <w:ind w:left="3200" w:hanging="400"/>
+      </w:pPr>
+    </w:lvl>
+    <w:lvl w:ilvl="7" w:tplc="04090019" w:tentative="1">
+      <w:start w:val="1"/>
+      <w:numFmt w:val="upperLetter"/>
+      <w:lvlText w:val="%8."/>
+      <w:lvlJc w:val="left"/>
+      <w:pPr>
+        <w:ind w:left="3600" w:hanging="400"/>
+      </w:pPr>
+    </w:lvl>
+    <w:lvl w:ilvl="8" w:tplc="0409001B" w:tentative="1">
+      <w:start w:val="1"/>
+      <w:numFmt w:val="lowerRoman"/>
+      <w:lvlText w:val="%9."/>
+      <w:lvlJc w:val="right"/>
+      <w:pPr>
+        <w:ind w:left="4000" w:hanging="400"/>
+      </w:pPr>
+    </w:lvl>
+  </w:abstractNum>
+  <w:num w:numId="1">
     <w:abstractNumId w:val="1"/>
   </w:num>
-  <w:num w:numId="2" w16cid:durableId="462427165">
+  <w:num w:numId="2">
     <w:abstractNumId w:val="2"/>
   </w:num>
-  <w:num w:numId="3" w16cid:durableId="358703647">
+  <w:num w:numId="3">
     <w:abstractNumId w:val="0"/>
+  </w:num>
+  <w:num w:numId="4">
+    <w:abstractNumId w:val="3"/>
+  </w:num>
+  <w:num w:numId="5">
+    <w:abstractNumId w:val="4"/>
   </w:num>
 </w:numbering>
 </file>
 
 <file path=word/styles.xml><?xml version="1.0" encoding="utf-8"?>
-<w:styles xmlns:mc="http://schemas.openxmlformats.org/markup-compatibility/2006" xmlns:r="http://schemas.openxmlformats.org/officeDocument/2006/relationships" xmlns:w="http://schemas.openxmlformats.org/wordprocessingml/2006/main" xmlns:w14="http://schemas.microsoft.com/office/word/2010/wordml" xmlns:w15="http://schemas.microsoft.com/office/word/2012/wordml" xmlns:w16cex="http://schemas.microsoft.com/office/word/2018/wordml/cex" xmlns:w16cid="http://schemas.microsoft.com/office/word/2016/wordml/cid" xmlns:w16="http://schemas.microsoft.com/office/word/2018/wordml" xmlns:w16du="http://schemas.microsoft.com/office/word/2023/wordml/word16du" xmlns:w16sdtdh="http://schemas.microsoft.com/office/word/2020/wordml/sdtdatahash" xmlns:w16sdtfl="http://schemas.microsoft.com/office/word/2024/wordml/sdtformatlock" xmlns:w16se="http://schemas.microsoft.com/office/word/2015/wordml/symex" mc:Ignorable="w14 w15 w16se w16cid w16 w16cex w16sdtdh w16sdtfl w16du">
+<w:styles xmlns:mc="http://schemas.openxmlformats.org/markup-compatibility/2006" xmlns:r="http://schemas.openxmlformats.org/officeDocument/2006/relationships" xmlns:w="http://schemas.openxmlformats.org/wordprocessingml/2006/main" xmlns:w14="http://schemas.microsoft.com/office/word/2010/wordml" xmlns:w15="http://schemas.microsoft.com/office/word/2012/wordml" xmlns:w16cid="http://schemas.microsoft.com/office/word/2016/wordml/cid" xmlns:w16se="http://schemas.microsoft.com/office/word/2015/wordml/symex" mc:Ignorable="w14 w15 w16se w16cid">
   <w:docDefaults>
     <w:rPrDefault>
       <w:rPr>
@@ -3051,7 +6102,7 @@
       </w:pPr>
     </w:pPrDefault>
   </w:docDefaults>
-  <w:latentStyles w:defLockedState="0" w:defUIPriority="0" w:defSemiHidden="0" w:defUnhideWhenUsed="0" w:defQFormat="0" w:count="376">
+  <w:latentStyles w:defLockedState="0" w:defUIPriority="0" w:defSemiHidden="0" w:defUnhideWhenUsed="0" w:defQFormat="0" w:count="375">
     <w:lsdException w:name="Normal" w:qFormat="1"/>
     <w:lsdException w:name="heading 1" w:uiPriority="9" w:qFormat="1"/>
     <w:lsdException w:name="heading 2" w:semiHidden="1" w:uiPriority="9" w:unhideWhenUsed="1" w:qFormat="1"/>
@@ -3206,6 +6257,7 @@
     <w:lsdException w:name="Table Web 2" w:semiHidden="1" w:unhideWhenUsed="1"/>
     <w:lsdException w:name="Table Web 3" w:semiHidden="1" w:unhideWhenUsed="1"/>
     <w:lsdException w:name="Balloon Text" w:semiHidden="1" w:unhideWhenUsed="1"/>
+    <w:lsdException w:name="Table Grid" w:uiPriority="39"/>
     <w:lsdException w:name="Table Theme" w:semiHidden="1" w:unhideWhenUsed="1"/>
     <w:lsdException w:name="Placeholder Text" w:semiHidden="1"/>
     <w:lsdException w:name="No Spacing" w:uiPriority="1" w:qFormat="1"/>
@@ -3230,7 +6282,7 @@
     <w:lsdException w:name="Medium Shading 2 Accent 1"/>
     <w:lsdException w:name="Medium List 1 Accent 1"/>
     <w:lsdException w:name="Revision" w:semiHidden="1"/>
-    <w:lsdException w:name="List Paragraph" w:qFormat="1"/>
+    <w:lsdException w:name="List Paragraph" w:uiPriority="34" w:qFormat="1"/>
     <w:lsdException w:name="Quote" w:qFormat="1"/>
     <w:lsdException w:name="Intense Quote" w:qFormat="1"/>
     <w:lsdException w:name="Medium List 2 Accent 1"/>
@@ -3322,7 +6374,6 @@
     <w:lsdException w:name="Smart Hyperlink" w:semiHidden="1" w:unhideWhenUsed="1"/>
     <w:lsdException w:name="Hashtag" w:semiHidden="1" w:unhideWhenUsed="1"/>
     <w:lsdException w:name="Unresolved Mention" w:semiHidden="1" w:unhideWhenUsed="1"/>
-    <w:lsdException w:name="Smart Link" w:semiHidden="1" w:unhideWhenUsed="1"/>
   </w:latentStyles>
   <w:style w:type="paragraph" w:default="1" w:styleId="a">
     <w:name w:val="Normal"/>
@@ -3469,6 +6520,25 @@
     <w:name w:val="표 구분선2"/>
     <w:basedOn w:val="a1"/>
     <w:uiPriority w:val="39"/>
+    <w:pPr>
+      <w:spacing w:after="0" w:line="240" w:lineRule="auto"/>
+    </w:pPr>
+    <w:tblPr>
+      <w:tblBorders>
+        <w:top w:val="single" w:sz="4" w:space="0" w:color="auto"/>
+        <w:left w:val="single" w:sz="4" w:space="0" w:color="auto"/>
+        <w:bottom w:val="single" w:sz="4" w:space="0" w:color="auto"/>
+        <w:right w:val="single" w:sz="4" w:space="0" w:color="auto"/>
+        <w:insideH w:val="single" w:sz="4" w:space="0" w:color="auto"/>
+        <w:insideV w:val="single" w:sz="4" w:space="0" w:color="auto"/>
+      </w:tblBorders>
+    </w:tblPr>
+  </w:style>
+  <w:style w:type="table" w:styleId="a8">
+    <w:name w:val="Table Grid"/>
+    <w:basedOn w:val="a1"/>
+    <w:uiPriority w:val="39"/>
+    <w:rsid w:val="003278D3"/>
     <w:pPr>
       <w:spacing w:after="0" w:line="240" w:lineRule="auto"/>
     </w:pPr>
